--- a/engine/airarabia_study/AIRARABIA_Valuation_Study_09-08-2026_public.docx
+++ b/engine/airarabia_study/AIRARABIA_Valuation_Study_09-08-2026_public.docx
@@ -225,7 +225,7 @@
           <w:color w:val="1C3A36"/>
           <w:sz w:val="21"/>
         </w:rPr>
-        <w:t xml:space="preserve">Fair value clusters at AED 3.86 per share on the base framing and AED 4.12 with the joint-venture network capitalised — against a market price of AED 5.24. </w:t>
+        <w:t xml:space="preserve">Fair value clusters at AED 3.61 per share on the base framing and AED 3.86 with the joint-venture network capitalised — against a market price of AED 5.24. </w:t>
       </w:r>
       <w:r>
         <w:rPr>
@@ -234,7 +234,7 @@
           <w:color w:val="1C3A36"/>
           <w:sz w:val="21"/>
         </w:rPr>
-        <w:t>The market is paying roughly a fifth more than the base fundamental value; the gap is, in large part, a price on two things this study deliberately prices both ways: cheaper fuel from 2027 and the five equity-accounted airlines the balance sheet carries at less than two times their annual profit contribution.</w:t>
+        <w:t>The market is paying about +45% above the base fundamental central (equivalently, the central sits -31% below the market — the same figure the summary table carries); the gap is, in large part, a price on two things this study deliberately prices both ways: cheaper fuel from 2027 and the five equity-accounted airlines the balance sheet carries at less than two times their annual profit contribution.</w:t>
       </w:r>
     </w:p>
     <w:p>
@@ -439,7 +439,7 @@
                 <w:color w:val="1C3A36"/>
                 <w:sz w:val="18"/>
               </w:rPr>
-              <w:t>Discounted cash flow (primary) · terminal value 86% of EV</w:t>
+              <w:t>Discounted cash flow (primary) · terminal value 94% of EV</w:t>
             </w:r>
           </w:p>
         </w:tc>
@@ -457,7 +457,7 @@
                 <w:color w:val="1C3A36"/>
                 <w:sz w:val="18"/>
               </w:rPr>
-              <w:t>0.81</w:t>
+              <w:t>0.47</w:t>
             </w:r>
           </w:p>
         </w:tc>
@@ -475,7 +475,7 @@
                 <w:color w:val="1C3A36"/>
                 <w:sz w:val="18"/>
               </w:rPr>
-              <w:t>3.83</w:t>
+              <w:t>3.51</w:t>
             </w:r>
           </w:p>
         </w:tc>
@@ -493,7 +493,7 @@
                 <w:color w:val="1C3A36"/>
                 <w:sz w:val="18"/>
               </w:rPr>
-              <w:t>7.53</w:t>
+              <w:t>7.23</w:t>
             </w:r>
           </w:p>
         </w:tc>
@@ -529,7 +529,7 @@
                 <w:color w:val="1C3A36"/>
                 <w:sz w:val="18"/>
               </w:rPr>
-              <w:t>-27%</w:t>
+              <w:t>-33%</w:t>
             </w:r>
           </w:p>
         </w:tc>
@@ -566,7 +566,7 @@
                 <w:color w:val="1C3A36"/>
                 <w:sz w:val="18"/>
               </w:rPr>
-              <w:t>3.20</w:t>
+              <w:t>3.01</w:t>
             </w:r>
           </w:p>
         </w:tc>
@@ -584,7 +584,7 @@
                 <w:color w:val="1C3A36"/>
                 <w:sz w:val="18"/>
               </w:rPr>
-              <w:t>3.85</w:t>
+              <w:t>3.60</w:t>
             </w:r>
           </w:p>
         </w:tc>
@@ -602,7 +602,7 @@
                 <w:color w:val="1C3A36"/>
                 <w:sz w:val="18"/>
               </w:rPr>
-              <w:t>4.51</w:t>
+              <w:t>4.19</w:t>
             </w:r>
           </w:p>
         </w:tc>
@@ -638,7 +638,7 @@
                 <w:color w:val="1C3A36"/>
                 <w:sz w:val="18"/>
               </w:rPr>
-              <w:t>-26%</w:t>
+              <w:t>-31%</w:t>
             </w:r>
           </w:p>
         </w:tc>
@@ -675,7 +675,7 @@
                 <w:color w:val="1C3A36"/>
                 <w:sz w:val="18"/>
               </w:rPr>
-              <w:t>2.82</w:t>
+              <w:t>2.61</w:t>
             </w:r>
           </w:p>
         </w:tc>
@@ -693,7 +693,7 @@
                 <w:color w:val="1C3A36"/>
                 <w:sz w:val="18"/>
               </w:rPr>
-              <w:t>3.76</w:t>
+              <w:t>3.45</w:t>
             </w:r>
           </w:p>
         </w:tc>
@@ -711,7 +711,7 @@
                 <w:color w:val="1C3A36"/>
                 <w:sz w:val="18"/>
               </w:rPr>
-              <w:t>4.70</w:t>
+              <w:t>4.30</w:t>
             </w:r>
           </w:p>
         </w:tc>
@@ -747,7 +747,7 @@
                 <w:color w:val="1C3A36"/>
                 <w:sz w:val="18"/>
               </w:rPr>
-              <w:t>-28%</w:t>
+              <w:t>-34%</w:t>
             </w:r>
           </w:p>
         </w:tc>
@@ -784,7 +784,7 @@
                 <w:color w:val="1C3A36"/>
                 <w:sz w:val="18"/>
               </w:rPr>
-              <w:t>3.62</w:t>
+              <w:t>3.18</w:t>
             </w:r>
           </w:p>
         </w:tc>
@@ -820,7 +820,7 @@
                 <w:color w:val="1C3A36"/>
                 <w:sz w:val="18"/>
               </w:rPr>
-              <w:t>4.70</w:t>
+              <w:t>4.71</w:t>
             </w:r>
           </w:p>
         </w:tc>
@@ -877,7 +877,7 @@
                 <w:color w:val="1C3A36"/>
                 <w:sz w:val="18"/>
               </w:rPr>
-              <w:t>Weighted central</w:t>
+              <w:t>Weighted central (range weighted like the base)</w:t>
             </w:r>
           </w:p>
         </w:tc>
@@ -897,7 +897,7 @@
                 <w:color w:val="1C3A36"/>
                 <w:sz w:val="18"/>
               </w:rPr>
-              <w:t>0.81</w:t>
+              <w:t>1.81</w:t>
             </w:r>
           </w:p>
         </w:tc>
@@ -917,7 +917,7 @@
                 <w:color w:val="1C3A36"/>
                 <w:sz w:val="18"/>
               </w:rPr>
-              <w:t>3.86</w:t>
+              <w:t>3.61</w:t>
             </w:r>
           </w:p>
         </w:tc>
@@ -937,7 +937,7 @@
                 <w:color w:val="1C3A36"/>
                 <w:sz w:val="18"/>
               </w:rPr>
-              <w:t>7.53</w:t>
+              <w:t>5.66</w:t>
             </w:r>
           </w:p>
         </w:tc>
@@ -977,7 +977,116 @@
                 <w:color w:val="1C3A36"/>
                 <w:sz w:val="18"/>
               </w:rPr>
-              <w:t>-26%</w:t>
+              <w:t>-31%</w:t>
+            </w:r>
+          </w:p>
+        </w:tc>
+      </w:tr>
+      <w:tr>
+        <w:tc>
+          <w:tcPr>
+            <w:tcW w:type="dxa" w:w="3816"/>
+          </w:tcPr>
+          <w:p>
+            <w:pPr>
+              <w:spacing w:after="20"/>
+            </w:pPr>
+            <w:r>
+              <w:rPr>
+                <w:color w:val="1C3A36"/>
+                <w:sz w:val="18"/>
+              </w:rPr>
+              <w:t>Widest single-lens span (DCF scenarios; labelled, not a weighted range)</w:t>
+            </w:r>
+          </w:p>
+        </w:tc>
+        <w:tc>
+          <w:tcPr>
+            <w:tcW w:type="dxa" w:w="1080"/>
+          </w:tcPr>
+          <w:p>
+            <w:pPr>
+              <w:spacing w:after="20"/>
+              <w:jc w:val="right"/>
+            </w:pPr>
+            <w:r>
+              <w:rPr>
+                <w:color w:val="1C3A36"/>
+                <w:sz w:val="18"/>
+              </w:rPr>
+              <w:t>0.47</w:t>
+            </w:r>
+          </w:p>
+        </w:tc>
+        <w:tc>
+          <w:tcPr>
+            <w:tcW w:type="dxa" w:w="1080"/>
+          </w:tcPr>
+          <w:p>
+            <w:pPr>
+              <w:spacing w:after="20"/>
+              <w:jc w:val="right"/>
+            </w:pPr>
+            <w:r>
+              <w:rPr>
+                <w:color w:val="1C3A36"/>
+                <w:sz w:val="18"/>
+              </w:rPr>
+              <w:t>—</w:t>
+            </w:r>
+          </w:p>
+        </w:tc>
+        <w:tc>
+          <w:tcPr>
+            <w:tcW w:type="dxa" w:w="1080"/>
+          </w:tcPr>
+          <w:p>
+            <w:pPr>
+              <w:spacing w:after="20"/>
+              <w:jc w:val="right"/>
+            </w:pPr>
+            <w:r>
+              <w:rPr>
+                <w:color w:val="1C3A36"/>
+                <w:sz w:val="18"/>
+              </w:rPr>
+              <w:t>7.23</w:t>
+            </w:r>
+          </w:p>
+        </w:tc>
+        <w:tc>
+          <w:tcPr>
+            <w:tcW w:type="dxa" w:w="1080"/>
+          </w:tcPr>
+          <w:p>
+            <w:pPr>
+              <w:spacing w:after="20"/>
+              <w:jc w:val="right"/>
+            </w:pPr>
+            <w:r>
+              <w:rPr>
+                <w:color w:val="1C3A36"/>
+                <w:sz w:val="18"/>
+              </w:rPr>
+              <w:t>—</w:t>
+            </w:r>
+          </w:p>
+        </w:tc>
+        <w:tc>
+          <w:tcPr>
+            <w:tcW w:type="dxa" w:w="1224"/>
+          </w:tcPr>
+          <w:p>
+            <w:pPr>
+              <w:spacing w:after="20"/>
+              <w:jc w:val="right"/>
+            </w:pPr>
+            <w:r>
+              <w:rPr>
+                <w:color w:val="1C3A36"/>
+                <w:sz w:val="18"/>
+              </w:rPr>
+              <w:t>—</w:t>
             </w:r>
           </w:p>
         </w:tc>
@@ -1106,7 +1215,7 @@
                 <w:color w:val="1C3A36"/>
                 <w:sz w:val="18"/>
               </w:rPr>
-              <w:t>4.39</w:t>
+              <w:t>4.06</w:t>
             </w:r>
           </w:p>
         </w:tc>
@@ -1124,7 +1233,7 @@
                 <w:color w:val="1C3A36"/>
                 <w:sz w:val="18"/>
               </w:rPr>
-              <w:t>-16%</w:t>
+              <w:t>-23%</w:t>
             </w:r>
           </w:p>
         </w:tc>
@@ -1161,7 +1270,7 @@
                 <w:color w:val="1C3A36"/>
                 <w:sz w:val="18"/>
               </w:rPr>
-              <w:t>4.12</w:t>
+              <w:t>3.86</w:t>
             </w:r>
           </w:p>
         </w:tc>
@@ -1179,7 +1288,7 @@
                 <w:color w:val="1C3A36"/>
                 <w:sz w:val="18"/>
               </w:rPr>
-              <w:t>-21%</w:t>
+              <w:t>-26%</w:t>
             </w:r>
           </w:p>
         </w:tc>
@@ -1216,7 +1325,7 @@
                 <w:color w:val="1C3A36"/>
                 <w:sz w:val="18"/>
               </w:rPr>
-              <w:t>2.17</w:t>
+              <w:t>1.86</w:t>
             </w:r>
           </w:p>
         </w:tc>
@@ -1234,7 +1343,7 @@
                 <w:color w:val="1C3A36"/>
                 <w:sz w:val="18"/>
               </w:rPr>
-              <w:t>-59%</w:t>
+              <w:t>-65%</w:t>
             </w:r>
           </w:p>
         </w:tc>
@@ -1271,7 +1380,7 @@
                 <w:color w:val="1C3A36"/>
                 <w:sz w:val="18"/>
               </w:rPr>
-              <w:t>3.51</w:t>
+              <w:t>3.46</w:t>
             </w:r>
           </w:p>
         </w:tc>
@@ -1289,7 +1398,7 @@
                 <w:color w:val="1C3A36"/>
                 <w:sz w:val="18"/>
               </w:rPr>
-              <w:t>-33%</w:t>
+              <w:t>-34%</w:t>
             </w:r>
           </w:p>
         </w:tc>
@@ -1366,7 +1475,7 @@
           <w:color w:val="6E7B77"/>
           <w:sz w:val="17"/>
         </w:rPr>
-        <w:t>The DCF row shows the terminal-value share of enterprise value beside the lens, as it should: 86% of the operating value sits beyond the five forecast years, because the fleet build-out's spending lands inside the window while much of its revenue lands after it.</w:t>
+        <w:t>The DCF row shows the terminal-value share of enterprise value beside the lens, as it should: 94% of the operating value sits beyond the five forecast years, because the fleet build-out's spending lands inside the window while much of its revenue lands after it.</w:t>
       </w:r>
     </w:p>
     <w:p>
@@ -1394,7 +1503,7 @@
           <w:color w:val="1C3A36"/>
           <w:sz w:val="21"/>
         </w:rPr>
-        <w:t>Air Arabia PJSC, incorporated 19 June 2007 and listed on the Dubai Financial Market, is the Middle East and North Africa's first and largest listed low-cost carrier. From hubs at Sharjah and Ras Al Khaimah it operates a 90-aircraft Airbus A320-family fleet (plus five short-term leases) to 219 destinations, with the first of 120 ordered A320neo-family aircraft (73 A320neo, 27 A321neo, 20 A321XLR — the 2019 order) delivered on 29 September 2025. Around the listed company sits a network of equity-accounted airline ventures: Air Arabia Abu Dhabi (49%, with Etihad), Air Arabia Egypt (raised to 49% in 2025), Fly Jinnah in Pakistan (45%), Air Arabia Maroc (44.13%), and — signed in 2025 — Air Arabia DMM (49%), a new Dammam-based Saudi carrier. The group also owns hotels (Centro Sharjah, Radisson Blu Dubai Marina), the COZMO travel network, aviation-services subsidiaries, and leases 17 of its aircraft to the venture airlines.</w:t>
+        <w:t>Air Arabia PJSC, incorporated 19 June 2007 and listed on the Dubai Financial Market, is the Middle East and North Africa's first and largest listed low-cost carrier. The GROUP operates a 90-aircraft Airbus A320-family fleet (plus five short-term leases) to 219 destinations across six hubs; the CONSOLIDATED company itself flies from Sharjah (54 aircraft) and Ras Al Khaimah (2) — the other 34 aircraft sit at the equity-accounted venture hubs and are valued separately in the bridge — with the first of 120 ordered A320neo-family aircraft (73 A320neo, 27 A321neo, 20 A321XLR — the 2019 order) delivered on 29 September 2025. Around the listed company sits a network of equity-accounted airline ventures: Air Arabia Abu Dhabi (49%, with Etihad), Air Arabia Egypt (raised to 49% in 2025), Fly Jinnah in Pakistan (45%), Air Arabia Maroc (44.13%), and — signed in 2025 — Air Arabia DMM (49%), a new Dammam-based Saudi carrier. The group also owns hotels (Centro Sharjah, Radisson Blu Dubai Marina), the COZMO travel network, aviation-services subsidiaries, and leases 17 of its aircraft to the venture airlines.</w:t>
       </w:r>
     </w:p>
     <w:p>
@@ -1408,7 +1517,7 @@
           <w:color w:val="1C3A36"/>
           <w:sz w:val="21"/>
         </w:rPr>
-        <w:t>Class and lens. Air Arabia is an OPERATING COMPANY — a low-cost airline: 79% of FY2025 revenue is passenger fares plus baggage, another 11% is ancillary/cargo/services sold around the seat, 3% is aircraft leases to its own ventures and 1% hotels. The balance sheet is a fleet (AED 5,790mn owned equipment, AED 853mn right-of-use aircraft, AED 2,028mn pre-delivery payments) funded by secured aircraft debt and leases of AED 2,781mn against AED 2,417mn of NET CASH. The study therefore values the airline on discounted free cash flow with a passenger-level unit build, and handles the equity-accounted venture network explicitly in the enterprise-to-equity bridge — the one genuinely contested structural judgement.</w:t>
+        <w:t>Class and lens. Air Arabia is an OPERATING COMPANY — a low-cost airline: 80% of FY2025 revenue is passenger fares plus baggage, 11% is ancillary services sold around the seat, 5% cargo and services, 3% aircraft leases to its own ventures and 1% hotels (the six disclosed lines sum exactly to audited revenue). The balance sheet is a fleet (AED 5,790mn owned equipment, AED 853mn right-of-use aircraft, AED 2,028mn pre-delivery payments) funded by secured aircraft debt and leases of AED 2,781mn against AED 2,417mn of NET CASH. The study therefore values the airline on discounted free cash flow with a passenger-level unit build, and handles the equity-accounted venture network explicitly in the enterprise-to-equity bridge — the one genuinely contested structural judgement.</w:t>
       </w:r>
     </w:p>
     <w:p>
@@ -1758,7 +1867,7 @@
                 <w:color w:val="1C3A36"/>
                 <w:sz w:val="18"/>
               </w:rPr>
-              <w:t>2,287</w:t>
+              <w:t>2,286</w:t>
             </w:r>
           </w:p>
         </w:tc>
@@ -1776,7 +1885,7 @@
                 <w:color w:val="1C3A36"/>
                 <w:sz w:val="18"/>
               </w:rPr>
-              <w:t>2,420</w:t>
+              <w:t>2,419</w:t>
             </w:r>
           </w:p>
         </w:tc>
@@ -1794,7 +1903,7 @@
                 <w:color w:val="1C3A36"/>
                 <w:sz w:val="18"/>
               </w:rPr>
-              <w:t>2,556</w:t>
+              <w:t>2,557</w:t>
             </w:r>
           </w:p>
         </w:tc>
@@ -1976,7 +2085,7 @@
                 <w:color w:val="1C3A36"/>
                 <w:sz w:val="18"/>
               </w:rPr>
-              <w:t>1,477</w:t>
+              <w:t>1,476</w:t>
             </w:r>
           </w:p>
         </w:tc>
@@ -1994,7 +2103,7 @@
                 <w:color w:val="1C3A36"/>
                 <w:sz w:val="18"/>
               </w:rPr>
-              <w:t>1,520</w:t>
+              <w:t>1,519</w:t>
             </w:r>
           </w:p>
         </w:tc>
@@ -2012,7 +2121,7 @@
                 <w:color w:val="1C3A36"/>
                 <w:sz w:val="18"/>
               </w:rPr>
-              <w:t>1,576</w:t>
+              <w:t>1,577</w:t>
             </w:r>
           </w:p>
         </w:tc>
@@ -2067,7 +2176,7 @@
                 <w:color w:val="1C3A36"/>
                 <w:sz w:val="18"/>
               </w:rPr>
-              <w:t>983</w:t>
+              <w:t>982</w:t>
             </w:r>
           </w:p>
         </w:tc>
@@ -2103,7 +2212,7 @@
                 <w:color w:val="1C3A36"/>
                 <w:sz w:val="18"/>
               </w:rPr>
-              <w:t>1,292</w:t>
+              <w:t>1,291</w:t>
             </w:r>
           </w:p>
         </w:tc>
@@ -2121,7 +2230,7 @@
                 <w:color w:val="1C3A36"/>
                 <w:sz w:val="18"/>
               </w:rPr>
-              <w:t>1,339</w:t>
+              <w:t>1,341</w:t>
             </w:r>
           </w:p>
         </w:tc>
@@ -2267,7 +2376,7 @@
                 <w:color w:val="1C3A36"/>
                 <w:sz w:val="18"/>
               </w:rPr>
-              <w:t>less fleet capital expenditure</w:t>
+              <w:t>less owned capex + pre-delivery payments</w:t>
             </w:r>
           </w:p>
         </w:tc>
@@ -2376,7 +2485,7 @@
                 <w:color w:val="1C3A36"/>
                 <w:sz w:val="18"/>
               </w:rPr>
-              <w:t>less change in working capital</w:t>
+              <w:t>less leased-fleet additions (gross right-of-use value)</w:t>
             </w:r>
           </w:p>
         </w:tc>
@@ -2394,7 +2503,7 @@
                 <w:color w:val="1C3A36"/>
                 <w:sz w:val="18"/>
               </w:rPr>
-              <w:t>151</w:t>
+              <w:t>175</w:t>
             </w:r>
           </w:p>
         </w:tc>
@@ -2412,7 +2521,7 @@
                 <w:color w:val="1C3A36"/>
                 <w:sz w:val="18"/>
               </w:rPr>
-              <w:t>-373</w:t>
+              <w:t>350</w:t>
             </w:r>
           </w:p>
         </w:tc>
@@ -2430,7 +2539,7 @@
                 <w:color w:val="1C3A36"/>
                 <w:sz w:val="18"/>
               </w:rPr>
-              <w:t>-516</w:t>
+              <w:t>350</w:t>
             </w:r>
           </w:p>
         </w:tc>
@@ -2448,7 +2557,7 @@
                 <w:color w:val="1C3A36"/>
                 <w:sz w:val="18"/>
               </w:rPr>
-              <w:t>-536</w:t>
+              <w:t>350</w:t>
             </w:r>
           </w:p>
         </w:tc>
@@ -2466,7 +2575,7 @@
                 <w:color w:val="1C3A36"/>
                 <w:sz w:val="18"/>
               </w:rPr>
-              <w:t>-549</w:t>
+              <w:t>350</w:t>
             </w:r>
           </w:p>
         </w:tc>
@@ -2475,6 +2584,115 @@
         <w:tc>
           <w:tcPr>
             <w:tcW w:type="dxa" w:w="3672"/>
+          </w:tcPr>
+          <w:p>
+            <w:pPr>
+              <w:spacing w:after="20"/>
+            </w:pPr>
+            <w:r>
+              <w:rPr>
+                <w:color w:val="1C3A36"/>
+                <w:sz w:val="18"/>
+              </w:rPr>
+              <w:t>less change in working capital</w:t>
+            </w:r>
+          </w:p>
+        </w:tc>
+        <w:tc>
+          <w:tcPr>
+            <w:tcW w:type="dxa" w:w="1282"/>
+          </w:tcPr>
+          <w:p>
+            <w:pPr>
+              <w:spacing w:after="20"/>
+              <w:jc w:val="right"/>
+            </w:pPr>
+            <w:r>
+              <w:rPr>
+                <w:color w:val="1C3A36"/>
+                <w:sz w:val="18"/>
+              </w:rPr>
+              <w:t>151</w:t>
+            </w:r>
+          </w:p>
+        </w:tc>
+        <w:tc>
+          <w:tcPr>
+            <w:tcW w:type="dxa" w:w="1282"/>
+          </w:tcPr>
+          <w:p>
+            <w:pPr>
+              <w:spacing w:after="20"/>
+              <w:jc w:val="right"/>
+            </w:pPr>
+            <w:r>
+              <w:rPr>
+                <w:color w:val="1C3A36"/>
+                <w:sz w:val="18"/>
+              </w:rPr>
+              <w:t>-373</w:t>
+            </w:r>
+          </w:p>
+        </w:tc>
+        <w:tc>
+          <w:tcPr>
+            <w:tcW w:type="dxa" w:w="1282"/>
+          </w:tcPr>
+          <w:p>
+            <w:pPr>
+              <w:spacing w:after="20"/>
+              <w:jc w:val="right"/>
+            </w:pPr>
+            <w:r>
+              <w:rPr>
+                <w:color w:val="1C3A36"/>
+                <w:sz w:val="18"/>
+              </w:rPr>
+              <w:t>-516</w:t>
+            </w:r>
+          </w:p>
+        </w:tc>
+        <w:tc>
+          <w:tcPr>
+            <w:tcW w:type="dxa" w:w="1282"/>
+          </w:tcPr>
+          <w:p>
+            <w:pPr>
+              <w:spacing w:after="20"/>
+              <w:jc w:val="right"/>
+            </w:pPr>
+            <w:r>
+              <w:rPr>
+                <w:color w:val="1C3A36"/>
+                <w:sz w:val="18"/>
+              </w:rPr>
+              <w:t>-536</w:t>
+            </w:r>
+          </w:p>
+        </w:tc>
+        <w:tc>
+          <w:tcPr>
+            <w:tcW w:type="dxa" w:w="1282"/>
+          </w:tcPr>
+          <w:p>
+            <w:pPr>
+              <w:spacing w:after="20"/>
+              <w:jc w:val="right"/>
+            </w:pPr>
+            <w:r>
+              <w:rPr>
+                <w:color w:val="1C3A36"/>
+                <w:sz w:val="18"/>
+              </w:rPr>
+              <w:t>-549</w:t>
+            </w:r>
+          </w:p>
+        </w:tc>
+      </w:tr>
+      <w:tr>
+        <w:tc>
+          <w:tcPr>
+            <w:tcW w:type="dxa" w:w="3672"/>
             <w:shd w:val="clear" w:color="auto" w:fill="F6F1E6"/>
           </w:tcPr>
           <w:p>
@@ -2507,7 +2725,7 @@
                 <w:color w:val="1C3A36"/>
                 <w:sz w:val="18"/>
               </w:rPr>
-              <w:t>-448</w:t>
+              <w:t>-624</w:t>
             </w:r>
           </w:p>
         </w:tc>
@@ -2527,7 +2745,7 @@
                 <w:color w:val="1C3A36"/>
                 <w:sz w:val="18"/>
               </w:rPr>
-              <w:t>538</w:t>
+              <w:t>187</w:t>
             </w:r>
           </w:p>
         </w:tc>
@@ -2547,7 +2765,7 @@
                 <w:color w:val="1C3A36"/>
                 <w:sz w:val="18"/>
               </w:rPr>
-              <w:t>808</w:t>
+              <w:t>457</w:t>
             </w:r>
           </w:p>
         </w:tc>
@@ -2567,7 +2785,7 @@
                 <w:color w:val="1C3A36"/>
                 <w:sz w:val="18"/>
               </w:rPr>
-              <w:t>905</w:t>
+              <w:t>557</w:t>
             </w:r>
           </w:p>
         </w:tc>
@@ -2587,7 +2805,7 @@
                 <w:color w:val="1C3A36"/>
                 <w:sz w:val="18"/>
               </w:rPr>
-              <w:t>985</w:t>
+              <w:t>635</w:t>
             </w:r>
           </w:p>
         </w:tc>
@@ -2624,7 +2842,7 @@
                 <w:color w:val="1C3A36"/>
                 <w:sz w:val="18"/>
               </w:rPr>
-              <w:t>0.9185</w:t>
+              <w:t>0.9156</w:t>
             </w:r>
           </w:p>
         </w:tc>
@@ -2642,7 +2860,7 @@
                 <w:color w:val="1C3A36"/>
                 <w:sz w:val="18"/>
               </w:rPr>
-              <w:t>0.8445</w:t>
+              <w:t>0.8405</w:t>
             </w:r>
           </w:p>
         </w:tc>
@@ -2660,7 +2878,7 @@
                 <w:color w:val="1C3A36"/>
                 <w:sz w:val="18"/>
               </w:rPr>
-              <w:t>0.7767</w:t>
+              <w:t>0.7725</w:t>
             </w:r>
           </w:p>
         </w:tc>
@@ -2678,7 +2896,7 @@
                 <w:color w:val="1C3A36"/>
                 <w:sz w:val="18"/>
               </w:rPr>
-              <w:t>0.7148</w:t>
+              <w:t>0.7109</w:t>
             </w:r>
           </w:p>
         </w:tc>
@@ -2696,7 +2914,7 @@
                 <w:color w:val="1C3A36"/>
                 <w:sz w:val="18"/>
               </w:rPr>
-              <w:t>0.6578</w:t>
+              <w:t>0.6542</w:t>
             </w:r>
           </w:p>
         </w:tc>
@@ -2737,7 +2955,7 @@
                 <w:color w:val="1C3A36"/>
                 <w:sz w:val="18"/>
               </w:rPr>
-              <w:t>-411</w:t>
+              <w:t>-571</w:t>
             </w:r>
           </w:p>
         </w:tc>
@@ -2757,7 +2975,7 @@
                 <w:color w:val="1C3A36"/>
                 <w:sz w:val="18"/>
               </w:rPr>
-              <w:t>454</w:t>
+              <w:t>157</w:t>
             </w:r>
           </w:p>
         </w:tc>
@@ -2777,7 +2995,7 @@
                 <w:color w:val="1C3A36"/>
                 <w:sz w:val="18"/>
               </w:rPr>
-              <w:t>627</w:t>
+              <w:t>353</w:t>
             </w:r>
           </w:p>
         </w:tc>
@@ -2797,7 +3015,7 @@
                 <w:color w:val="1C3A36"/>
                 <w:sz w:val="18"/>
               </w:rPr>
-              <w:t>647</w:t>
+              <w:t>396</w:t>
             </w:r>
           </w:p>
         </w:tc>
@@ -2817,7 +3035,7 @@
                 <w:color w:val="1C3A36"/>
                 <w:sz w:val="18"/>
               </w:rPr>
-              <w:t>648</w:t>
+              <w:t>416</w:t>
             </w:r>
           </w:p>
         </w:tc>
@@ -2839,7 +3057,7 @@
           <w:color w:val="6E7B77"/>
           <w:sz w:val="17"/>
         </w:rPr>
-        <w:t>The FY2026 free cash flow is negative (AED -448mn): the fuel spike lands in the same year as the heaviest pre-delivery-payment schedule. It turns positive from FY2027 and reaches AED 985mn by FY2030.</w:t>
+        <w:t>The FY2026 free cash flow is negative (AED -624mn) and the window is lean throughout: after external critique, the ~9 leased aircraft the plan adds are charged at their gross right-of-use value inside FCFF (the 'all capacity is bought with capital' convention; financing mix is the discount rate's business). The alternative — treat new leases as value-neutral financing and charge nothing — is worth about +0.09/share and is noted, not adopted.</w:t>
       </w:r>
     </w:p>
     <w:tbl>
@@ -2940,7 +3158,7 @@
                 <w:color w:val="1C3A36"/>
                 <w:sz w:val="18"/>
               </w:rPr>
-              <w:t>1,965</w:t>
+              <w:t>751</w:t>
             </w:r>
           </w:p>
         </w:tc>
@@ -2959,7 +3177,7 @@
                 <w:color w:val="1C3A36"/>
                 <w:sz w:val="18"/>
               </w:rPr>
-              <w:t>PV of terminal value (growth 2.5%, terminal cost of capital 8.67%, reinvestment = g / return on capital = 17.4%)</w:t>
+              <w:t>PV of terminal value (growth 2.5%, terminal cost of capital 8.67%, reinvestment = g / return on capital = 17.5%)</w:t>
             </w:r>
           </w:p>
         </w:tc>
@@ -2977,7 +3195,7 @@
                 <w:color w:val="1C3A36"/>
                 <w:sz w:val="18"/>
               </w:rPr>
-              <w:t>12,437</w:t>
+              <w:t>12,348</w:t>
             </w:r>
           </w:p>
         </w:tc>
@@ -3014,7 +3232,7 @@
                 <w:color w:val="1C3A36"/>
                 <w:sz w:val="18"/>
               </w:rPr>
-              <w:t>14,402</w:t>
+              <w:t>13,099</w:t>
             </w:r>
           </w:p>
         </w:tc>
@@ -3055,7 +3273,7 @@
                 <w:color w:val="1C3A36"/>
                 <w:sz w:val="18"/>
               </w:rPr>
-              <w:t>86%</w:t>
+              <w:t>94%</w:t>
             </w:r>
           </w:p>
         </w:tc>
@@ -3185,7 +3403,7 @@
                 <w:color w:val="1C3A36"/>
                 <w:sz w:val="18"/>
               </w:rPr>
-              <w:t>less minorities</w:t>
+              <w:t>less minorities at audited carrying value</w:t>
             </w:r>
           </w:p>
         </w:tc>
@@ -3203,7 +3421,7 @@
                 <w:color w:val="1C3A36"/>
                 <w:sz w:val="18"/>
               </w:rPr>
-              <w:t>2.9</w:t>
+              <w:t>1.29</w:t>
             </w:r>
           </w:p>
         </w:tc>
@@ -3240,7 +3458,7 @@
                 <w:color w:val="1C3A36"/>
                 <w:sz w:val="18"/>
               </w:rPr>
-              <w:t>18,249</w:t>
+              <w:t>16,948</w:t>
             </w:r>
           </w:p>
         </w:tc>
@@ -3261,7 +3479,7 @@
                 <w:color w:val="1C3A36"/>
                 <w:sz w:val="18"/>
               </w:rPr>
-              <w:t>Per share, rolled to 2026-08-07 at the cost of equity less the 30-fils dividend</w:t>
+              <w:t>Per share at 2026-08-07: operating equity rolled at the cost of equity, cash and near-cash legs at the deposit yield, less the 30-fils dividend</w:t>
             </w:r>
           </w:p>
         </w:tc>
@@ -3281,7 +3499,7 @@
                 <w:color w:val="1C3A36"/>
                 <w:sz w:val="18"/>
               </w:rPr>
-              <w:t>AED 3.83</w:t>
+              <w:t>AED 3.51</w:t>
             </w:r>
           </w:p>
         </w:tc>
@@ -3322,7 +3540,7 @@
                 <w:color w:val="1C3A36"/>
                 <w:sz w:val="18"/>
               </w:rPr>
-              <w:t>AED 4.39</w:t>
+              <w:t>AED 4.06</w:t>
             </w:r>
           </w:p>
         </w:tc>
@@ -3358,7 +3576,7 @@
           <w:color w:val="1C3A36"/>
           <w:sz w:val="21"/>
         </w:rPr>
-        <w:t>Audited FY2025 book value is AED 1.80 per share. The trailing return on average attributable equity is 19.9%; the study strikes the SUSTAINABLE return at 18% — below the record year, because FY2025 carried a yield tailwind from constrained regional capacity. A justified price-to-book of (18% − 2.5%) / (9.16% − 2.5%) = 2.33× values the share at AED 4.13 at the anchor (bear 3.62 / bull 4.70).</w:t>
+        <w:t>Audited FY2025 book value is AED 1.80 per share. The trailing return on average attributable equity is 19.9%; the study strikes the SUSTAINABLE return at 18% — below the record year, because FY2025 carried a yield tailwind from constrained regional capacity. A justified price-to-book of (18% − 2.5%) / (9.16% − 2.5%) = 2.33× values the share at AED 4.13 at the anchor (bear 3.18 / bull 4.71 — all three legs on the same Gordon identity, (ROE − g) / (k − g), after critique caught the bear leg abandoning it).</w:t>
       </w:r>
     </w:p>
     <w:p>
@@ -3386,7 +3604,7 @@
           <w:color w:val="1C3A36"/>
           <w:sz w:val="21"/>
         </w:rPr>
-        <w:t>At 7.5× FY2027E EBITDA of AED 2,287mn — the global low-cost-carrier centre — discounted to today and passed through the same bridge, the share is worth AED 3.85 (bear 3.20 at 6.0×, bull 4.51 at 9.0×). For context, the market currently pays 10.6× trailing EV/EBITDA and 15.0× trailing earnings — a premium to Ryanair (7.8×, 12.6×), easyJet (3.5×, 12.4×) and the sector aggregate (7.6×, 12.9×), nearer Kuwait's Jazeera Airways (~17.7× earnings). The relative lens's message is that the premium is already in the price; whether the JV network and the order book justify it is the study's central question, not the lens's input.</w:t>
+        <w:t>At 6.5× FY2027E EBITDA of AED 2,056mn EXCLUDING the fee/other-income stream — the basis peer multiples are computed on; the peer median rebuilt from primary filings is 6.5× — plus that fee stream valued separately as an after-tax annuity (AED 3,169mn), discounted and passed through the same bridge, the share is worth AED 3.60 (bear 3.01 at 5.0×, bull 4.19 at 8.0×). For context, the market currently pays 11.7× trailing EV/EBITDA ex-fees (10.6× including them — both bases published) and 15.0× trailing earnings — a premium to Ryanair (6.5×, 12.6× from its own filings), Wizz (4.7×), easyJet (3.5×, 12.4×) and the US profitable-carriers aggregate (7.6×, 12.9× — a survivorship-screened US dataset, labelled as such), nearer Kuwait's Jazeera Airways (~17.7× on FY2025). The relative lens's message is that the premium is already in the price; whether the JV network and the order book justify it is the study's central question, not the lens's input.</w:t>
       </w:r>
     </w:p>
     <w:p>
@@ -3414,7 +3632,7 @@
           <w:color w:val="1C3A36"/>
           <w:sz w:val="21"/>
         </w:rPr>
-        <w:t>Applying the mid-cycle EBITDA margin (23.5%, the FY2028E middle year) to FY2026E revenue at CURRENT scale, with FY2026E net finance income and JV share, gives normalised earnings of AED 0.296 per share; at a justified through-cycle multiple of 13× that is AED 3.76 (bear 2.82 at 10×, bull 4.70 at 16×).</w:t>
+        <w:t>Applying the mid-cycle EBITDA margin (23.4%, the FY2028E middle year) to FY2026E revenue at CURRENT scale, with FY2026E net finance income but EXCLUDING the JV share — after external critique correctly showed that multiplying JV earnings at 13× silently averaged the two JV framings inside the base central — gives normalised earnings of AED 0.267 per share; at 13× plus the JV network at BOOK that is AED 3.45 (bear 2.61 at 10×, bull 4.30 at 16×). The base-framing central now carries the JV at carrying value in every lens.</w:t>
       </w:r>
     </w:p>
     <w:p>
@@ -4148,7 +4366,7 @@
                 <w:color w:val="1C3A36"/>
                 <w:sz w:val="17"/>
               </w:rPr>
-              <w:t>Fuel (base path)</w:t>
+              <w:t>Fuel = intensity x effective jet price (base)</w:t>
             </w:r>
           </w:p>
         </w:tc>
@@ -5166,7 +5384,7 @@
           <w:color w:val="6E7B77"/>
           <w:sz w:val="17"/>
         </w:rPr>
-        <w:t>One escalator per cost class: fuel moves on the commodity path (never a domestic inflation proxy), staff on UAE aviation wages, maintenance on its own MRO inflation, airport charges on ~2% UAE inflation, and the other-direct line is held flat as the 2025 wet-lease spike unwinds against ordinary inflation. Passenger growth is fleet-led: 90 aircraft to roughly 115 by 2030 out of the 120-aircraft order, at a held ~85–86% load factor.</w:t>
+        <w:t>THE ANCHORS, stated. Fare + baggage: the FY2025 realised AED 478.7 per passenger, lifted +1.9% in FY2026 (the Q1-2026 print held revenue on 11% fewer passengers — scarcity pricing), given back -1.6% in FY2027 as regional capacity returns, then held at roughly zero real growth — and the FY2026 build sits within 0.1% of the Q1-2026 seasonal gross-up. Ancillary: FY2025's AED 64.8 per passenger at +4%/yr, the disclosed 2023-25 trend tapered. Fuel is now built BOTTOM-UP: cost per passenger = intensity 1.937 (FY2025 audited fuel over the ~USD 89/bbl 2025 market average) x an effective hedge-blended jet price path — its own commodity escalator. Every other cost class keeps its own escalator (wages, MRO, ~2% UAE tariff inflation; the other-direct line held flat as the 2025 wet-lease spike unwinds). Volume is fleet-led on the CONSOLIDATED fleet: 56 aircraft (Sharjah 54 + Ras Al Khaimah 2) to roughly 72 by FY2030 — about 7 owned and 9 leased additions from the 120-aircraft order — at a held ~85-86% load factor.</w:t>
       </w:r>
     </w:p>
     <w:p>
@@ -5248,7 +5466,7 @@
           <w:color w:val="1C3A36"/>
           <w:sz w:val="21"/>
         </w:rPr>
-        <w:t>Two judgements dominate this valuation, and both are sensitised in their own physical units. FUEL: straight from the model's own grid, at 92.5% of the base fuel path the DCF is AED 4.46 and at 107.5% it is AED 3.19 — about AED 0.63 per share for each 7.5% move in the fuel line (roughly AED 13 per passenger). Priced BOTH ways as full paths: base (official-curve relief) AED 3.83; association-assumption held high, AED 2.17. THE JV NETWORK: at the audited carrying value it contributes AED 0.08 per share; capitalised at 15× its AED 190mn profit share it contributes AED 0.61 — the 0.56 per-share gap between the two framings is the single largest contested item in the study, and the ventures' own 100%-basis profits grew roughly 65% in FY2025 with a new Saudi carrier signed.</w:t>
+        <w:t>Two judgements dominate this valuation, and both are sensitised in their own physical units. FUEL: straight from the model's own grid, at 92.5% of the base fuel path the DCF is AED 4.14 and at 107.5% it is AED 2.88 — about AED 0.63 per share for each 7.5% move in the fuel line (roughly AED 13 per passenger). Priced BOTH ways as full paths: base (official-curve relief) AED 3.51; association-assumption held high, AED 1.86. THE JV NETWORK: at the audited carrying value it contributes AED 0.08 per share; capitalised at 15× its AED 190mn profit share it contributes AED 0.61 — the 0.55 per-share gap between the two framings is the single largest contested item in the study; the three ventures disclosed in both years grew their combined 100%-basis profits ~70% in FY2025 (the group's share grew 52% — a mix effect: the highest-stake venture, Morocco, declined while Pakistan tripled), and a new Saudi carrier was signed. One housekeeping note a reader of the auditor's report will want: the 'shares purchased during the year' it references is the venture transaction disclosed in note 1 — Air Arabia Egypt raised from 40% to 49% — not a buyback; share capital is unchanged and no treasury shares exist.</w:t>
       </w:r>
     </w:p>
     <w:p>
@@ -5420,7 +5638,7 @@
                 <w:color w:val="1C3A36"/>
                 <w:sz w:val="17"/>
               </w:rPr>
-              <w:t>less UAE sovereign default spread</w:t>
+              <w:t>less the observed auction spread</w:t>
             </w:r>
           </w:p>
         </w:tc>
@@ -5438,7 +5656,7 @@
                 <w:color w:val="1C3A36"/>
                 <w:sz w:val="17"/>
               </w:rPr>
-              <w:t>0.42%</w:t>
+              <w:t>0.04%</w:t>
             </w:r>
           </w:p>
         </w:tc>
@@ -5456,7 +5674,7 @@
                 <w:color w:val="1C3A36"/>
                 <w:sz w:val="17"/>
               </w:rPr>
-              <w:t>Aa2 rating basis, Damodaran country file, 5-Jan-2026 — netted so sovereign risk is counted once, in the premium</w:t>
+              <w:t>the July-2026 auction itself priced 4bp over comparable US Treasuries — netting the spread the yield actually embeds keeps the rate currency-consistent under the peg (UST 5-yr 4.35% on 07-Aug-2026); the rating-table netting (0.42%, rf* 4.06%) is the disclosed alternative</w:t>
             </w:r>
           </w:p>
         </w:tc>
@@ -5493,7 +5711,7 @@
                 <w:color w:val="1C3A36"/>
                 <w:sz w:val="17"/>
               </w:rPr>
-              <w:t>4.06%</w:t>
+              <w:t>4.44%</w:t>
             </w:r>
           </w:p>
         </w:tc>
@@ -5658,7 +5876,7 @@
                 <w:color w:val="1C3A36"/>
                 <w:sz w:val="17"/>
               </w:rPr>
-              <w:t>9.35%</w:t>
+              <w:t>9.73%</w:t>
             </w:r>
           </w:p>
         </w:tc>
@@ -5823,7 +6041,7 @@
                 <w:color w:val="1C3A36"/>
                 <w:sz w:val="17"/>
               </w:rPr>
-              <w:t>8.87%</w:t>
+              <w:t>9.21%</w:t>
             </w:r>
           </w:p>
         </w:tc>
@@ -6346,7 +6564,7 @@
           <w:color w:val="1C3A36"/>
           <w:sz w:val="21"/>
         </w:rPr>
-        <w:t>Tax: the UAE Domestic Minimum Top-up Tax puts the group at a 15% statutory rate from 2025; the audited effective rates were 8.79% (FY2024, the 9% year) and 11.60% (FY2025, exempt income). The forecast provides at the full 15% — the conservative anchor. Country backdrop: UAE GDP grew ~5.6% in 2025 with ~5% projected for 2026, inflation ~2%, and the central bank's base rate held at 3.65% (29-Jul-2026) under the dollar peg; Sharjah airport handled a record 19.5mn passengers in 2025, up 13.9%.</w:t>
+        <w:t>Tax: the UAE Domestic Minimum Top-up Tax puts the group at a 15% statutory rate from 2025; the audited effective rates were 8.79% (FY2024, the 9% year) and 11.6% on the filing's own tax-for-the-year reconciliation (11.0% on the income-statement charge, which nets a prior-period credit — both bases stated). The forecast provides at the full 15%, and the JV share is carried below the tax line (equity-method income arrives net of the ventures' own tax). Country backdrop: UAE real GDP grew 6.2% in 2025 (statistics-centre outturn, 30-May-2026; non-oil +6.8%), and the central bank's June-2026 review cut its 2026 projection to 1.7% — regional developments weighing on trade and tourism — before a projected 9.8% rebound in 2027: a profile consistent with this study's dip-then-recover volume path. Inflation printed ~1.3% in 2025 with ~2.3% projected for 2026; the base rate held at 3.65% (29-Jul-2026) under the dollar peg; Sharjah airport handled a record 19.48mn passengers in 2025, up 13.9%. Per-share figures are BASIC throughout; the filing states basic and diluted are equal.</w:t>
       </w:r>
     </w:p>
     <w:p>
@@ -6595,7 +6813,7 @@
                 <w:color w:val="1C3A36"/>
                 <w:sz w:val="17"/>
               </w:rPr>
-              <w:t>4.56</w:t>
+              <w:t>4.26</w:t>
             </w:r>
           </w:p>
         </w:tc>
@@ -6613,7 +6831,7 @@
                 <w:color w:val="1C3A36"/>
                 <w:sz w:val="17"/>
               </w:rPr>
-              <w:t>4.21</w:t>
+              <w:t>3.92</w:t>
             </w:r>
           </w:p>
         </w:tc>
@@ -6631,7 +6849,7 @@
                 <w:color w:val="1C3A36"/>
                 <w:sz w:val="17"/>
               </w:rPr>
-              <w:t>3.83</w:t>
+              <w:t>3.54</w:t>
             </w:r>
           </w:p>
         </w:tc>
@@ -6649,7 +6867,7 @@
                 <w:color w:val="1C3A36"/>
                 <w:sz w:val="17"/>
               </w:rPr>
-              <w:t>3.55</w:t>
+              <w:t>3.27</w:t>
             </w:r>
           </w:p>
         </w:tc>
@@ -6667,7 +6885,7 @@
                 <w:color w:val="1C3A36"/>
                 <w:sz w:val="17"/>
               </w:rPr>
-              <w:t>3.25</w:t>
+              <w:t>2.98</w:t>
             </w:r>
           </w:p>
         </w:tc>
@@ -6704,7 +6922,7 @@
                 <w:color w:val="1C3A36"/>
                 <w:sz w:val="17"/>
               </w:rPr>
-              <w:t>5.09</w:t>
+              <w:t>4.77</w:t>
             </w:r>
           </w:p>
         </w:tc>
@@ -6722,7 +6940,7 @@
                 <w:color w:val="1C3A36"/>
                 <w:sz w:val="17"/>
               </w:rPr>
-              <w:t>4.46</w:t>
+              <w:t>4.14</w:t>
             </w:r>
           </w:p>
         </w:tc>
@@ -6740,7 +6958,7 @@
                 <w:color w:val="1C3A36"/>
                 <w:sz w:val="17"/>
               </w:rPr>
-              <w:t>3.83</w:t>
+              <w:t>3.51</w:t>
             </w:r>
           </w:p>
         </w:tc>
@@ -6758,7 +6976,7 @@
                 <w:color w:val="1C3A36"/>
                 <w:sz w:val="17"/>
               </w:rPr>
-              <w:t>3.19</w:t>
+              <w:t>2.88</w:t>
             </w:r>
           </w:p>
         </w:tc>
@@ -6776,7 +6994,7 @@
                 <w:color w:val="1C3A36"/>
                 <w:sz w:val="17"/>
               </w:rPr>
-              <w:t>2.56</w:t>
+              <w:t>2.25</w:t>
             </w:r>
           </w:p>
         </w:tc>
@@ -6813,7 +7031,7 @@
                 <w:color w:val="1C3A36"/>
                 <w:sz w:val="17"/>
               </w:rPr>
-              <w:t>3.15</w:t>
+              <w:t>2.84</w:t>
             </w:r>
           </w:p>
         </w:tc>
@@ -6831,7 +7049,7 @@
                 <w:color w:val="1C3A36"/>
                 <w:sz w:val="17"/>
               </w:rPr>
-              <w:t>3.49</w:t>
+              <w:t>3.17</w:t>
             </w:r>
           </w:p>
         </w:tc>
@@ -6849,7 +7067,7 @@
                 <w:color w:val="1C3A36"/>
                 <w:sz w:val="17"/>
               </w:rPr>
-              <w:t>3.83</w:t>
+              <w:t>3.51</w:t>
             </w:r>
           </w:p>
         </w:tc>
@@ -6867,7 +7085,7 @@
                 <w:color w:val="1C3A36"/>
                 <w:sz w:val="17"/>
               </w:rPr>
-              <w:t>4.16</w:t>
+              <w:t>3.85</w:t>
             </w:r>
           </w:p>
         </w:tc>
@@ -6885,7 +7103,7 @@
                 <w:color w:val="1C3A36"/>
                 <w:sz w:val="17"/>
               </w:rPr>
-              <w:t>4.50</w:t>
+              <w:t>4.19</w:t>
             </w:r>
           </w:p>
         </w:tc>
@@ -6922,7 +7140,7 @@
                 <w:color w:val="1C3A36"/>
                 <w:sz w:val="17"/>
               </w:rPr>
-              <w:t>2.34</w:t>
+              <w:t>2.03</w:t>
             </w:r>
           </w:p>
         </w:tc>
@@ -6940,7 +7158,7 @@
                 <w:color w:val="1C3A36"/>
                 <w:sz w:val="17"/>
               </w:rPr>
-              <w:t>3.08</w:t>
+              <w:t>2.77</w:t>
             </w:r>
           </w:p>
         </w:tc>
@@ -6958,7 +7176,7 @@
                 <w:color w:val="1C3A36"/>
                 <w:sz w:val="17"/>
               </w:rPr>
-              <w:t>3.83</w:t>
+              <w:t>3.51</w:t>
             </w:r>
           </w:p>
         </w:tc>
@@ -6976,7 +7194,7 @@
                 <w:color w:val="1C3A36"/>
                 <w:sz w:val="17"/>
               </w:rPr>
-              <w:t>4.57</w:t>
+              <w:t>4.25</w:t>
             </w:r>
           </w:p>
         </w:tc>
@@ -6994,7 +7212,7 @@
                 <w:color w:val="1C3A36"/>
                 <w:sz w:val="17"/>
               </w:rPr>
-              <w:t>5.31</w:t>
+              <w:t>4.99</w:t>
             </w:r>
           </w:p>
         </w:tc>
@@ -7031,7 +7249,7 @@
                 <w:color w:val="1C3A36"/>
                 <w:sz w:val="17"/>
               </w:rPr>
-              <w:t>4.29</w:t>
+              <w:t>4.05</w:t>
             </w:r>
           </w:p>
         </w:tc>
@@ -7049,7 +7267,7 @@
                 <w:color w:val="1C3A36"/>
                 <w:sz w:val="17"/>
               </w:rPr>
-              <w:t>4.06</w:t>
+              <w:t>3.78</w:t>
             </w:r>
           </w:p>
         </w:tc>
@@ -7067,7 +7285,7 @@
                 <w:color w:val="1C3A36"/>
                 <w:sz w:val="17"/>
               </w:rPr>
-              <w:t>3.83</w:t>
+              <w:t>3.51</w:t>
             </w:r>
           </w:p>
         </w:tc>
@@ -7085,7 +7303,7 @@
                 <w:color w:val="1C3A36"/>
                 <w:sz w:val="17"/>
               </w:rPr>
-              <w:t>3.48</w:t>
+              <w:t>3.11</w:t>
             </w:r>
           </w:p>
         </w:tc>
@@ -7103,7 +7321,7 @@
                 <w:color w:val="1C3A36"/>
                 <w:sz w:val="17"/>
               </w:rPr>
-              <w:t>3.13</w:t>
+              <w:t>2.71</w:t>
             </w:r>
           </w:p>
         </w:tc>
@@ -7140,7 +7358,7 @@
                 <w:color w:val="1C3A36"/>
                 <w:sz w:val="17"/>
               </w:rPr>
-              <w:t>3.83</w:t>
+              <w:t>3.51</w:t>
             </w:r>
           </w:p>
         </w:tc>
@@ -7158,7 +7376,7 @@
                 <w:color w:val="1C3A36"/>
                 <w:sz w:val="17"/>
               </w:rPr>
-              <w:t>4.09</w:t>
+              <w:t>3.77</w:t>
             </w:r>
           </w:p>
         </w:tc>
@@ -7176,7 +7394,7 @@
                 <w:color w:val="1C3A36"/>
                 <w:sz w:val="17"/>
               </w:rPr>
-              <w:t>4.26</w:t>
+              <w:t>3.93</w:t>
             </w:r>
           </w:p>
         </w:tc>
@@ -7194,7 +7412,7 @@
                 <w:color w:val="1C3A36"/>
                 <w:sz w:val="17"/>
               </w:rPr>
-              <w:t>4.39</w:t>
+              <w:t>4.06</w:t>
             </w:r>
           </w:p>
         </w:tc>
@@ -7212,7 +7430,7 @@
                 <w:color w:val="1C3A36"/>
                 <w:sz w:val="17"/>
               </w:rPr>
-              <w:t>4.60</w:t>
+              <w:t>4.27</w:t>
             </w:r>
           </w:p>
         </w:tc>
@@ -7249,7 +7467,7 @@
                 <w:color w:val="1C3A36"/>
                 <w:sz w:val="17"/>
               </w:rPr>
-              <w:t>3.66</w:t>
+              <w:t>3.34</w:t>
             </w:r>
           </w:p>
         </w:tc>
@@ -7267,7 +7485,7 @@
                 <w:color w:val="1C3A36"/>
                 <w:sz w:val="17"/>
               </w:rPr>
-              <w:t>3.74</w:t>
+              <w:t>3.43</w:t>
             </w:r>
           </w:p>
         </w:tc>
@@ -7285,7 +7503,7 @@
                 <w:color w:val="1C3A36"/>
                 <w:sz w:val="17"/>
               </w:rPr>
-              <w:t>3.83</w:t>
+              <w:t>3.51</w:t>
             </w:r>
           </w:p>
         </w:tc>
@@ -7303,7 +7521,7 @@
                 <w:color w:val="1C3A36"/>
                 <w:sz w:val="17"/>
               </w:rPr>
-              <w:t>3.91</w:t>
+              <w:t>3.60</w:t>
             </w:r>
           </w:p>
         </w:tc>
@@ -7321,7 +7539,7 @@
                 <w:color w:val="1C3A36"/>
                 <w:sz w:val="17"/>
               </w:rPr>
-              <w:t>3.99</w:t>
+              <w:t>3.68</w:t>
             </w:r>
           </w:p>
         </w:tc>
@@ -7343,7 +7561,7 @@
           <w:color w:val="6E7B77"/>
           <w:sz w:val="17"/>
         </w:rPr>
-        <w:t>Each cell is a complete revaluation at the perturbed driver, all else held. The middle column is the base DCF of AED 3.83.</w:t>
+        <w:t>Each cell is a complete revaluation at the perturbed driver, all else held (the anchor-roll rate is held at the base cost of equity inside these re-runs; rolling at each perturbed rate moves off-base cells by no more than ~0.03). The middle column is the base DCF of AED 3.51 on every row EXCEPT the JV row, whose base (the audited carrying value) is its leftmost column — the remaining columns price successively richer JV framings.</w:t>
       </w:r>
     </w:p>
     <w:p>
@@ -7386,6 +7604,20 @@
           <w:sz w:val="21"/>
         </w:rPr>
         <w:t>Trading above the whole moving-average stack, on a rising 200-day</w:t>
+      </w:r>
+    </w:p>
+    <w:p>
+      <w:pPr>
+        <w:spacing w:after="120" w:before="0"/>
+      </w:pPr>
+      <w:r>
+        <w:rPr>
+          <w:b w:val="0"/>
+          <w:i w:val="0"/>
+          <w:color w:val="1C3A36"/>
+          <w:sz w:val="18"/>
+        </w:rPr>
+        <w:t>How the levels are computed (so they are checkable): support and resistance are recency-weighted clusters of fractal pivot highs/lows over the full cleaned trading history — not hand-drawn lines — with RSI(14) and ATR(14) on Wilder smoothing and the 52-week range from the same series; a cluster may sit slightly outside the 52-week range when older pivots carry the weight.</w:t>
       </w:r>
     </w:p>
     <w:tbl>
@@ -8822,7 +9054,7 @@
           <w:color w:val="1C3A36"/>
           <w:sz w:val="21"/>
         </w:rPr>
-        <w:t>How much to trust these bands. Backtested on this stock's own history — every quarter-length window from 2012 to 2026, 58 of them — the simulation's probability bands beat a naive random-walk benchmark by a small margin on a standard probabilistic accuracy score (+0.7%), and over the most recent four-plus years the two are statistically indistinguishable: an honest, calibrated map rather than a crystal ball. Realised prices landed inside the 80% band 79% of the time and inside the 90% band 86% — about as close to nominal as 58 windows allow. The recent windows lean toward outcomes in the upper half of the bands (the share nearly tripled from its 2022 lows), which is visible in the distribution of where outcomes fell but does not reject uniformity on a standard test of the full history.</w:t>
+        <w:t>How much to trust these bands. Backtested on this stock's own history — every quarter-length window from 2012 to 2026, 58 of them — the simulation's probability bands beat a naive random-walk benchmark by a small margin on a standard probabilistic accuracy score (+0.7%), and over the most recent four-plus years the two are statistically indistinguishable: an honest, calibrated map rather than a crystal ball. Realised prices landed inside the 80% band 79% of the time and inside the 90% band 86% — about as close to nominal as 58 windows allow. The recent windows lean toward outcomes in the upper half of the bands (the share nearly tripled from its 2022 lows), which is visible in the distribution of where outcomes fell but does not reject uniformity on a standard test of the full history. These full-history figures are the ONE set of calibration statistics, quoted identically in the companion workbook (an earlier draft quoted a recent-window subset there — 83%/89% — without labelling the different window set; corrected).</w:t>
       </w:r>
     </w:p>
     <w:p>
@@ -9217,7 +9449,7 @@
           <w:color w:val="1C3A36"/>
           <w:sz w:val="21"/>
         </w:rPr>
-        <w:t>All four lens bases sit between AED 3.76 and AED 4.13 — a tight cluster 26% below the market price. The market, in other words, is already paying for the JV-capitalised framing plus some of the order book's post-2030 tail. That is not irrational; it is simply not conservative, and this study's job is to show exactly which assumptions you must accept to get there.</w:t>
+        <w:t>All four lens bases sit between AED 3.45 and AED 4.13 — a tight cluster 31% below the market price. The market, in other words, is already paying for the JV-capitalised framing plus some of the order book's post-2030 tail. That is not irrational; it is simply not conservative, and this study's job is to show exactly which assumptions you must accept to get there.</w:t>
       </w:r>
     </w:p>
     <w:p>
@@ -9273,7 +9505,7 @@
           <w:color w:val="1C3A36"/>
           <w:sz w:val="21"/>
         </w:rPr>
-        <w:t>The official curve has Brent averaging ~$82 in 2026 falling toward ~$65 in 2027; the airline association assumed ~$95 with jet fuel near $152. Every quarter the curve view wins is roughly AED 0.04 per share of annualised value; the study prices both paths in full.</w:t>
+        <w:t>The official curve has Brent averaging ~$82 in 2026 falling toward ~$65 in 2027; the airline association assumed ~$95 with jet fuel near $152. Defined precisely: each quarter the relief is deferred costs (fuel/pax FY26 − FY27) × FY27 passengers × (1−t) ÷ 4 ≈ AED 0.02 per share; the study prices both full paths side by side.</w:t>
       </w:r>
     </w:p>
     <w:p>
@@ -9357,7 +9589,7 @@
           <w:color w:val="1C3A36"/>
           <w:sz w:val="21"/>
         </w:rPr>
-        <w:t>Four consecutive 5-fil raises to 30 fils (a 5.7% trailing yield). A fifth raise with FY2026 results would signal the board reads the dip year as behind it.</w:t>
+        <w:t>Raised in each of the last four years — +6.5 fils then three 5-fil steps to 30 fils (a 5.7% trailing yield). The base case HOLDS 30 fils through the dip year (a ~109% payout funded by net cash) rather than assuming a fifth raise; a raise with FY2026 results would signal the board reads the dip as behind it.</w:t>
       </w:r>
     </w:p>
     <w:p>
@@ -9883,7 +10115,7 @@
           <w:color w:val="1C3A36"/>
           <w:sz w:val="21"/>
         </w:rPr>
-        <w:t>Fleet capex is the model's weakest driver: the forward split between loan-financed and leased aircraft is assumed (~3–4 owned a year plus the pre-delivery ladder) and heavily sensitised. A disclosure of the financing plan for the neo ramp would replace an assumption with a fact.</w:t>
+        <w:t>Fleet financing is the model's weakest driver even after the rebuild: ~7 owned and ~9 leased consolidated additions are assumed, the leased units now charged at their gross right-of-use value inside the cash flows (with the value-neutral-financing alternative noted at ~+0.09/share). A disclosure of the financing plan for the neo ramp would replace an assumption with a fact.</w:t>
       </w:r>
     </w:p>
     <w:p>
@@ -10422,7 +10654,7 @@
                 <w:color w:val="1C3A36"/>
                 <w:sz w:val="15"/>
               </w:rPr>
-              <w:t>Direct operating costs (cash, forecast)</w:t>
+              <w:t>Direct operating costs (CASH basis, all columns)</w:t>
             </w:r>
           </w:p>
         </w:tc>
@@ -10440,7 +10672,7 @@
                 <w:color w:val="1C3A36"/>
                 <w:sz w:val="15"/>
               </w:rPr>
-              <w:t>4,343</w:t>
+              <w:t>3,726</w:t>
             </w:r>
           </w:p>
         </w:tc>
@@ -10458,7 +10690,7 @@
                 <w:color w:val="1C3A36"/>
                 <w:sz w:val="15"/>
               </w:rPr>
-              <w:t>5,203</w:t>
+              <w:t>4,588</w:t>
             </w:r>
           </w:p>
         </w:tc>
@@ -10476,7 +10708,7 @@
                 <w:color w:val="1C3A36"/>
                 <w:sz w:val="15"/>
               </w:rPr>
-              <w:t>6,088</w:t>
+              <w:t>5,506</w:t>
             </w:r>
           </w:p>
         </w:tc>
@@ -10494,7 +10726,7 @@
                 <w:color w:val="1C3A36"/>
                 <w:sz w:val="15"/>
               </w:rPr>
-              <w:t>5,800</w:t>
+              <w:t>5,801</w:t>
             </w:r>
           </w:p>
         </w:tc>
@@ -10512,7 +10744,7 @@
                 <w:color w:val="1C3A36"/>
                 <w:sz w:val="15"/>
               </w:rPr>
-              <w:t>5,966</w:t>
+              <w:t>5,967</w:t>
             </w:r>
           </w:p>
         </w:tc>
@@ -10530,7 +10762,7 @@
                 <w:color w:val="1C3A36"/>
                 <w:sz w:val="15"/>
               </w:rPr>
-              <w:t>6,631</w:t>
+              <w:t>6,632</w:t>
             </w:r>
           </w:p>
         </w:tc>
@@ -10548,7 +10780,7 @@
                 <w:color w:val="1C3A36"/>
                 <w:sz w:val="15"/>
               </w:rPr>
-              <w:t>7,322</w:t>
+              <w:t>7,320</w:t>
             </w:r>
           </w:p>
         </w:tc>
@@ -10585,7 +10817,7 @@
                 <w:color w:val="1C3A36"/>
                 <w:sz w:val="15"/>
               </w:rPr>
-              <w:t>EBITDA</w:t>
+              <w:t>memo: depreciation &amp; amortisation within audited direct costs</w:t>
             </w:r>
           </w:p>
         </w:tc>
@@ -10603,7 +10835,7 @@
                 <w:color w:val="1C3A36"/>
                 <w:sz w:val="15"/>
               </w:rPr>
-              <w:t>1,886</w:t>
+              <w:t>618</w:t>
             </w:r>
           </w:p>
         </w:tc>
@@ -10621,7 +10853,7 @@
                 <w:color w:val="1C3A36"/>
                 <w:sz w:val="15"/>
               </w:rPr>
-              <w:t>1,833</w:t>
+              <w:t>615</w:t>
             </w:r>
           </w:p>
         </w:tc>
@@ -10639,7 +10871,7 @@
                 <w:color w:val="1C3A36"/>
                 <w:sz w:val="15"/>
               </w:rPr>
-              <w:t>1,891</w:t>
+              <w:t>582</w:t>
             </w:r>
           </w:p>
         </w:tc>
@@ -10657,7 +10889,7 @@
                 <w:color w:val="1C3A36"/>
                 <w:sz w:val="15"/>
               </w:rPr>
-              <w:t>1,663</w:t>
+              <w:t>—</w:t>
             </w:r>
           </w:p>
         </w:tc>
@@ -10675,7 +10907,7 @@
                 <w:color w:val="1C3A36"/>
                 <w:sz w:val="15"/>
               </w:rPr>
-              <w:t>2,057</w:t>
+              <w:t>—</w:t>
             </w:r>
           </w:p>
         </w:tc>
@@ -10693,7 +10925,7 @@
                 <w:color w:val="1C3A36"/>
                 <w:sz w:val="15"/>
               </w:rPr>
-              <w:t>2,171</w:t>
+              <w:t>—</w:t>
             </w:r>
           </w:p>
         </w:tc>
@@ -10711,7 +10943,7 @@
                 <w:color w:val="1C3A36"/>
                 <w:sz w:val="15"/>
               </w:rPr>
-              <w:t>2,290</w:t>
+              <w:t>—</w:t>
             </w:r>
           </w:p>
         </w:tc>
@@ -10729,7 +10961,7 @@
                 <w:color w:val="1C3A36"/>
                 <w:sz w:val="15"/>
               </w:rPr>
-              <w:t>2,398</w:t>
+              <w:t>—</w:t>
             </w:r>
           </w:p>
         </w:tc>
@@ -10748,7 +10980,7 @@
                 <w:color w:val="1C3A36"/>
                 <w:sz w:val="15"/>
               </w:rPr>
-              <w:t>Depreciation &amp; amortisation</w:t>
+              <w:t>EBITDA</w:t>
             </w:r>
           </w:p>
         </w:tc>
@@ -10766,7 +10998,7 @@
                 <w:color w:val="1C3A36"/>
                 <w:sz w:val="15"/>
               </w:rPr>
-              <w:t>647</w:t>
+              <w:t>1,886</w:t>
             </w:r>
           </w:p>
         </w:tc>
@@ -10784,7 +11016,7 @@
                 <w:color w:val="1C3A36"/>
                 <w:sz w:val="15"/>
               </w:rPr>
-              <w:t>649</w:t>
+              <w:t>1,833</w:t>
             </w:r>
           </w:p>
         </w:tc>
@@ -10802,7 +11034,7 @@
                 <w:color w:val="1C3A36"/>
                 <w:sz w:val="15"/>
               </w:rPr>
-              <w:t>622</w:t>
+              <w:t>1,891</w:t>
             </w:r>
           </w:p>
         </w:tc>
@@ -10820,7 +11052,7 @@
                 <w:color w:val="1C3A36"/>
                 <w:sz w:val="15"/>
               </w:rPr>
-              <w:t>720</w:t>
+              <w:t>1,663</w:t>
             </w:r>
           </w:p>
         </w:tc>
@@ -10838,7 +11070,7 @@
                 <w:color w:val="1C3A36"/>
                 <w:sz w:val="15"/>
               </w:rPr>
-              <w:t>810</w:t>
+              <w:t>2,056</w:t>
             </w:r>
           </w:p>
         </w:tc>
@@ -10856,7 +11088,7 @@
                 <w:color w:val="1C3A36"/>
                 <w:sz w:val="15"/>
               </w:rPr>
-              <w:t>900</w:t>
+              <w:t>2,171</w:t>
             </w:r>
           </w:p>
         </w:tc>
@@ -10874,7 +11106,7 @@
                 <w:color w:val="1C3A36"/>
                 <w:sz w:val="15"/>
               </w:rPr>
-              <w:t>980</w:t>
+              <w:t>2,291</w:t>
             </w:r>
           </w:p>
         </w:tc>
@@ -10892,7 +11124,7 @@
                 <w:color w:val="1C3A36"/>
                 <w:sz w:val="15"/>
               </w:rPr>
-              <w:t>1,060</w:t>
+              <w:t>2,398</w:t>
             </w:r>
           </w:p>
         </w:tc>
@@ -10911,7 +11143,7 @@
                 <w:color w:val="1C3A36"/>
                 <w:sz w:val="15"/>
               </w:rPr>
-              <w:t>Operating profit</w:t>
+              <w:t>Depreciation &amp; amortisation</w:t>
             </w:r>
           </w:p>
         </w:tc>
@@ -10929,7 +11161,7 @@
                 <w:color w:val="1C3A36"/>
                 <w:sz w:val="15"/>
               </w:rPr>
-              <w:t>1,239</w:t>
+              <w:t>647</w:t>
             </w:r>
           </w:p>
         </w:tc>
@@ -10947,7 +11179,7 @@
                 <w:color w:val="1C3A36"/>
                 <w:sz w:val="15"/>
               </w:rPr>
-              <w:t>1,184</w:t>
+              <w:t>649</w:t>
             </w:r>
           </w:p>
         </w:tc>
@@ -10965,7 +11197,7 @@
                 <w:color w:val="1C3A36"/>
                 <w:sz w:val="15"/>
               </w:rPr>
-              <w:t>1,270</w:t>
+              <w:t>622</w:t>
             </w:r>
           </w:p>
         </w:tc>
@@ -10983,7 +11215,7 @@
                 <w:color w:val="1C3A36"/>
                 <w:sz w:val="15"/>
               </w:rPr>
-              <w:t>943</w:t>
+              <w:t>720</w:t>
             </w:r>
           </w:p>
         </w:tc>
@@ -11001,7 +11233,7 @@
                 <w:color w:val="1C3A36"/>
                 <w:sz w:val="15"/>
               </w:rPr>
-              <w:t>1,247</w:t>
+              <w:t>810</w:t>
             </w:r>
           </w:p>
         </w:tc>
@@ -11019,7 +11251,7 @@
                 <w:color w:val="1C3A36"/>
                 <w:sz w:val="15"/>
               </w:rPr>
-              <w:t>1,271</w:t>
+              <w:t>900</w:t>
             </w:r>
           </w:p>
         </w:tc>
@@ -11037,7 +11269,7 @@
                 <w:color w:val="1C3A36"/>
                 <w:sz w:val="15"/>
               </w:rPr>
-              <w:t>1,310</w:t>
+              <w:t>980</w:t>
             </w:r>
           </w:p>
         </w:tc>
@@ -11055,7 +11287,7 @@
                 <w:color w:val="1C3A36"/>
                 <w:sz w:val="15"/>
               </w:rPr>
-              <w:t>1,338</w:t>
+              <w:t>1,060</w:t>
             </w:r>
           </w:p>
         </w:tc>
@@ -11074,7 +11306,7 @@
                 <w:color w:val="1C3A36"/>
                 <w:sz w:val="15"/>
               </w:rPr>
-              <w:t>Other income</w:t>
+              <w:t>Operating profit</w:t>
             </w:r>
           </w:p>
         </w:tc>
@@ -11092,7 +11324,7 @@
                 <w:color w:val="1C3A36"/>
                 <w:sz w:val="15"/>
               </w:rPr>
-              <w:t>113</w:t>
+              <w:t>1,239</w:t>
             </w:r>
           </w:p>
         </w:tc>
@@ -11110,7 +11342,7 @@
                 <w:color w:val="1C3A36"/>
                 <w:sz w:val="15"/>
               </w:rPr>
-              <w:t>132</w:t>
+              <w:t>1,184</w:t>
             </w:r>
           </w:p>
         </w:tc>
@@ -11128,7 +11360,7 @@
                 <w:color w:val="1C3A36"/>
                 <w:sz w:val="15"/>
               </w:rPr>
-              <w:t>197</w:t>
+              <w:t>1,270</w:t>
             </w:r>
           </w:p>
         </w:tc>
@@ -11146,7 +11378,7 @@
                 <w:color w:val="1C3A36"/>
                 <w:sz w:val="15"/>
               </w:rPr>
-              <w:t>213</w:t>
+              <w:t>943</w:t>
             </w:r>
           </w:p>
         </w:tc>
@@ -11164,7 +11396,7 @@
                 <w:color w:val="1C3A36"/>
                 <w:sz w:val="15"/>
               </w:rPr>
-              <w:t>230</w:t>
+              <w:t>1,246</w:t>
             </w:r>
           </w:p>
         </w:tc>
@@ -11182,7 +11414,7 @@
                 <w:color w:val="1C3A36"/>
                 <w:sz w:val="15"/>
               </w:rPr>
-              <w:t>248</w:t>
+              <w:t>1,271</w:t>
             </w:r>
           </w:p>
         </w:tc>
@@ -11200,7 +11432,7 @@
                 <w:color w:val="1C3A36"/>
                 <w:sz w:val="15"/>
               </w:rPr>
-              <w:t>266</w:t>
+              <w:t>1,311</w:t>
             </w:r>
           </w:p>
         </w:tc>
@@ -11218,7 +11450,7 @@
                 <w:color w:val="1C3A36"/>
                 <w:sz w:val="15"/>
               </w:rPr>
-              <w:t>282</w:t>
+              <w:t>1,338</w:t>
             </w:r>
           </w:p>
         </w:tc>
@@ -11237,7 +11469,7 @@
                 <w:color w:val="1C3A36"/>
                 <w:sz w:val="15"/>
               </w:rPr>
-              <w:t>Finance income</w:t>
+              <w:t>Other income</w:t>
             </w:r>
           </w:p>
         </w:tc>
@@ -11255,7 +11487,7 @@
                 <w:color w:val="1C3A36"/>
                 <w:sz w:val="15"/>
               </w:rPr>
-              <w:t>210</w:t>
+              <w:t>113</w:t>
             </w:r>
           </w:p>
         </w:tc>
@@ -11273,7 +11505,7 @@
                 <w:color w:val="1C3A36"/>
                 <w:sz w:val="15"/>
               </w:rPr>
-              <w:t>251</w:t>
+              <w:t>132</w:t>
             </w:r>
           </w:p>
         </w:tc>
@@ -11291,7 +11523,7 @@
                 <w:color w:val="1C3A36"/>
                 <w:sz w:val="15"/>
               </w:rPr>
-              <w:t>241</w:t>
+              <w:t>197</w:t>
             </w:r>
           </w:p>
         </w:tc>
@@ -11327,7 +11559,7 @@
                 <w:color w:val="1C3A36"/>
                 <w:sz w:val="15"/>
               </w:rPr>
-              <w:t>138</w:t>
+              <w:t>230</w:t>
             </w:r>
           </w:p>
         </w:tc>
@@ -11345,7 +11577,7 @@
                 <w:color w:val="1C3A36"/>
                 <w:sz w:val="15"/>
               </w:rPr>
-              <w:t>107</w:t>
+              <w:t>248</w:t>
             </w:r>
           </w:p>
         </w:tc>
@@ -11363,7 +11595,7 @@
                 <w:color w:val="1C3A36"/>
                 <w:sz w:val="15"/>
               </w:rPr>
-              <w:t>103</w:t>
+              <w:t>266</w:t>
             </w:r>
           </w:p>
         </w:tc>
@@ -11381,7 +11613,7 @@
                 <w:color w:val="1C3A36"/>
                 <w:sz w:val="15"/>
               </w:rPr>
-              <w:t>103</w:t>
+              <w:t>282</w:t>
             </w:r>
           </w:p>
         </w:tc>
@@ -11400,7 +11632,7 @@
                 <w:color w:val="1C3A36"/>
                 <w:sz w:val="15"/>
               </w:rPr>
-              <w:t>Finance costs</w:t>
+              <w:t>Finance income</w:t>
             </w:r>
           </w:p>
         </w:tc>
@@ -11418,7 +11650,7 @@
                 <w:color w:val="1C3A36"/>
                 <w:sz w:val="15"/>
               </w:rPr>
-              <w:t>102</w:t>
+              <w:t>210</w:t>
             </w:r>
           </w:p>
         </w:tc>
@@ -11436,7 +11668,7 @@
                 <w:color w:val="1C3A36"/>
                 <w:sz w:val="15"/>
               </w:rPr>
-              <w:t>82</w:t>
+              <w:t>251</w:t>
             </w:r>
           </w:p>
         </w:tc>
@@ -11454,7 +11686,7 @@
                 <w:color w:val="1C3A36"/>
                 <w:sz w:val="15"/>
               </w:rPr>
-              <w:t>67</w:t>
+              <w:t>241</w:t>
             </w:r>
           </w:p>
         </w:tc>
@@ -11472,7 +11704,7 @@
                 <w:color w:val="1C3A36"/>
                 <w:sz w:val="15"/>
               </w:rPr>
-              <w:t>120</w:t>
+              <w:t>213</w:t>
             </w:r>
           </w:p>
         </w:tc>
@@ -11490,7 +11722,7 @@
                 <w:color w:val="1C3A36"/>
                 <w:sz w:val="15"/>
               </w:rPr>
-              <w:t>116</w:t>
+              <w:t>118</w:t>
             </w:r>
           </w:p>
         </w:tc>
@@ -11508,7 +11740,7 @@
                 <w:color w:val="1C3A36"/>
                 <w:sz w:val="15"/>
               </w:rPr>
-              <w:t>113</w:t>
+              <w:t>70</w:t>
             </w:r>
           </w:p>
         </w:tc>
@@ -11526,7 +11758,7 @@
                 <w:color w:val="1C3A36"/>
                 <w:sz w:val="15"/>
               </w:rPr>
-              <w:t>111</w:t>
+              <w:t>34</w:t>
             </w:r>
           </w:p>
         </w:tc>
@@ -11544,7 +11776,7 @@
                 <w:color w:val="1C3A36"/>
                 <w:sz w:val="15"/>
               </w:rPr>
-              <w:t>111</w:t>
+              <w:t>4</w:t>
             </w:r>
           </w:p>
         </w:tc>
@@ -11563,7 +11795,7 @@
                 <w:color w:val="1C3A36"/>
                 <w:sz w:val="15"/>
               </w:rPr>
-              <w:t>Share of JV and associate profit</w:t>
+              <w:t>Finance costs</w:t>
             </w:r>
           </w:p>
         </w:tc>
@@ -11581,7 +11813,7 @@
                 <w:color w:val="1C3A36"/>
                 <w:sz w:val="15"/>
               </w:rPr>
-              <w:t>88</w:t>
+              <w:t>102</w:t>
             </w:r>
           </w:p>
         </w:tc>
@@ -11599,7 +11831,7 @@
                 <w:color w:val="1C3A36"/>
                 <w:sz w:val="15"/>
               </w:rPr>
-              <w:t>125</w:t>
+              <w:t>82</w:t>
             </w:r>
           </w:p>
         </w:tc>
@@ -11617,7 +11849,7 @@
                 <w:color w:val="1C3A36"/>
                 <w:sz w:val="15"/>
               </w:rPr>
-              <w:t>190</w:t>
+              <w:t>67</w:t>
             </w:r>
           </w:p>
         </w:tc>
@@ -11635,7 +11867,7 @@
                 <w:color w:val="1C3A36"/>
                 <w:sz w:val="15"/>
               </w:rPr>
-              <w:t>194</w:t>
+              <w:t>84</w:t>
             </w:r>
           </w:p>
         </w:tc>
@@ -11653,7 +11885,7 @@
                 <w:color w:val="1C3A36"/>
                 <w:sz w:val="15"/>
               </w:rPr>
-              <w:t>229</w:t>
+              <w:t>86</w:t>
             </w:r>
           </w:p>
         </w:tc>
@@ -11671,7 +11903,7 @@
                 <w:color w:val="1C3A36"/>
                 <w:sz w:val="15"/>
               </w:rPr>
-              <w:t>270</w:t>
+              <w:t>90</w:t>
             </w:r>
           </w:p>
         </w:tc>
@@ -11689,7 +11921,7 @@
                 <w:color w:val="1C3A36"/>
                 <w:sz w:val="15"/>
               </w:rPr>
-              <w:t>310</w:t>
+              <w:t>93</w:t>
             </w:r>
           </w:p>
         </w:tc>
@@ -11707,7 +11939,7 @@
                 <w:color w:val="1C3A36"/>
                 <w:sz w:val="15"/>
               </w:rPr>
-              <w:t>348</w:t>
+              <w:t>99</w:t>
             </w:r>
           </w:p>
         </w:tc>
@@ -11726,7 +11958,7 @@
                 <w:color w:val="1C3A36"/>
                 <w:sz w:val="15"/>
               </w:rPr>
-              <w:t>Profit before tax</w:t>
+              <w:t>Share of JV and associate profit</w:t>
             </w:r>
           </w:p>
         </w:tc>
@@ -11744,7 +11976,7 @@
                 <w:color w:val="1C3A36"/>
                 <w:sz w:val="15"/>
               </w:rPr>
-              <w:t>1,548</w:t>
+              <w:t>88</w:t>
             </w:r>
           </w:p>
         </w:tc>
@@ -11762,7 +11994,7 @@
                 <w:color w:val="1C3A36"/>
                 <w:sz w:val="15"/>
               </w:rPr>
-              <w:t>1,609</w:t>
+              <w:t>125</w:t>
             </w:r>
           </w:p>
         </w:tc>
@@ -11780,7 +12012,7 @@
                 <w:color w:val="1C3A36"/>
                 <w:sz w:val="15"/>
               </w:rPr>
-              <w:t>1,831</w:t>
+              <w:t>190</w:t>
             </w:r>
           </w:p>
         </w:tc>
@@ -11798,7 +12030,7 @@
                 <w:color w:val="1C3A36"/>
                 <w:sz w:val="15"/>
               </w:rPr>
-              <w:t>1,443</w:t>
+              <w:t>194</w:t>
             </w:r>
           </w:p>
         </w:tc>
@@ -11816,7 +12048,7 @@
                 <w:color w:val="1C3A36"/>
                 <w:sz w:val="15"/>
               </w:rPr>
-              <w:t>1,728</w:t>
+              <w:t>229</w:t>
             </w:r>
           </w:p>
         </w:tc>
@@ -11834,7 +12066,7 @@
                 <w:color w:val="1C3A36"/>
                 <w:sz w:val="15"/>
               </w:rPr>
-              <w:t>1,783</w:t>
+              <w:t>270</w:t>
             </w:r>
           </w:p>
         </w:tc>
@@ -11852,7 +12084,7 @@
                 <w:color w:val="1C3A36"/>
                 <w:sz w:val="15"/>
               </w:rPr>
-              <w:t>1,878</w:t>
+              <w:t>310</w:t>
             </w:r>
           </w:p>
         </w:tc>
@@ -11870,7 +12102,7 @@
                 <w:color w:val="1C3A36"/>
                 <w:sz w:val="15"/>
               </w:rPr>
-              <w:t>1,959</w:t>
+              <w:t>348</w:t>
             </w:r>
           </w:p>
         </w:tc>
@@ -11889,7 +12121,7 @@
                 <w:color w:val="1C3A36"/>
                 <w:sz w:val="15"/>
               </w:rPr>
-              <w:t>Income tax</w:t>
+              <w:t>Profit before tax</w:t>
             </w:r>
           </w:p>
         </w:tc>
@@ -11907,7 +12139,7 @@
                 <w:color w:val="1C3A36"/>
                 <w:sz w:val="15"/>
               </w:rPr>
-              <w:t>0</w:t>
+              <w:t>1,548</w:t>
             </w:r>
           </w:p>
         </w:tc>
@@ -11925,7 +12157,7 @@
                 <w:color w:val="1C3A36"/>
                 <w:sz w:val="15"/>
               </w:rPr>
-              <w:t>142</w:t>
+              <w:t>1,609</w:t>
             </w:r>
           </w:p>
         </w:tc>
@@ -11943,7 +12175,7 @@
                 <w:color w:val="1C3A36"/>
                 <w:sz w:val="15"/>
               </w:rPr>
-              <w:t>202</w:t>
+              <w:t>1,831</w:t>
             </w:r>
           </w:p>
         </w:tc>
@@ -11961,7 +12193,7 @@
                 <w:color w:val="1C3A36"/>
                 <w:sz w:val="15"/>
               </w:rPr>
-              <w:t>216</w:t>
+              <w:t>1,513</w:t>
             </w:r>
           </w:p>
         </w:tc>
@@ -11979,7 +12211,7 @@
                 <w:color w:val="1C3A36"/>
                 <w:sz w:val="15"/>
               </w:rPr>
-              <w:t>259</w:t>
+              <w:t>1,778</w:t>
             </w:r>
           </w:p>
         </w:tc>
@@ -11997,7 +12229,7 @@
                 <w:color w:val="1C3A36"/>
                 <w:sz w:val="15"/>
               </w:rPr>
-              <w:t>267</w:t>
+              <w:t>1,817</w:t>
             </w:r>
           </w:p>
         </w:tc>
@@ -12015,7 +12247,7 @@
                 <w:color w:val="1C3A36"/>
                 <w:sz w:val="15"/>
               </w:rPr>
-              <w:t>282</w:t>
+              <w:t>1,882</w:t>
             </w:r>
           </w:p>
         </w:tc>
@@ -12033,7 +12265,7 @@
                 <w:color w:val="1C3A36"/>
                 <w:sz w:val="15"/>
               </w:rPr>
-              <w:t>294</w:t>
+              <w:t>1,933</w:t>
             </w:r>
           </w:p>
         </w:tc>
@@ -12052,7 +12284,7 @@
                 <w:color w:val="1C3A36"/>
                 <w:sz w:val="15"/>
               </w:rPr>
-              <w:t>Profit for the year</w:t>
+              <w:t>Income tax</w:t>
             </w:r>
           </w:p>
         </w:tc>
@@ -12070,7 +12302,7 @@
                 <w:color w:val="1C3A36"/>
                 <w:sz w:val="15"/>
               </w:rPr>
-              <w:t>1,548</w:t>
+              <w:t>0</w:t>
             </w:r>
           </w:p>
         </w:tc>
@@ -12088,7 +12320,7 @@
                 <w:color w:val="1C3A36"/>
                 <w:sz w:val="15"/>
               </w:rPr>
-              <w:t>1,468</w:t>
+              <w:t>142</w:t>
             </w:r>
           </w:p>
         </w:tc>
@@ -12106,7 +12338,7 @@
                 <w:color w:val="1C3A36"/>
                 <w:sz w:val="15"/>
               </w:rPr>
-              <w:t>1,629</w:t>
+              <w:t>202</w:t>
             </w:r>
           </w:p>
         </w:tc>
@@ -12124,7 +12356,7 @@
                 <w:color w:val="1C3A36"/>
                 <w:sz w:val="15"/>
               </w:rPr>
-              <w:t>1,227</w:t>
+              <w:t>227</w:t>
             </w:r>
           </w:p>
         </w:tc>
@@ -12142,7 +12374,7 @@
                 <w:color w:val="1C3A36"/>
                 <w:sz w:val="15"/>
               </w:rPr>
-              <w:t>1,469</w:t>
+              <w:t>267</w:t>
             </w:r>
           </w:p>
         </w:tc>
@@ -12160,7 +12392,7 @@
                 <w:color w:val="1C3A36"/>
                 <w:sz w:val="15"/>
               </w:rPr>
-              <w:t>1,515</w:t>
+              <w:t>273</w:t>
             </w:r>
           </w:p>
         </w:tc>
@@ -12178,7 +12410,7 @@
                 <w:color w:val="1C3A36"/>
                 <w:sz w:val="15"/>
               </w:rPr>
-              <w:t>1,596</w:t>
+              <w:t>282</w:t>
             </w:r>
           </w:p>
         </w:tc>
@@ -12196,7 +12428,7 @@
                 <w:color w:val="1C3A36"/>
                 <w:sz w:val="15"/>
               </w:rPr>
-              <w:t>1,665</w:t>
+              <w:t>290</w:t>
             </w:r>
           </w:p>
         </w:tc>
@@ -12215,7 +12447,7 @@
                 <w:color w:val="1C3A36"/>
                 <w:sz w:val="15"/>
               </w:rPr>
-              <w:t>Attributable to owners</w:t>
+              <w:t>Profit for the year</w:t>
             </w:r>
           </w:p>
         </w:tc>
@@ -12233,7 +12465,7 @@
                 <w:color w:val="1C3A36"/>
                 <w:sz w:val="15"/>
               </w:rPr>
-              <w:t>1,547</w:t>
+              <w:t>1,548</w:t>
             </w:r>
           </w:p>
         </w:tc>
@@ -12251,7 +12483,7 @@
                 <w:color w:val="1C3A36"/>
                 <w:sz w:val="15"/>
               </w:rPr>
-              <w:t>1,467</w:t>
+              <w:t>1,468</w:t>
             </w:r>
           </w:p>
         </w:tc>
@@ -12269,7 +12501,7 @@
                 <w:color w:val="1C3A36"/>
                 <w:sz w:val="15"/>
               </w:rPr>
-              <w:t>1,628</w:t>
+              <w:t>1,629</w:t>
             </w:r>
           </w:p>
         </w:tc>
@@ -12287,7 +12519,7 @@
                 <w:color w:val="1C3A36"/>
                 <w:sz w:val="15"/>
               </w:rPr>
-              <w:t>1,226</w:t>
+              <w:t>1,286</w:t>
             </w:r>
           </w:p>
         </w:tc>
@@ -12305,7 +12537,7 @@
                 <w:color w:val="1C3A36"/>
                 <w:sz w:val="15"/>
               </w:rPr>
-              <w:t>1,468</w:t>
+              <w:t>1,511</w:t>
             </w:r>
           </w:p>
         </w:tc>
@@ -12323,7 +12555,7 @@
                 <w:color w:val="1C3A36"/>
                 <w:sz w:val="15"/>
               </w:rPr>
-              <w:t>1,515</w:t>
+              <w:t>1,545</w:t>
             </w:r>
           </w:p>
         </w:tc>
@@ -12341,7 +12573,7 @@
                 <w:color w:val="1C3A36"/>
                 <w:sz w:val="15"/>
               </w:rPr>
-              <w:t>1,596</w:t>
+              <w:t>1,600</w:t>
             </w:r>
           </w:p>
         </w:tc>
@@ -12359,7 +12591,7 @@
                 <w:color w:val="1C3A36"/>
                 <w:sz w:val="15"/>
               </w:rPr>
-              <w:t>1,665</w:t>
+              <w:t>1,643</w:t>
             </w:r>
           </w:p>
         </w:tc>
@@ -12378,6 +12610,169 @@
                 <w:color w:val="1C3A36"/>
                 <w:sz w:val="15"/>
               </w:rPr>
+              <w:t>Attributable to owners</w:t>
+            </w:r>
+          </w:p>
+        </w:tc>
+        <w:tc>
+          <w:tcPr>
+            <w:tcW w:type="dxa" w:w="950"/>
+          </w:tcPr>
+          <w:p>
+            <w:pPr>
+              <w:spacing w:after="20"/>
+              <w:jc w:val="right"/>
+            </w:pPr>
+            <w:r>
+              <w:rPr>
+                <w:color w:val="1C3A36"/>
+                <w:sz w:val="15"/>
+              </w:rPr>
+              <w:t>1,547</w:t>
+            </w:r>
+          </w:p>
+        </w:tc>
+        <w:tc>
+          <w:tcPr>
+            <w:tcW w:type="dxa" w:w="950"/>
+          </w:tcPr>
+          <w:p>
+            <w:pPr>
+              <w:spacing w:after="20"/>
+              <w:jc w:val="right"/>
+            </w:pPr>
+            <w:r>
+              <w:rPr>
+                <w:color w:val="1C3A36"/>
+                <w:sz w:val="15"/>
+              </w:rPr>
+              <w:t>1,467</w:t>
+            </w:r>
+          </w:p>
+        </w:tc>
+        <w:tc>
+          <w:tcPr>
+            <w:tcW w:type="dxa" w:w="950"/>
+          </w:tcPr>
+          <w:p>
+            <w:pPr>
+              <w:spacing w:after="20"/>
+              <w:jc w:val="right"/>
+            </w:pPr>
+            <w:r>
+              <w:rPr>
+                <w:color w:val="1C3A36"/>
+                <w:sz w:val="15"/>
+              </w:rPr>
+              <w:t>1,628</w:t>
+            </w:r>
+          </w:p>
+        </w:tc>
+        <w:tc>
+          <w:tcPr>
+            <w:tcW w:type="dxa" w:w="950"/>
+          </w:tcPr>
+          <w:p>
+            <w:pPr>
+              <w:spacing w:after="20"/>
+              <w:jc w:val="right"/>
+            </w:pPr>
+            <w:r>
+              <w:rPr>
+                <w:color w:val="1C3A36"/>
+                <w:sz w:val="15"/>
+              </w:rPr>
+              <w:t>1,286</w:t>
+            </w:r>
+          </w:p>
+        </w:tc>
+        <w:tc>
+          <w:tcPr>
+            <w:tcW w:type="dxa" w:w="950"/>
+          </w:tcPr>
+          <w:p>
+            <w:pPr>
+              <w:spacing w:after="20"/>
+              <w:jc w:val="right"/>
+            </w:pPr>
+            <w:r>
+              <w:rPr>
+                <w:color w:val="1C3A36"/>
+                <w:sz w:val="15"/>
+              </w:rPr>
+              <w:t>1,511</w:t>
+            </w:r>
+          </w:p>
+        </w:tc>
+        <w:tc>
+          <w:tcPr>
+            <w:tcW w:type="dxa" w:w="950"/>
+          </w:tcPr>
+          <w:p>
+            <w:pPr>
+              <w:spacing w:after="20"/>
+              <w:jc w:val="right"/>
+            </w:pPr>
+            <w:r>
+              <w:rPr>
+                <w:color w:val="1C3A36"/>
+                <w:sz w:val="15"/>
+              </w:rPr>
+              <w:t>1,544</w:t>
+            </w:r>
+          </w:p>
+        </w:tc>
+        <w:tc>
+          <w:tcPr>
+            <w:tcW w:type="dxa" w:w="950"/>
+          </w:tcPr>
+          <w:p>
+            <w:pPr>
+              <w:spacing w:after="20"/>
+              <w:jc w:val="right"/>
+            </w:pPr>
+            <w:r>
+              <w:rPr>
+                <w:color w:val="1C3A36"/>
+                <w:sz w:val="15"/>
+              </w:rPr>
+              <w:t>1,600</w:t>
+            </w:r>
+          </w:p>
+        </w:tc>
+        <w:tc>
+          <w:tcPr>
+            <w:tcW w:type="dxa" w:w="950"/>
+          </w:tcPr>
+          <w:p>
+            <w:pPr>
+              <w:spacing w:after="20"/>
+              <w:jc w:val="right"/>
+            </w:pPr>
+            <w:r>
+              <w:rPr>
+                <w:color w:val="1C3A36"/>
+                <w:sz w:val="15"/>
+              </w:rPr>
+              <w:t>1,643</w:t>
+            </w:r>
+          </w:p>
+        </w:tc>
+      </w:tr>
+      <w:tr>
+        <w:tc>
+          <w:tcPr>
+            <w:tcW w:type="dxa" w:w="2448"/>
+          </w:tcPr>
+          <w:p>
+            <w:pPr>
+              <w:spacing w:after="20"/>
+            </w:pPr>
+            <w:r>
+              <w:rPr>
+                <w:color w:val="1C3A36"/>
+                <w:sz w:val="15"/>
+              </w:rPr>
               <w:t>Earnings per share (AED)</w:t>
             </w:r>
           </w:p>
@@ -12450,7 +12845,7 @@
                 <w:color w:val="1C3A36"/>
                 <w:sz w:val="15"/>
               </w:rPr>
-              <w:t>0.26</w:t>
+              <w:t>0.28</w:t>
             </w:r>
           </w:p>
         </w:tc>
@@ -12468,7 +12863,7 @@
                 <w:color w:val="1C3A36"/>
                 <w:sz w:val="15"/>
               </w:rPr>
-              <w:t>0.31</w:t>
+              <w:t>0.32</w:t>
             </w:r>
           </w:p>
         </w:tc>
@@ -12486,7 +12881,7 @@
                 <w:color w:val="1C3A36"/>
                 <w:sz w:val="15"/>
               </w:rPr>
-              <w:t>0.32</w:t>
+              <w:t>0.33</w:t>
             </w:r>
           </w:p>
         </w:tc>
@@ -12522,7 +12917,7 @@
                 <w:color w:val="1C3A36"/>
                 <w:sz w:val="15"/>
               </w:rPr>
-              <w:t>0.36</w:t>
+              <w:t>0.35</w:t>
             </w:r>
           </w:p>
         </w:tc>
@@ -12544,7 +12939,7 @@
           <w:color w:val="6E7B77"/>
           <w:sz w:val="17"/>
         </w:rPr>
-        <w:t>*FY2024 as restated in the FY2025 filing (lease-rental revenue reclassified into revenue, maintenance provisions re-measured). FY2023 as reported. Historical direct costs include their depreciation; forecast direct costs are shown cash-basis with all depreciation on its own line — the operating-profit line is on one consistent basis throughout.</w:t>
+        <w:t>*FY2024 as restated in the FY2025 filing (lease-rental revenue reclassified into revenue, maintenance provisions re-measured). FY2023 as reported. RESTATED after critique: every column now shows direct costs on the CASH basis, with the depreciation embedded in the audited direct-cost line broken out as a memo row — the table foots top-to-bottom in every column. Forecast profit before tax excludes the JV share, which is carried below the tax line; history keeps the audited presentation.</w:t>
       </w:r>
     </w:p>
     <w:p>
@@ -12558,7 +12953,7 @@
           <w:color w:val="1C3A36"/>
           <w:sz w:val="24"/>
         </w:rPr>
-        <w:t>A.2  Balance sheet (AED mn)</w:t>
+        <w:t>A.2  Selected balance-sheet roll-forwards (AED mn)</w:t>
       </w:r>
     </w:p>
     <w:tbl>
@@ -12812,7 +13207,7 @@
                 <w:color w:val="1C3A36"/>
                 <w:sz w:val="16"/>
               </w:rPr>
-              <w:t>10,251</w:t>
+              <w:t>10,126</w:t>
             </w:r>
           </w:p>
         </w:tc>
@@ -12830,7 +13225,7 @@
                 <w:color w:val="1C3A36"/>
                 <w:sz w:val="16"/>
               </w:rPr>
-              <w:t>12,941</w:t>
+              <w:t>12,916</w:t>
             </w:r>
           </w:p>
         </w:tc>
@@ -12848,7 +13243,7 @@
                 <w:color w:val="1C3A36"/>
                 <w:sz w:val="16"/>
               </w:rPr>
-              <w:t>15,451</w:t>
+              <w:t>15,526</w:t>
             </w:r>
           </w:p>
         </w:tc>
@@ -13701,7 +14096,7 @@
                 <w:color w:val="1C3A36"/>
                 <w:sz w:val="16"/>
               </w:rPr>
-              <w:t>-854</w:t>
+              <w:t>-504</w:t>
             </w:r>
           </w:p>
         </w:tc>
@@ -13719,7 +14114,7 @@
                 <w:color w:val="1C3A36"/>
                 <w:sz w:val="16"/>
               </w:rPr>
-              <w:t>360</w:t>
+              <w:t>1,640</w:t>
             </w:r>
           </w:p>
         </w:tc>
@@ -13737,7 +14132,7 @@
                 <w:color w:val="1C3A36"/>
                 <w:sz w:val="16"/>
               </w:rPr>
-              <w:t>1,224</w:t>
+              <w:t>3,380</w:t>
             </w:r>
           </w:p>
         </w:tc>
@@ -13828,7 +14223,7 @@
                 <w:color w:val="1C3A36"/>
                 <w:sz w:val="16"/>
               </w:rPr>
-              <w:t>8,409</w:t>
+              <w:t>8,295</w:t>
             </w:r>
           </w:p>
         </w:tc>
@@ -13846,7 +14241,7 @@
                 <w:color w:val="1C3A36"/>
                 <w:sz w:val="16"/>
               </w:rPr>
-              <w:t>8,783</w:t>
+              <w:t>8,550</w:t>
             </w:r>
           </w:p>
         </w:tc>
@@ -13864,7 +14259,7 @@
                 <w:color w:val="1C3A36"/>
                 <w:sz w:val="16"/>
               </w:rPr>
-              <w:t>9,272</w:t>
+              <w:t>8,993</w:t>
             </w:r>
           </w:p>
         </w:tc>
@@ -13886,7 +14281,7 @@
           <w:color w:val="6E7B77"/>
           <w:sz w:val="17"/>
         </w:rPr>
-        <w:t>*FY2023 column is the restated 1-January-2024 position from the FY2025 filing — the same basis as FY2024/25. Forecast columns roll fleet assets, working capital, net debt and equity; the intermediate rows are audited history only.</w:t>
+        <w:t>*FY2023 column is the restated 1-January-2024 position from the FY2025 filing — the same basis as FY2024/25. The forecast columns are four linked roll-forwards (fleet assets, working capital, net debt via the financing walk, equity via profit less dividends), not a fully articulated balance sheet: the block of non-operating assets and the JV carrying value are deliberately NOT rolled, and the residual between the asset rolls and the equity roll is that unrolled block plus the financing timing — the workbook carries the same construction with a check row.</w:t>
       </w:r>
     </w:p>
     <w:p>
@@ -14408,7 +14803,7 @@
                 <w:color w:val="1C3A36"/>
                 <w:sz w:val="16"/>
               </w:rPr>
-              <w:t>-448</w:t>
+              <w:t>-624</w:t>
             </w:r>
           </w:p>
         </w:tc>
@@ -14426,7 +14821,7 @@
                 <w:color w:val="1C3A36"/>
                 <w:sz w:val="16"/>
               </w:rPr>
-              <w:t>808</w:t>
+              <w:t>457</w:t>
             </w:r>
           </w:p>
         </w:tc>
@@ -14444,7 +14839,7 @@
                 <w:color w:val="1C3A36"/>
                 <w:sz w:val="16"/>
               </w:rPr>
-              <w:t>985</w:t>
+              <w:t>635</w:t>
             </w:r>
           </w:p>
         </w:tc>
@@ -14535,7 +14930,7 @@
                 <w:color w:val="1C3A36"/>
                 <w:sz w:val="16"/>
               </w:rPr>
-              <w:t>1,226</w:t>
+              <w:t>1,400</w:t>
             </w:r>
           </w:p>
         </w:tc>
@@ -14553,7 +14948,7 @@
                 <w:color w:val="1C3A36"/>
                 <w:sz w:val="16"/>
               </w:rPr>
-              <w:t>1,288</w:t>
+              <w:t>1,400</w:t>
             </w:r>
           </w:p>
         </w:tc>
@@ -14571,7 +14966,7 @@
                 <w:color w:val="1C3A36"/>
                 <w:sz w:val="16"/>
               </w:rPr>
-              <w:t>1,415</w:t>
+              <w:t>1,400</w:t>
             </w:r>
           </w:p>
         </w:tc>
@@ -14638,15 +15033,15 @@
         <w:tblLayout w:type="fixed"/>
       </w:tblPr>
       <w:tblGrid>
-        <w:gridCol w:w="2592"/>
-        <w:gridCol w:w="1944"/>
-        <w:gridCol w:w="1584"/>
-        <w:gridCol w:w="3960"/>
+        <w:gridCol w:w="2088"/>
+        <w:gridCol w:w="2232"/>
+        <w:gridCol w:w="1872"/>
+        <w:gridCol w:w="3888"/>
       </w:tblGrid>
       <w:tr>
         <w:tc>
           <w:tcPr>
-            <w:tcW w:type="dxa" w:w="2592"/>
+            <w:tcW w:type="dxa" w:w="2088"/>
             <w:shd w:val="clear" w:color="auto" w:fill="EAF0EE"/>
           </w:tcPr>
           <w:p>
@@ -14657,7 +15052,7 @@
               <w:rPr>
                 <w:b/>
                 <w:color w:val="1C3A36"/>
-                <w:sz w:val="17"/>
+                <w:sz w:val="16"/>
               </w:rPr>
               <w:t>Carrier</w:t>
             </w:r>
@@ -14665,7 +15060,7 @@
         </w:tc>
         <w:tc>
           <w:tcPr>
-            <w:tcW w:type="dxa" w:w="1944"/>
+            <w:tcW w:type="dxa" w:w="2232"/>
             <w:shd w:val="clear" w:color="auto" w:fill="EAF0EE"/>
           </w:tcPr>
           <w:p>
@@ -14676,15 +15071,15 @@
               <w:rPr>
                 <w:b/>
                 <w:color w:val="1C3A36"/>
-                <w:sz w:val="17"/>
-              </w:rPr>
-              <w:t>Trailing P/E</w:t>
-            </w:r>
-          </w:p>
-        </w:tc>
-        <w:tc>
-          <w:tcPr>
-            <w:tcW w:type="dxa" w:w="1584"/>
+                <w:sz w:val="16"/>
+              </w:rPr>
+              <w:t>P/E</w:t>
+            </w:r>
+          </w:p>
+        </w:tc>
+        <w:tc>
+          <w:tcPr>
+            <w:tcW w:type="dxa" w:w="1872"/>
             <w:shd w:val="clear" w:color="auto" w:fill="EAF0EE"/>
           </w:tcPr>
           <w:p>
@@ -14695,7 +15090,7 @@
               <w:rPr>
                 <w:b/>
                 <w:color w:val="1C3A36"/>
-                <w:sz w:val="17"/>
+                <w:sz w:val="16"/>
               </w:rPr>
               <w:t>EV/EBITDA</w:t>
             </w:r>
@@ -14703,7 +15098,7 @@
         </w:tc>
         <w:tc>
           <w:tcPr>
-            <w:tcW w:type="dxa" w:w="3960"/>
+            <w:tcW w:type="dxa" w:w="3888"/>
             <w:shd w:val="clear" w:color="auto" w:fill="EAF0EE"/>
           </w:tcPr>
           <w:p>
@@ -14714,9 +15109,9 @@
               <w:rPr>
                 <w:b/>
                 <w:color w:val="1C3A36"/>
-                <w:sz w:val="17"/>
-              </w:rPr>
-              <w:t>Basis</w:t>
+                <w:sz w:val="16"/>
+              </w:rPr>
+              <w:t>Basis (close of Friday 7-Aug-2026; filings as dated)</w:t>
             </w:r>
           </w:p>
         </w:tc>
@@ -14724,16 +15119,16 @@
       <w:tr>
         <w:tc>
           <w:tcPr>
-            <w:tcW w:type="dxa" w:w="2592"/>
-          </w:tcPr>
-          <w:p>
-            <w:pPr>
-              <w:spacing w:after="20"/>
-            </w:pPr>
-            <w:r>
-              <w:rPr>
-                <w:color w:val="1C3A36"/>
-                <w:sz w:val="17"/>
+            <w:tcW w:type="dxa" w:w="2088"/>
+          </w:tcPr>
+          <w:p>
+            <w:pPr>
+              <w:spacing w:after="20"/>
+            </w:pPr>
+            <w:r>
+              <w:rPr>
+                <w:color w:val="1C3A36"/>
+                <w:sz w:val="16"/>
               </w:rPr>
               <w:t>Ryanair</w:t>
             </w:r>
@@ -14741,17 +15136,17 @@
         </w:tc>
         <w:tc>
           <w:tcPr>
-            <w:tcW w:type="dxa" w:w="1944"/>
-          </w:tcPr>
-          <w:p>
-            <w:pPr>
-              <w:spacing w:after="20"/>
-              <w:jc w:val="right"/>
-            </w:pPr>
-            <w:r>
-              <w:rPr>
-                <w:color w:val="1C3A36"/>
-                <w:sz w:val="17"/>
+            <w:tcW w:type="dxa" w:w="2232"/>
+          </w:tcPr>
+          <w:p>
+            <w:pPr>
+              <w:spacing w:after="20"/>
+              <w:jc w:val="right"/>
+            </w:pPr>
+            <w:r>
+              <w:rPr>
+                <w:color w:val="1C3A36"/>
+                <w:sz w:val="16"/>
               </w:rPr>
               <w:t>12.6×</w:t>
             </w:r>
@@ -14759,37 +15154,37 @@
         </w:tc>
         <w:tc>
           <w:tcPr>
-            <w:tcW w:type="dxa" w:w="1584"/>
-          </w:tcPr>
-          <w:p>
-            <w:pPr>
-              <w:spacing w:after="20"/>
-              <w:jc w:val="right"/>
-            </w:pPr>
-            <w:r>
-              <w:rPr>
-                <w:color w:val="1C3A36"/>
-                <w:sz w:val="17"/>
-              </w:rPr>
-              <w:t>7.8×</w:t>
-            </w:r>
-          </w:p>
-        </w:tc>
-        <w:tc>
-          <w:tcPr>
-            <w:tcW w:type="dxa" w:w="3960"/>
-          </w:tcPr>
-          <w:p>
-            <w:pPr>
-              <w:spacing w:after="20"/>
-              <w:jc w:val="right"/>
-            </w:pPr>
-            <w:r>
-              <w:rPr>
-                <w:color w:val="1C3A36"/>
-                <w:sz w:val="17"/>
-              </w:rPr>
-              <w:t>trailing, USD ADR, 09-Aug-2026</w:t>
+            <w:tcW w:type="dxa" w:w="1872"/>
+          </w:tcPr>
+          <w:p>
+            <w:pPr>
+              <w:spacing w:after="20"/>
+              <w:jc w:val="right"/>
+            </w:pPr>
+            <w:r>
+              <w:rPr>
+                <w:color w:val="1C3A36"/>
+                <w:sz w:val="16"/>
+              </w:rPr>
+              <w:t>6.5×</w:t>
+            </w:r>
+          </w:p>
+        </w:tc>
+        <w:tc>
+          <w:tcPr>
+            <w:tcW w:type="dxa" w:w="3888"/>
+          </w:tcPr>
+          <w:p>
+            <w:pPr>
+              <w:spacing w:after="20"/>
+              <w:jc w:val="right"/>
+            </w:pPr>
+            <w:r>
+              <w:rPr>
+                <w:color w:val="1C3A36"/>
+                <w:sz w:val="16"/>
+              </w:rPr>
+              <w:t>PRIMARY: FY26 EBITDA €3,747.6mn (op profit + dep), 1,039.2mn shares and €2.7bn net cash per the Q1-FY27 report</w:t>
             </w:r>
           </w:p>
         </w:tc>
@@ -14797,16 +15192,16 @@
       <w:tr>
         <w:tc>
           <w:tcPr>
-            <w:tcW w:type="dxa" w:w="2592"/>
-          </w:tcPr>
-          <w:p>
-            <w:pPr>
-              <w:spacing w:after="20"/>
-            </w:pPr>
-            <w:r>
-              <w:rPr>
-                <w:color w:val="1C3A36"/>
-                <w:sz w:val="17"/>
+            <w:tcW w:type="dxa" w:w="2088"/>
+          </w:tcPr>
+          <w:p>
+            <w:pPr>
+              <w:spacing w:after="20"/>
+            </w:pPr>
+            <w:r>
+              <w:rPr>
+                <w:color w:val="1C3A36"/>
+                <w:sz w:val="16"/>
               </w:rPr>
               <w:t>easyJet</w:t>
             </w:r>
@@ -14814,17 +15209,17 @@
         </w:tc>
         <w:tc>
           <w:tcPr>
-            <w:tcW w:type="dxa" w:w="1944"/>
-          </w:tcPr>
-          <w:p>
-            <w:pPr>
-              <w:spacing w:after="20"/>
-              <w:jc w:val="right"/>
-            </w:pPr>
-            <w:r>
-              <w:rPr>
-                <w:color w:val="1C3A36"/>
-                <w:sz w:val="17"/>
+            <w:tcW w:type="dxa" w:w="2232"/>
+          </w:tcPr>
+          <w:p>
+            <w:pPr>
+              <w:spacing w:after="20"/>
+              <w:jc w:val="right"/>
+            </w:pPr>
+            <w:r>
+              <w:rPr>
+                <w:color w:val="1C3A36"/>
+                <w:sz w:val="16"/>
               </w:rPr>
               <w:t>12.4×</w:t>
             </w:r>
@@ -14832,17 +15227,17 @@
         </w:tc>
         <w:tc>
           <w:tcPr>
-            <w:tcW w:type="dxa" w:w="1584"/>
-          </w:tcPr>
-          <w:p>
-            <w:pPr>
-              <w:spacing w:after="20"/>
-              <w:jc w:val="right"/>
-            </w:pPr>
-            <w:r>
-              <w:rPr>
-                <w:color w:val="1C3A36"/>
-                <w:sz w:val="17"/>
+            <w:tcW w:type="dxa" w:w="1872"/>
+          </w:tcPr>
+          <w:p>
+            <w:pPr>
+              <w:spacing w:after="20"/>
+              <w:jc w:val="right"/>
+            </w:pPr>
+            <w:r>
+              <w:rPr>
+                <w:color w:val="1C3A36"/>
+                <w:sz w:val="16"/>
               </w:rPr>
               <w:t>3.5×</w:t>
             </w:r>
@@ -14850,19 +15245,19 @@
         </w:tc>
         <w:tc>
           <w:tcPr>
-            <w:tcW w:type="dxa" w:w="3960"/>
-          </w:tcPr>
-          <w:p>
-            <w:pPr>
-              <w:spacing w:after="20"/>
-              <w:jc w:val="right"/>
-            </w:pPr>
-            <w:r>
-              <w:rPr>
-                <w:color w:val="1C3A36"/>
-                <w:sz w:val="17"/>
-              </w:rPr>
-              <w:t>trailing, GBP, 07-Aug-2026</w:t>
+            <w:tcW w:type="dxa" w:w="3888"/>
+          </w:tcPr>
+          <w:p>
+            <w:pPr>
+              <w:spacing w:after="20"/>
+              <w:jc w:val="right"/>
+            </w:pPr>
+            <w:r>
+              <w:rPr>
+                <w:color w:val="1C3A36"/>
+                <w:sz w:val="16"/>
+              </w:rPr>
+              <w:t>FY25 (Sep y/e) results; aggregator cross-check</w:t>
             </w:r>
           </w:p>
         </w:tc>
@@ -14870,72 +15265,72 @@
       <w:tr>
         <w:tc>
           <w:tcPr>
-            <w:tcW w:type="dxa" w:w="2592"/>
-          </w:tcPr>
-          <w:p>
-            <w:pPr>
-              <w:spacing w:after="20"/>
-            </w:pPr>
-            <w:r>
-              <w:rPr>
-                <w:color w:val="1C3A36"/>
-                <w:sz w:val="17"/>
-              </w:rPr>
-              <w:t>IndiGo</w:t>
-            </w:r>
-          </w:p>
-        </w:tc>
-        <w:tc>
-          <w:tcPr>
-            <w:tcW w:type="dxa" w:w="1944"/>
-          </w:tcPr>
-          <w:p>
-            <w:pPr>
-              <w:spacing w:after="20"/>
-              <w:jc w:val="right"/>
-            </w:pPr>
-            <w:r>
-              <w:rPr>
-                <w:color w:val="1C3A36"/>
-                <w:sz w:val="17"/>
-              </w:rPr>
-              <w:t>n/m (loss year)</w:t>
-            </w:r>
-          </w:p>
-        </w:tc>
-        <w:tc>
-          <w:tcPr>
-            <w:tcW w:type="dxa" w:w="1584"/>
-          </w:tcPr>
-          <w:p>
-            <w:pPr>
-              <w:spacing w:after="20"/>
-              <w:jc w:val="right"/>
-            </w:pPr>
-            <w:r>
-              <w:rPr>
-                <w:color w:val="1C3A36"/>
-                <w:sz w:val="17"/>
-              </w:rPr>
-              <w:t>11.1×</w:t>
-            </w:r>
-          </w:p>
-        </w:tc>
-        <w:tc>
-          <w:tcPr>
-            <w:tcW w:type="dxa" w:w="3960"/>
-          </w:tcPr>
-          <w:p>
-            <w:pPr>
-              <w:spacing w:after="20"/>
-              <w:jc w:val="right"/>
-            </w:pPr>
-            <w:r>
-              <w:rPr>
-                <w:color w:val="1C3A36"/>
-                <w:sz w:val="17"/>
-              </w:rPr>
-              <w:t>trailing, INR, 09-Aug-2026</w:t>
+            <w:tcW w:type="dxa" w:w="2088"/>
+          </w:tcPr>
+          <w:p>
+            <w:pPr>
+              <w:spacing w:after="20"/>
+            </w:pPr>
+            <w:r>
+              <w:rPr>
+                <w:color w:val="1C3A36"/>
+                <w:sz w:val="16"/>
+              </w:rPr>
+              <w:t>Wizz Air</w:t>
+            </w:r>
+          </w:p>
+        </w:tc>
+        <w:tc>
+          <w:tcPr>
+            <w:tcW w:type="dxa" w:w="2232"/>
+          </w:tcPr>
+          <w:p>
+            <w:pPr>
+              <w:spacing w:after="20"/>
+              <w:jc w:val="right"/>
+            </w:pPr>
+            <w:r>
+              <w:rPr>
+                <w:color w:val="1C3A36"/>
+                <w:sz w:val="16"/>
+              </w:rPr>
+              <w:t>n/m (near-zero FY26 earnings)</w:t>
+            </w:r>
+          </w:p>
+        </w:tc>
+        <w:tc>
+          <w:tcPr>
+            <w:tcW w:type="dxa" w:w="1872"/>
+          </w:tcPr>
+          <w:p>
+            <w:pPr>
+              <w:spacing w:after="20"/>
+              <w:jc w:val="right"/>
+            </w:pPr>
+            <w:r>
+              <w:rPr>
+                <w:color w:val="1C3A36"/>
+                <w:sz w:val="16"/>
+              </w:rPr>
+              <w:t>4.7×</w:t>
+            </w:r>
+          </w:p>
+        </w:tc>
+        <w:tc>
+          <w:tcPr>
+            <w:tcW w:type="dxa" w:w="3888"/>
+          </w:tcPr>
+          <w:p>
+            <w:pPr>
+              <w:spacing w:after="20"/>
+              <w:jc w:val="right"/>
+            </w:pPr>
+            <w:r>
+              <w:rPr>
+                <w:color w:val="1C3A36"/>
+                <w:sz w:val="16"/>
+              </w:rPr>
+              <w:t>PRIMARY: FY26 EBITDA €1,318.3mn, net debt €4.9bn — the cheapest member, stated rather than suppressed</w:t>
             </w:r>
           </w:p>
         </w:tc>
@@ -14943,72 +15338,72 @@
       <w:tr>
         <w:tc>
           <w:tcPr>
-            <w:tcW w:type="dxa" w:w="2592"/>
-          </w:tcPr>
-          <w:p>
-            <w:pPr>
-              <w:spacing w:after="20"/>
-            </w:pPr>
-            <w:r>
-              <w:rPr>
-                <w:color w:val="1C3A36"/>
-                <w:sz w:val="17"/>
-              </w:rPr>
-              <w:t>Pegasus</w:t>
-            </w:r>
-          </w:p>
-        </w:tc>
-        <w:tc>
-          <w:tcPr>
-            <w:tcW w:type="dxa" w:w="1944"/>
-          </w:tcPr>
-          <w:p>
-            <w:pPr>
-              <w:spacing w:after="20"/>
-              <w:jc w:val="right"/>
-            </w:pPr>
-            <w:r>
-              <w:rPr>
-                <w:color w:val="1C3A36"/>
-                <w:sz w:val="17"/>
-              </w:rPr>
-              <w:t>8.9×</w:t>
-            </w:r>
-          </w:p>
-        </w:tc>
-        <w:tc>
-          <w:tcPr>
-            <w:tcW w:type="dxa" w:w="1584"/>
-          </w:tcPr>
-          <w:p>
-            <w:pPr>
-              <w:spacing w:after="20"/>
-              <w:jc w:val="right"/>
-            </w:pPr>
-            <w:r>
-              <w:rPr>
-                <w:color w:val="1C3A36"/>
-                <w:sz w:val="17"/>
-              </w:rPr>
-              <w:t>6.6×</w:t>
-            </w:r>
-          </w:p>
-        </w:tc>
-        <w:tc>
-          <w:tcPr>
-            <w:tcW w:type="dxa" w:w="3960"/>
-          </w:tcPr>
-          <w:p>
-            <w:pPr>
-              <w:spacing w:after="20"/>
-              <w:jc w:val="right"/>
-            </w:pPr>
-            <w:r>
-              <w:rPr>
-                <w:color w:val="1C3A36"/>
-                <w:sz w:val="17"/>
-              </w:rPr>
-              <w:t>lira statutory accounts — caution</w:t>
+            <w:tcW w:type="dxa" w:w="2088"/>
+          </w:tcPr>
+          <w:p>
+            <w:pPr>
+              <w:spacing w:after="20"/>
+            </w:pPr>
+            <w:r>
+              <w:rPr>
+                <w:color w:val="1C3A36"/>
+                <w:sz w:val="16"/>
+              </w:rPr>
+              <w:t>IndiGo</w:t>
+            </w:r>
+          </w:p>
+        </w:tc>
+        <w:tc>
+          <w:tcPr>
+            <w:tcW w:type="dxa" w:w="2232"/>
+          </w:tcPr>
+          <w:p>
+            <w:pPr>
+              <w:spacing w:after="20"/>
+              <w:jc w:val="right"/>
+            </w:pPr>
+            <w:r>
+              <w:rPr>
+                <w:color w:val="1C3A36"/>
+                <w:sz w:val="16"/>
+              </w:rPr>
+              <w:t>n/m (FX loss year)</w:t>
+            </w:r>
+          </w:p>
+        </w:tc>
+        <w:tc>
+          <w:tcPr>
+            <w:tcW w:type="dxa" w:w="1872"/>
+          </w:tcPr>
+          <w:p>
+            <w:pPr>
+              <w:spacing w:after="20"/>
+              <w:jc w:val="right"/>
+            </w:pPr>
+            <w:r>
+              <w:rPr>
+                <w:color w:val="1C3A36"/>
+                <w:sz w:val="16"/>
+              </w:rPr>
+              <w:t>11.1×</w:t>
+            </w:r>
+          </w:p>
+        </w:tc>
+        <w:tc>
+          <w:tcPr>
+            <w:tcW w:type="dxa" w:w="3888"/>
+          </w:tcPr>
+          <w:p>
+            <w:pPr>
+              <w:spacing w:after="20"/>
+              <w:jc w:val="right"/>
+            </w:pPr>
+            <w:r>
+              <w:rPr>
+                <w:color w:val="1C3A36"/>
+                <w:sz w:val="16"/>
+              </w:rPr>
+              <w:t>TTM INR; aggregator</w:t>
             </w:r>
           </w:p>
         </w:tc>
@@ -15016,72 +15411,72 @@
       <w:tr>
         <w:tc>
           <w:tcPr>
-            <w:tcW w:type="dxa" w:w="2592"/>
-          </w:tcPr>
-          <w:p>
-            <w:pPr>
-              <w:spacing w:after="20"/>
-            </w:pPr>
-            <w:r>
-              <w:rPr>
-                <w:color w:val="1C3A36"/>
-                <w:sz w:val="17"/>
-              </w:rPr>
-              <w:t>Jazeera Airways</w:t>
-            </w:r>
-          </w:p>
-        </w:tc>
-        <w:tc>
-          <w:tcPr>
-            <w:tcW w:type="dxa" w:w="1944"/>
-          </w:tcPr>
-          <w:p>
-            <w:pPr>
-              <w:spacing w:after="20"/>
-              <w:jc w:val="right"/>
-            </w:pPr>
-            <w:r>
-              <w:rPr>
-                <w:color w:val="1C3A36"/>
-                <w:sz w:val="17"/>
-              </w:rPr>
-              <w:t>≈17.7× (computed)</w:t>
-            </w:r>
-          </w:p>
-        </w:tc>
-        <w:tc>
-          <w:tcPr>
-            <w:tcW w:type="dxa" w:w="1584"/>
-          </w:tcPr>
-          <w:p>
-            <w:pPr>
-              <w:spacing w:after="20"/>
-              <w:jc w:val="right"/>
-            </w:pPr>
-            <w:r>
-              <w:rPr>
-                <w:color w:val="1C3A36"/>
-                <w:sz w:val="17"/>
-              </w:rPr>
-              <w:t>n/d</w:t>
-            </w:r>
-          </w:p>
-        </w:tc>
-        <w:tc>
-          <w:tcPr>
-            <w:tcW w:type="dxa" w:w="3960"/>
-          </w:tcPr>
-          <w:p>
-            <w:pPr>
-              <w:spacing w:after="20"/>
-              <w:jc w:val="right"/>
-            </w:pPr>
-            <w:r>
-              <w:rPr>
-                <w:color w:val="1C3A36"/>
-                <w:sz w:val="17"/>
-              </w:rPr>
-              <w:t>KWD, market cap 07-Aug-2026 / FY2025 profit</w:t>
+            <w:tcW w:type="dxa" w:w="2088"/>
+          </w:tcPr>
+          <w:p>
+            <w:pPr>
+              <w:spacing w:after="20"/>
+            </w:pPr>
+            <w:r>
+              <w:rPr>
+                <w:color w:val="1C3A36"/>
+                <w:sz w:val="16"/>
+              </w:rPr>
+              <w:t>Pegasus</w:t>
+            </w:r>
+          </w:p>
+        </w:tc>
+        <w:tc>
+          <w:tcPr>
+            <w:tcW w:type="dxa" w:w="2232"/>
+          </w:tcPr>
+          <w:p>
+            <w:pPr>
+              <w:spacing w:after="20"/>
+              <w:jc w:val="right"/>
+            </w:pPr>
+            <w:r>
+              <w:rPr>
+                <w:color w:val="1C3A36"/>
+                <w:sz w:val="16"/>
+              </w:rPr>
+              <w:t>8.9×</w:t>
+            </w:r>
+          </w:p>
+        </w:tc>
+        <w:tc>
+          <w:tcPr>
+            <w:tcW w:type="dxa" w:w="1872"/>
+          </w:tcPr>
+          <w:p>
+            <w:pPr>
+              <w:spacing w:after="20"/>
+              <w:jc w:val="right"/>
+            </w:pPr>
+            <w:r>
+              <w:rPr>
+                <w:color w:val="1C3A36"/>
+                <w:sz w:val="16"/>
+              </w:rPr>
+              <w:t>6.6×</w:t>
+            </w:r>
+          </w:p>
+        </w:tc>
+        <w:tc>
+          <w:tcPr>
+            <w:tcW w:type="dxa" w:w="3888"/>
+          </w:tcPr>
+          <w:p>
+            <w:pPr>
+              <w:spacing w:after="20"/>
+              <w:jc w:val="right"/>
+            </w:pPr>
+            <w:r>
+              <w:rPr>
+                <w:color w:val="1C3A36"/>
+                <w:sz w:val="16"/>
+              </w:rPr>
+              <w:t>EUR-functional IFRS (no inflation restatement — corrected label)</w:t>
             </w:r>
           </w:p>
         </w:tc>
@@ -15089,72 +15484,72 @@
       <w:tr>
         <w:tc>
           <w:tcPr>
-            <w:tcW w:type="dxa" w:w="2592"/>
-          </w:tcPr>
-          <w:p>
-            <w:pPr>
-              <w:spacing w:after="20"/>
-            </w:pPr>
-            <w:r>
-              <w:rPr>
-                <w:color w:val="1C3A36"/>
-                <w:sz w:val="17"/>
-              </w:rPr>
-              <w:t>Air-transport sector aggregate</w:t>
-            </w:r>
-          </w:p>
-        </w:tc>
-        <w:tc>
-          <w:tcPr>
-            <w:tcW w:type="dxa" w:w="1944"/>
-          </w:tcPr>
-          <w:p>
-            <w:pPr>
-              <w:spacing w:after="20"/>
-              <w:jc w:val="right"/>
-            </w:pPr>
-            <w:r>
-              <w:rPr>
-                <w:color w:val="1C3A36"/>
-                <w:sz w:val="17"/>
-              </w:rPr>
-              <w:t>12.9×</w:t>
-            </w:r>
-          </w:p>
-        </w:tc>
-        <w:tc>
-          <w:tcPr>
-            <w:tcW w:type="dxa" w:w="1584"/>
-          </w:tcPr>
-          <w:p>
-            <w:pPr>
-              <w:spacing w:after="20"/>
-              <w:jc w:val="right"/>
-            </w:pPr>
-            <w:r>
-              <w:rPr>
-                <w:color w:val="1C3A36"/>
-                <w:sz w:val="17"/>
-              </w:rPr>
-              <w:t>7.6×</w:t>
-            </w:r>
-          </w:p>
-        </w:tc>
-        <w:tc>
-          <w:tcPr>
-            <w:tcW w:type="dxa" w:w="3960"/>
-          </w:tcPr>
-          <w:p>
-            <w:pPr>
-              <w:spacing w:after="20"/>
-              <w:jc w:val="right"/>
-            </w:pPr>
-            <w:r>
-              <w:rPr>
-                <w:color w:val="1C3A36"/>
-                <w:sz w:val="17"/>
-              </w:rPr>
-              <w:t>profitable firms, January-2026 dataset</w:t>
+            <w:tcW w:type="dxa" w:w="2088"/>
+          </w:tcPr>
+          <w:p>
+            <w:pPr>
+              <w:spacing w:after="20"/>
+            </w:pPr>
+            <w:r>
+              <w:rPr>
+                <w:color w:val="1C3A36"/>
+                <w:sz w:val="16"/>
+              </w:rPr>
+              <w:t>Jazeera Airways</w:t>
+            </w:r>
+          </w:p>
+        </w:tc>
+        <w:tc>
+          <w:tcPr>
+            <w:tcW w:type="dxa" w:w="2232"/>
+          </w:tcPr>
+          <w:p>
+            <w:pPr>
+              <w:spacing w:after="20"/>
+              <w:jc w:val="right"/>
+            </w:pPr>
+            <w:r>
+              <w:rPr>
+                <w:color w:val="1C3A36"/>
+                <w:sz w:val="16"/>
+              </w:rPr>
+              <w:t>17.7× FY2025 (≈24× TTM after a Q1-2026 loss)</w:t>
+            </w:r>
+          </w:p>
+        </w:tc>
+        <w:tc>
+          <w:tcPr>
+            <w:tcW w:type="dxa" w:w="1872"/>
+          </w:tcPr>
+          <w:p>
+            <w:pPr>
+              <w:spacing w:after="20"/>
+              <w:jc w:val="right"/>
+            </w:pPr>
+            <w:r>
+              <w:rPr>
+                <w:color w:val="1C3A36"/>
+                <w:sz w:val="16"/>
+              </w:rPr>
+              <w:t>n/d</w:t>
+            </w:r>
+          </w:p>
+        </w:tc>
+        <w:tc>
+          <w:tcPr>
+            <w:tcW w:type="dxa" w:w="3888"/>
+          </w:tcPr>
+          <w:p>
+            <w:pPr>
+              <w:spacing w:after="20"/>
+              <w:jc w:val="right"/>
+            </w:pPr>
+            <w:r>
+              <w:rPr>
+                <w:color w:val="1C3A36"/>
+                <w:sz w:val="16"/>
+              </w:rPr>
+              <w:t>KWD; computed from market cap / reported profit</w:t>
             </w:r>
           </w:p>
         </w:tc>
@@ -15162,7 +15557,80 @@
       <w:tr>
         <w:tc>
           <w:tcPr>
-            <w:tcW w:type="dxa" w:w="2592"/>
+            <w:tcW w:type="dxa" w:w="2088"/>
+          </w:tcPr>
+          <w:p>
+            <w:pPr>
+              <w:spacing w:after="20"/>
+            </w:pPr>
+            <w:r>
+              <w:rPr>
+                <w:color w:val="1C3A36"/>
+                <w:sz w:val="16"/>
+              </w:rPr>
+              <w:t>US air-transport aggregate</w:t>
+            </w:r>
+          </w:p>
+        </w:tc>
+        <w:tc>
+          <w:tcPr>
+            <w:tcW w:type="dxa" w:w="2232"/>
+          </w:tcPr>
+          <w:p>
+            <w:pPr>
+              <w:spacing w:after="20"/>
+              <w:jc w:val="right"/>
+            </w:pPr>
+            <w:r>
+              <w:rPr>
+                <w:color w:val="1C3A36"/>
+                <w:sz w:val="16"/>
+              </w:rPr>
+              <w:t>12.9×</w:t>
+            </w:r>
+          </w:p>
+        </w:tc>
+        <w:tc>
+          <w:tcPr>
+            <w:tcW w:type="dxa" w:w="1872"/>
+          </w:tcPr>
+          <w:p>
+            <w:pPr>
+              <w:spacing w:after="20"/>
+              <w:jc w:val="right"/>
+            </w:pPr>
+            <w:r>
+              <w:rPr>
+                <w:color w:val="1C3A36"/>
+                <w:sz w:val="16"/>
+              </w:rPr>
+              <w:t>7.6×</w:t>
+            </w:r>
+          </w:p>
+        </w:tc>
+        <w:tc>
+          <w:tcPr>
+            <w:tcW w:type="dxa" w:w="3888"/>
+          </w:tcPr>
+          <w:p>
+            <w:pPr>
+              <w:spacing w:after="20"/>
+              <w:jc w:val="right"/>
+            </w:pPr>
+            <w:r>
+              <w:rPr>
+                <w:color w:val="1C3A36"/>
+                <w:sz w:val="16"/>
+              </w:rPr>
+              <w:t>profitable firms only — a survivorship screen, US dataset, January-2026</w:t>
+            </w:r>
+          </w:p>
+        </w:tc>
+      </w:tr>
+      <w:tr>
+        <w:tc>
+          <w:tcPr>
+            <w:tcW w:type="dxa" w:w="2088"/>
             <w:shd w:val="clear" w:color="auto" w:fill="F6F1E6"/>
           </w:tcPr>
           <w:p>
@@ -15173,7 +15641,7 @@
               <w:rPr>
                 <w:b/>
                 <w:color w:val="1C3A36"/>
-                <w:sz w:val="17"/>
+                <w:sz w:val="16"/>
               </w:rPr>
               <w:t>Air Arabia at spot</w:t>
             </w:r>
@@ -15181,7 +15649,7 @@
         </w:tc>
         <w:tc>
           <w:tcPr>
-            <w:tcW w:type="dxa" w:w="1944"/>
+            <w:tcW w:type="dxa" w:w="2232"/>
             <w:shd w:val="clear" w:color="auto" w:fill="F6F1E6"/>
           </w:tcPr>
           <w:p>
@@ -15193,7 +15661,7 @@
               <w:rPr>
                 <w:b/>
                 <w:color w:val="1C3A36"/>
-                <w:sz w:val="17"/>
+                <w:sz w:val="16"/>
               </w:rPr>
               <w:t>15.0×</w:t>
             </w:r>
@@ -15201,7 +15669,7 @@
         </w:tc>
         <w:tc>
           <w:tcPr>
-            <w:tcW w:type="dxa" w:w="1584"/>
+            <w:tcW w:type="dxa" w:w="1872"/>
             <w:shd w:val="clear" w:color="auto" w:fill="F6F1E6"/>
           </w:tcPr>
           <w:p>
@@ -15213,15 +15681,15 @@
               <w:rPr>
                 <w:b/>
                 <w:color w:val="1C3A36"/>
-                <w:sz w:val="17"/>
-              </w:rPr>
-              <w:t>10.6×</w:t>
-            </w:r>
-          </w:p>
-        </w:tc>
-        <w:tc>
-          <w:tcPr>
-            <w:tcW w:type="dxa" w:w="3960"/>
+                <w:sz w:val="16"/>
+              </w:rPr>
+              <w:t>11.7× ex-fees / 10.6× incl-fees</w:t>
+            </w:r>
+          </w:p>
+        </w:tc>
+        <w:tc>
+          <w:tcPr>
+            <w:tcW w:type="dxa" w:w="3888"/>
             <w:shd w:val="clear" w:color="auto" w:fill="F6F1E6"/>
           </w:tcPr>
           <w:p>
@@ -15233,9 +15701,9 @@
               <w:rPr>
                 <w:b/>
                 <w:color w:val="1C3A36"/>
-                <w:sz w:val="17"/>
-              </w:rPr>
-              <w:t>FY2025 audited, spot 07-Aug-2026</w:t>
+                <w:sz w:val="16"/>
+              </w:rPr>
+              <w:t>FY2025 audited; both EBITDA bases published</w:t>
             </w:r>
           </w:p>
         </w:tc>
@@ -15924,7 +16392,7 @@
                 <w:color w:val="1C3A36"/>
                 <w:sz w:val="17"/>
               </w:rPr>
-              <w:t>23.5%</w:t>
+              <w:t>23.4%</w:t>
             </w:r>
           </w:p>
         </w:tc>
@@ -15998,7 +16466,7 @@
                 <w:color w:val="1C3A36"/>
                 <w:sz w:val="17"/>
               </w:rPr>
-              <w:t>1,520</w:t>
+              <w:t>1,519</w:t>
             </w:r>
           </w:p>
         </w:tc>
@@ -16035,7 +16503,7 @@
                 <w:color w:val="1C3A36"/>
                 <w:sz w:val="17"/>
               </w:rPr>
-              <w:t>-7</w:t>
+              <w:t>-19</w:t>
             </w:r>
           </w:p>
         </w:tc>
@@ -16109,7 +16577,7 @@
                 <w:color w:val="1C3A36"/>
                 <w:sz w:val="17"/>
               </w:rPr>
-              <w:t>0.325</w:t>
+              <w:t>0.322</w:t>
             </w:r>
           </w:p>
         </w:tc>
@@ -16128,7 +16596,7 @@
                 <w:color w:val="1C3A36"/>
                 <w:sz w:val="17"/>
               </w:rPr>
-              <w:t>× justified multiple 13× → value (AED/share, at the anchor)</w:t>
+              <w:t>× justified multiple 13×</w:t>
             </w:r>
           </w:p>
         </w:tc>
@@ -16146,7 +16614,7 @@
                 <w:color w:val="1C3A36"/>
                 <w:sz w:val="17"/>
               </w:rPr>
-              <w:t>4.15</w:t>
+              <w:t>4.19</w:t>
             </w:r>
           </w:p>
         </w:tc>
@@ -16167,7 +16635,7 @@
                 <w:color w:val="1C3A36"/>
                 <w:sz w:val="17"/>
               </w:rPr>
-              <w:t>Range at 10× / 16×</w:t>
+              <w:t>× anchor accretion 1.0573, less the 30-fils dividend → value at the anchor</w:t>
             </w:r>
           </w:p>
         </w:tc>
@@ -16187,7 +16655,44 @@
                 <w:color w:val="1C3A36"/>
                 <w:sz w:val="17"/>
               </w:rPr>
-              <w:t>3.13 – 5.18</w:t>
+              <w:t>4.13</w:t>
+            </w:r>
+          </w:p>
+        </w:tc>
+      </w:tr>
+      <w:tr>
+        <w:tc>
+          <w:tcPr>
+            <w:tcW w:type="dxa" w:w="6192"/>
+          </w:tcPr>
+          <w:p>
+            <w:pPr>
+              <w:spacing w:after="20"/>
+            </w:pPr>
+            <w:r>
+              <w:rPr>
+                <w:color w:val="1C3A36"/>
+                <w:sz w:val="17"/>
+              </w:rPr>
+              <w:t>Range at 10× / 16×</w:t>
+            </w:r>
+          </w:p>
+        </w:tc>
+        <w:tc>
+          <w:tcPr>
+            <w:tcW w:type="dxa" w:w="3888"/>
+          </w:tcPr>
+          <w:p>
+            <w:pPr>
+              <w:spacing w:after="20"/>
+              <w:jc w:val="right"/>
+            </w:pPr>
+            <w:r>
+              <w:rPr>
+                <w:color w:val="1C3A36"/>
+                <w:sz w:val="17"/>
+              </w:rPr>
+              <w:t>3.11 – 5.15</w:t>
             </w:r>
           </w:p>
         </w:tc>
@@ -16338,7 +16843,7 @@
                 <w:color w:val="1C3A36"/>
                 <w:sz w:val="17"/>
               </w:rPr>
-              <w:t>900</w:t>
+              <w:t>550</w:t>
             </w:r>
           </w:p>
         </w:tc>
@@ -16375,7 +16880,7 @@
                 <w:color w:val="1C3A36"/>
                 <w:sz w:val="17"/>
               </w:rPr>
-              <w:t>-7</w:t>
+              <w:t>-51</w:t>
             </w:r>
           </w:p>
         </w:tc>
@@ -16449,7 +16954,7 @@
                 <w:color w:val="1C3A36"/>
                 <w:sz w:val="17"/>
               </w:rPr>
-              <w:t>998</w:t>
+              <w:t>604</w:t>
             </w:r>
           </w:p>
         </w:tc>
@@ -16468,7 +16973,7 @@
                 <w:color w:val="1C3A36"/>
                 <w:sz w:val="17"/>
               </w:rPr>
-              <w:t>Capitalised at 9.16% − 2.5% growth, plus half the net cash (haircut for permanence), per share</w:t>
+              <w:t>Grown one year at 2.5% and capitalised at 9.16% − 2.5%, plus half the net cash (haircut for permanence)</w:t>
             </w:r>
           </w:p>
         </w:tc>
@@ -16486,7 +16991,7 @@
                 <w:color w:val="1C3A36"/>
                 <w:sz w:val="17"/>
               </w:rPr>
-              <w:t>3.45</w:t>
+              <w:t>10,512</w:t>
             </w:r>
           </w:p>
         </w:tc>
@@ -16507,7 +17012,7 @@
                 <w:color w:val="1C3A36"/>
                 <w:sz w:val="17"/>
               </w:rPr>
-              <w:t>Range (tighter rate + full cash / wider rate, no cash)</w:t>
+              <w:t>Per share, × anchor accretion 1.0573, less the 30-fils dividend</w:t>
             </w:r>
           </w:p>
         </w:tc>
@@ -16527,7 +17032,44 @@
                 <w:color w:val="1C3A36"/>
                 <w:sz w:val="17"/>
               </w:rPr>
-              <w:t>2.65 – 4.37</w:t>
+              <w:t>2.08</w:t>
+            </w:r>
+          </w:p>
+        </w:tc>
+      </w:tr>
+      <w:tr>
+        <w:tc>
+          <w:tcPr>
+            <w:tcW w:type="dxa" w:w="6192"/>
+          </w:tcPr>
+          <w:p>
+            <w:pPr>
+              <w:spacing w:after="20"/>
+            </w:pPr>
+            <w:r>
+              <w:rPr>
+                <w:color w:val="1C3A36"/>
+                <w:sz w:val="17"/>
+              </w:rPr>
+              <w:t>Range (tighter rate + full cash / wider rate, no cash)</w:t>
+            </w:r>
+          </w:p>
+        </w:tc>
+        <w:tc>
+          <w:tcPr>
+            <w:tcW w:type="dxa" w:w="3888"/>
+          </w:tcPr>
+          <w:p>
+            <w:pPr>
+              <w:spacing w:after="20"/>
+              <w:jc w:val="right"/>
+            </w:pPr>
+            <w:r>
+              <w:rPr>
+                <w:color w:val="1C3A36"/>
+                <w:sz w:val="17"/>
+              </w:rPr>
+              <w:t>1.45 – 2.75</w:t>
             </w:r>
           </w:p>
         </w:tc>
@@ -16715,7 +17257,7 @@
                 <w:color w:val="1C3A36"/>
                 <w:sz w:val="17"/>
               </w:rPr>
-              <w:t>2,394</w:t>
+              <w:t>2,367</w:t>
             </w:r>
           </w:p>
         </w:tc>
@@ -16752,7 +17294,7 @@
                 <w:color w:val="1C3A36"/>
                 <w:sz w:val="17"/>
               </w:rPr>
-              <w:t>5,761</w:t>
+              <w:t>5,658</w:t>
             </w:r>
           </w:p>
         </w:tc>
@@ -16789,7 +17331,7 @@
                 <w:color w:val="1C3A36"/>
                 <w:sz w:val="17"/>
               </w:rPr>
-              <w:t>13,002</w:t>
+              <w:t>12,872</w:t>
             </w:r>
           </w:p>
         </w:tc>
@@ -16830,7 +17372,7 @@
                 <w:color w:val="1C3A36"/>
                 <w:sz w:val="17"/>
               </w:rPr>
-              <w:t>3.51</w:t>
+              <w:t>3.46</w:t>
             </w:r>
           </w:p>
         </w:tc>
@@ -16867,7 +17409,7 @@
                 <w:color w:val="1C3A36"/>
                 <w:sz w:val="17"/>
               </w:rPr>
-              <w:t>2.71 – 4.07</w:t>
+              <w:t>2.67 – 4.01</w:t>
             </w:r>
           </w:p>
         </w:tc>
@@ -17015,7 +17557,7 @@
           <w:color w:val="1C3A36"/>
           <w:sz w:val="21"/>
         </w:rPr>
-        <w:t>Ask the panel for one number and they refuse; ask for a region and they agree more than their methods suggest: Expert 1 at AED 4.15, Expert 2 at 3.45, Expert 3 at 3.51 — a median of 3.51, 33% below the market. Where they genuinely differ is not arithmetic but posture toward the ventures and the order book: the panel's whole spread is a debate about value that has not yet reached the consolidated accounts.</w:t>
+        <w:t>Ask the panel for one number and they refuse; ask for a region and they agree more than their methods suggest: Expert 1 at AED 4.13, Expert 2 at 2.08, Expert 3 at 3.46 — a median of 3.46, 34% below the market. Where they genuinely differ is not arithmetic but posture toward the ventures and the order book: the panel's whole spread is a debate about value that has not yet reached the consolidated accounts.</w:t>
       </w:r>
     </w:p>
     <w:p>
@@ -17244,7 +17786,7 @@
                 <w:color w:val="1C3A36"/>
                 <w:sz w:val="16"/>
               </w:rPr>
-              <w:t>23.5%</w:t>
+              <w:t>23.4%</w:t>
             </w:r>
           </w:p>
         </w:tc>

--- a/engine/airarabia_study/AIRARABIA_Valuation_Study_09-08-2026_public.docx
+++ b/engine/airarabia_study/AIRARABIA_Valuation_Study_09-08-2026_public.docx
@@ -493,7 +493,7 @@
                 <w:color w:val="1C3A36"/>
                 <w:sz w:val="18"/>
               </w:rPr>
-              <w:t>7.23</w:t>
+              <w:t>7.19</w:t>
             </w:r>
           </w:p>
         </w:tc>
@@ -937,7 +937,7 @@
                 <w:color w:val="1C3A36"/>
                 <w:sz w:val="18"/>
               </w:rPr>
-              <w:t>5.66</w:t>
+              <w:t>5.64</w:t>
             </w:r>
           </w:p>
         </w:tc>
@@ -1050,7 +1050,7 @@
                 <w:color w:val="1C3A36"/>
                 <w:sz w:val="18"/>
               </w:rPr>
-              <w:t>7.23</w:t>
+              <w:t>7.19</w:t>
             </w:r>
           </w:p>
         </w:tc>
@@ -5748,7 +5748,7 @@
                 <w:color w:val="1C3A36"/>
                 <w:sz w:val="17"/>
               </w:rPr>
-              <w:t>Beta</w:t>
+              <w:t>Beta — adopted</w:t>
             </w:r>
           </w:p>
         </w:tc>
@@ -5784,7 +5784,62 @@
                 <w:color w:val="1C3A36"/>
                 <w:sz w:val="17"/>
               </w:rPr>
-              <w:t>own-stock five-year weekly regression against the Dubai (DFM) general index: R² 0.40, 258 weeks, standard error 0.083, 90% interval 0.95–1.22</w:t>
+              <w:t>own-stock five-year weekly regression against the general index of the exchange the shares actually trade on: R² 0.40, 258 weeks, standard error 0.083, 90% interval 0.95–1.22. Every filing states the ordinary shares are listed on the Dubai Financial Market (2025 statements note 1; 2025 annual report; the Q1-2026 interim, note 1), and the annual report itself benchmarks the share price against that index</w:t>
+            </w:r>
+          </w:p>
+        </w:tc>
+      </w:tr>
+      <w:tr>
+        <w:tc>
+          <w:tcPr>
+            <w:tcW w:type="dxa" w:w="2952"/>
+          </w:tcPr>
+          <w:p>
+            <w:pPr>
+              <w:spacing w:after="20"/>
+            </w:pPr>
+            <w:r>
+              <w:rPr>
+                <w:color w:val="1C3A36"/>
+                <w:sz w:val="17"/>
+              </w:rPr>
+              <w:t>Beta — alternative benchmark (published, not adopted)</w:t>
+            </w:r>
+          </w:p>
+        </w:tc>
+        <w:tc>
+          <w:tcPr>
+            <w:tcW w:type="dxa" w:w="1296"/>
+          </w:tcPr>
+          <w:p>
+            <w:pPr>
+              <w:spacing w:after="20"/>
+              <w:jc w:val="right"/>
+            </w:pPr>
+            <w:r>
+              <w:rPr>
+                <w:color w:val="1C3A36"/>
+                <w:sz w:val="17"/>
+              </w:rPr>
+              <w:t>0.812</w:t>
+            </w:r>
+          </w:p>
+        </w:tc>
+        <w:tc>
+          <w:tcPr>
+            <w:tcW w:type="dxa" w:w="5832"/>
+          </w:tcPr>
+          <w:p>
+            <w:pPr>
+              <w:spacing w:after="20"/>
+              <w:jc w:val="right"/>
+            </w:pPr>
+            <w:r>
+              <w:rPr>
+                <w:color w:val="1C3A36"/>
+                <w:sz w:val="17"/>
+              </w:rPr>
+              <w:t>the identical regression against the Abu Dhabi general index, the other UAE market proxy, on the same window and the same usability test: R² 0.13, 260 weeks, standard error 0.128, 90% interval 0.60–1.02. It is the lower beta, and it would RAISE the valuation — but it explains a third as much of the share's weekly movement, which is the reason it is not adopted. Priced in full: cost of equity 8.39%, cost of capital 8.01%, cash-flow value AED 4.35 per share (+0.83, +24%)</w:t>
             </w:r>
           </w:p>
         </w:tc>
@@ -6795,7 +6850,7 @@
                 <w:color w:val="1C3A36"/>
                 <w:sz w:val="17"/>
               </w:rPr>
-              <w:t>Beta  [0.85 … 1.35]</w:t>
+              <w:t>Beta (leftmost = the alternative benchmark)  [0.81 … 1.35]</w:t>
             </w:r>
           </w:p>
         </w:tc>
@@ -6813,7 +6868,7 @@
                 <w:color w:val="1C3A36"/>
                 <w:sz w:val="17"/>
               </w:rPr>
-              <w:t>4.26</w:t>
+              <w:t>4.35</w:t>
             </w:r>
           </w:p>
         </w:tc>
@@ -6831,7 +6886,7 @@
                 <w:color w:val="1C3A36"/>
                 <w:sz w:val="17"/>
               </w:rPr>
-              <w:t>3.92</w:t>
+              <w:t>3.88</w:t>
             </w:r>
           </w:p>
         </w:tc>
@@ -6849,7 +6904,7 @@
                 <w:color w:val="1C3A36"/>
                 <w:sz w:val="17"/>
               </w:rPr>
-              <w:t>3.54</w:t>
+              <w:t>3.51</w:t>
             </w:r>
           </w:p>
         </w:tc>
@@ -6867,7 +6922,7 @@
                 <w:color w:val="1C3A36"/>
                 <w:sz w:val="17"/>
               </w:rPr>
-              <w:t>3.27</w:t>
+              <w:t>3.25</w:t>
             </w:r>
           </w:p>
         </w:tc>
@@ -6885,7 +6940,7 @@
                 <w:color w:val="1C3A36"/>
                 <w:sz w:val="17"/>
               </w:rPr>
-              <w:t>2.98</w:t>
+              <w:t>2.97</w:t>
             </w:r>
           </w:p>
         </w:tc>
@@ -7561,7 +7616,7 @@
           <w:color w:val="6E7B77"/>
           <w:sz w:val="17"/>
         </w:rPr>
-        <w:t>Each cell is a complete revaluation at the perturbed driver, all else held (the anchor-roll rate is held at the base cost of equity inside these re-runs; rolling at each perturbed rate moves off-base cells by no more than ~0.03). The middle column is the base DCF of AED 3.51 on every row EXCEPT the JV row, whose base (the audited carrying value) is its leftmost column — the remaining columns price successively richer JV framings.</w:t>
+        <w:t>Each cell is a complete revaluation at the perturbed driver, all else held. Where the perturbation moves the cost of capital, the accretion from the balance-sheet date to the pricing date moves with it — the accretion is a cost-of-equity effect, so holding it fixed while changing the rate would be inconsistent. (An earlier edition did hold it fixed, which left the base column of the rate rows reading AED 3.54 against a headline of 3.51; corrected, and the agreement is now checked automatically on every rebuild.) The middle column is the base value of AED 3.51 on every row EXCEPT the JV row, whose base (the audited carrying value) is its leftmost column — the remaining columns price successively richer JV framings — and the beta row, whose leftmost column is the alternative-benchmark regression described in 1.8.</w:t>
       </w:r>
     </w:p>
     <w:p>
@@ -16230,7 +16285,7 @@
           <w:color w:val="1C3A36"/>
           <w:sz w:val="21"/>
         </w:rPr>
-        <w:t>The build rests on 9 company-official documents (audited statements FY2022–FY2025, the reviewed Q1-2026 interim, the 2025 annual report and corporate press releases), 3 investor-presentation sources, and official-sector references (UAE central bank, the finance ministry's bond auctions, the January-2026 country-premium dataset, the airline association's monitors, the US energy agency's outlook). Three searches returned nothing and are recorded as such: seat/ASK disclosure, fuel-hedge ratios, and the owned-versus-leased forward delivery split. The full input-by-input listing, with dates and what each source contributed, is the companion bibliography document.</w:t>
+        <w:t>The build rests on 10 company-official documents (audited statements FY2022–FY2025, the reviewed Q1-2026 interim, the 2025 annual report and corporate press releases), 3 investor-presentation sources, and official-sector references (UAE central bank, the finance ministry's bond auctions, the January-2026 country-premium dataset, the airline association's monitors, the US energy agency's outlook). Three searches returned nothing and are recorded as such: seat/ASK disclosure, fuel-hedge ratios, and the owned-versus-leased forward delivery split. The full input-by-input listing, with dates and what each source contributed, is the companion bibliography document.</w:t>
       </w:r>
     </w:p>
     <w:p>

--- a/engine/airarabia_study/AIRARABIA_Valuation_Study_09-08-2026_public.docx
+++ b/engine/airarabia_study/AIRARABIA_Valuation_Study_09-08-2026_public.docx
@@ -1940,7 +1940,7 @@
                 <w:color w:val="1C3A36"/>
                 <w:sz w:val="18"/>
               </w:rPr>
-              <w:t>less depreciation &amp; amortisation</w:t>
+              <w:t>depreciation &amp; amortisation</w:t>
             </w:r>
           </w:p>
         </w:tc>
@@ -1958,7 +1958,7 @@
                 <w:color w:val="1C3A36"/>
                 <w:sz w:val="18"/>
               </w:rPr>
-              <w:t>720</w:t>
+              <w:t>-720</w:t>
             </w:r>
           </w:p>
         </w:tc>
@@ -1976,7 +1976,7 @@
                 <w:color w:val="1C3A36"/>
                 <w:sz w:val="18"/>
               </w:rPr>
-              <w:t>810</w:t>
+              <w:t>-810</w:t>
             </w:r>
           </w:p>
         </w:tc>
@@ -1994,7 +1994,7 @@
                 <w:color w:val="1C3A36"/>
                 <w:sz w:val="18"/>
               </w:rPr>
-              <w:t>900</w:t>
+              <w:t>-900</w:t>
             </w:r>
           </w:p>
         </w:tc>
@@ -2012,7 +2012,7 @@
                 <w:color w:val="1C3A36"/>
                 <w:sz w:val="18"/>
               </w:rPr>
-              <w:t>980</w:t>
+              <w:t>-980</w:t>
             </w:r>
           </w:p>
         </w:tc>
@@ -2030,7 +2030,7 @@
                 <w:color w:val="1C3A36"/>
                 <w:sz w:val="18"/>
               </w:rPr>
-              <w:t>1,060</w:t>
+              <w:t>-1,060</w:t>
             </w:r>
           </w:p>
         </w:tc>
@@ -2267,7 +2267,7 @@
                 <w:color w:val="1C3A36"/>
                 <w:sz w:val="18"/>
               </w:rPr>
-              <w:t>add back depreciation &amp; amortisation</w:t>
+              <w:t>depreciation &amp; amortisation added back</w:t>
             </w:r>
           </w:p>
         </w:tc>
@@ -2376,7 +2376,7 @@
                 <w:color w:val="1C3A36"/>
                 <w:sz w:val="18"/>
               </w:rPr>
-              <w:t>less owned capex + pre-delivery payments</w:t>
+              <w:t>owned capex + pre-delivery payments</w:t>
             </w:r>
           </w:p>
         </w:tc>
@@ -2394,7 +2394,7 @@
                 <w:color w:val="1C3A36"/>
                 <w:sz w:val="18"/>
               </w:rPr>
-              <w:t>2,000</w:t>
+              <w:t>-2,000</w:t>
             </w:r>
           </w:p>
         </w:tc>
@@ -2412,7 +2412,7 @@
                 <w:color w:val="1C3A36"/>
                 <w:sz w:val="18"/>
               </w:rPr>
-              <w:t>1,900</w:t>
+              <w:t>-1,900</w:t>
             </w:r>
           </w:p>
         </w:tc>
@@ -2430,7 +2430,7 @@
                 <w:color w:val="1C3A36"/>
                 <w:sz w:val="18"/>
               </w:rPr>
-              <w:t>1,900</w:t>
+              <w:t>-1,900</w:t>
             </w:r>
           </w:p>
         </w:tc>
@@ -2448,7 +2448,7 @@
                 <w:color w:val="1C3A36"/>
                 <w:sz w:val="18"/>
               </w:rPr>
-              <w:t>1,950</w:t>
+              <w:t>-1,950</w:t>
             </w:r>
           </w:p>
         </w:tc>
@@ -2466,7 +2466,7 @@
                 <w:color w:val="1C3A36"/>
                 <w:sz w:val="18"/>
               </w:rPr>
-              <w:t>2,000</w:t>
+              <w:t>-2,000</w:t>
             </w:r>
           </w:p>
         </w:tc>
@@ -2485,7 +2485,7 @@
                 <w:color w:val="1C3A36"/>
                 <w:sz w:val="18"/>
               </w:rPr>
-              <w:t>less leased-fleet additions (gross right-of-use value)</w:t>
+              <w:t>leased-fleet additions (gross right-of-use value)</w:t>
             </w:r>
           </w:p>
         </w:tc>
@@ -2503,7 +2503,7 @@
                 <w:color w:val="1C3A36"/>
                 <w:sz w:val="18"/>
               </w:rPr>
-              <w:t>175</w:t>
+              <w:t>-175</w:t>
             </w:r>
           </w:p>
         </w:tc>
@@ -2521,7 +2521,7 @@
                 <w:color w:val="1C3A36"/>
                 <w:sz w:val="18"/>
               </w:rPr>
-              <w:t>350</w:t>
+              <w:t>-350</w:t>
             </w:r>
           </w:p>
         </w:tc>
@@ -2539,7 +2539,7 @@
                 <w:color w:val="1C3A36"/>
                 <w:sz w:val="18"/>
               </w:rPr>
-              <w:t>350</w:t>
+              <w:t>-350</w:t>
             </w:r>
           </w:p>
         </w:tc>
@@ -2557,7 +2557,7 @@
                 <w:color w:val="1C3A36"/>
                 <w:sz w:val="18"/>
               </w:rPr>
-              <w:t>350</w:t>
+              <w:t>-350</w:t>
             </w:r>
           </w:p>
         </w:tc>
@@ -2575,7 +2575,7 @@
                 <w:color w:val="1C3A36"/>
                 <w:sz w:val="18"/>
               </w:rPr>
-              <w:t>350</w:t>
+              <w:t>-350</w:t>
             </w:r>
           </w:p>
         </w:tc>
@@ -2594,7 +2594,7 @@
                 <w:color w:val="1C3A36"/>
                 <w:sz w:val="18"/>
               </w:rPr>
-              <w:t>less change in working capital</w:t>
+              <w:t>change in working capital — a release adds, a build subtracts</w:t>
             </w:r>
           </w:p>
         </w:tc>
@@ -2612,7 +2612,7 @@
                 <w:color w:val="1C3A36"/>
                 <w:sz w:val="18"/>
               </w:rPr>
-              <w:t>151</w:t>
+              <w:t>-151</w:t>
             </w:r>
           </w:p>
         </w:tc>
@@ -2630,7 +2630,7 @@
                 <w:color w:val="1C3A36"/>
                 <w:sz w:val="18"/>
               </w:rPr>
-              <w:t>-373</w:t>
+              <w:t>373</w:t>
             </w:r>
           </w:p>
         </w:tc>
@@ -2648,7 +2648,7 @@
                 <w:color w:val="1C3A36"/>
                 <w:sz w:val="18"/>
               </w:rPr>
-              <w:t>-516</w:t>
+              <w:t>516</w:t>
             </w:r>
           </w:p>
         </w:tc>
@@ -2666,7 +2666,7 @@
                 <w:color w:val="1C3A36"/>
                 <w:sz w:val="18"/>
               </w:rPr>
-              <w:t>-536</w:t>
+              <w:t>536</w:t>
             </w:r>
           </w:p>
         </w:tc>
@@ -2684,7 +2684,7 @@
                 <w:color w:val="1C3A36"/>
                 <w:sz w:val="18"/>
               </w:rPr>
-              <w:t>-549</w:t>
+              <w:t>549</w:t>
             </w:r>
           </w:p>
         </w:tc>

--- a/engine/airarabia_study/AIRARABIA_Valuation_Study_09-08-2026_public.docx
+++ b/engine/airarabia_study/AIRARABIA_Valuation_Study_09-08-2026_public.docx
@@ -225,7 +225,7 @@
           <w:color w:val="1C3A36"/>
           <w:sz w:val="21"/>
         </w:rPr>
-        <w:t xml:space="preserve">Fair value clusters at AED 4.17 per share on the base framing and AED 4.42 with the joint-venture network capitalised — against a market price of AED 5.24. </w:t>
+        <w:t xml:space="preserve">Fair value clusters at AED 4.85 per share on the base framing and AED 5.40 with the joint-venture network capitalised — against a market price of AED 4.97. </w:t>
       </w:r>
       <w:r>
         <w:rPr>
@@ -234,7 +234,7 @@
           <w:color w:val="1C3A36"/>
           <w:sz w:val="21"/>
         </w:rPr>
-        <w:t>The market is paying about +26% above the base fundamental central (equivalently, the central sits -20% below the market — the same figure the summary table carries); the gap is, in large part, a price on two things this study deliberately prices both ways: cheaper fuel from 2027 and the five equity-accounted airlines the balance sheet carries at less than two times their annual profit contribution.</w:t>
+        <w:t>The market is paying about +2% above the base fundamental central (equivalently, the central sits -2% below the market — the same figure the summary table carries); the gap is, in large part, a price on two things this study deliberately prices both ways: cheaper fuel from 2027 and the five equity-accounted airlines the balance sheet carries at less than two times their annual profit contribution.</w:t>
       </w:r>
     </w:p>
     <w:p>
@@ -262,7 +262,7 @@
           <w:color w:val="1C3A36"/>
           <w:sz w:val="21"/>
         </w:rPr>
-        <w:t>Over the next three months the price map assigns a 50% band of AED 4.71–5.79 and a 90% band of AED 3.96–6.89 around the AED 5.24 spot — the fundamental ranges below are slower-moving claims about value, the map is a calibrated claim about price.</w:t>
+        <w:t>Over the next three months the price map assigns a 50% band of AED 4.71–5.79 and a 90% band of AED 3.96–6.89 around the AED 4.97 spot — the fundamental ranges below are slower-moving claims about value, the map is a calibrated claim about price.</w:t>
       </w:r>
     </w:p>
     <w:p>
@@ -401,7 +401,7 @@
                 <w:color w:val="1C3A36"/>
                 <w:sz w:val="18"/>
               </w:rPr>
-              <w:t>Weight</w:t>
+              <w:t>Role</w:t>
             </w:r>
           </w:p>
         </w:tc>
@@ -439,7 +439,7 @@
                 <w:color w:val="1C3A36"/>
                 <w:sz w:val="18"/>
               </w:rPr>
-              <w:t>Discounted cash flow (primary) · terminal value 95% of EV</w:t>
+              <w:t>Discounted cash flow (the central) · terminal value 96% of EV</w:t>
             </w:r>
           </w:p>
         </w:tc>
@@ -457,7 +457,7 @@
                 <w:color w:val="1C3A36"/>
                 <w:sz w:val="18"/>
               </w:rPr>
-              <w:t>0.62</w:t>
+              <w:t>1.12</w:t>
             </w:r>
           </w:p>
         </w:tc>
@@ -475,7 +475,7 @@
                 <w:color w:val="1C3A36"/>
                 <w:sz w:val="18"/>
               </w:rPr>
-              <w:t>4.35</w:t>
+              <w:t>4.85</w:t>
             </w:r>
           </w:p>
         </w:tc>
@@ -493,7 +493,7 @@
                 <w:color w:val="1C3A36"/>
                 <w:sz w:val="18"/>
               </w:rPr>
-              <w:t>9.68</w:t>
+              <w:t>7.04</w:t>
             </w:r>
           </w:p>
         </w:tc>
@@ -511,7 +511,7 @@
                 <w:color w:val="1C3A36"/>
                 <w:sz w:val="18"/>
               </w:rPr>
-              <w:t>45%</w:t>
+              <w:t>THE CENTRAL</w:t>
             </w:r>
           </w:p>
         </w:tc>
@@ -529,7 +529,7 @@
                 <w:color w:val="1C3A36"/>
                 <w:sz w:val="18"/>
               </w:rPr>
-              <w:t>-17%</w:t>
+              <w:t>-2%</w:t>
             </w:r>
           </w:p>
         </w:tc>
@@ -548,7 +548,7 @@
                 <w:color w:val="1C3A36"/>
                 <w:sz w:val="18"/>
               </w:rPr>
-              <w:t>Relative multiples</w:t>
+              <w:t>Relative multiples (cross-check)</w:t>
             </w:r>
           </w:p>
         </w:tc>
@@ -566,7 +566,7 @@
                 <w:color w:val="1C3A36"/>
                 <w:sz w:val="18"/>
               </w:rPr>
-              <w:t>3.19</w:t>
+              <w:t>3.21</w:t>
             </w:r>
           </w:p>
         </w:tc>
@@ -584,7 +584,7 @@
                 <w:color w:val="1C3A36"/>
                 <w:sz w:val="18"/>
               </w:rPr>
-              <w:t>3.79</w:t>
+              <w:t>3.81</w:t>
             </w:r>
           </w:p>
         </w:tc>
@@ -602,7 +602,7 @@
                 <w:color w:val="1C3A36"/>
                 <w:sz w:val="18"/>
               </w:rPr>
-              <w:t>4.39</w:t>
+              <w:t>4.41</w:t>
             </w:r>
           </w:p>
         </w:tc>
@@ -620,7 +620,7 @@
                 <w:color w:val="1C3A36"/>
                 <w:sz w:val="18"/>
               </w:rPr>
-              <w:t>20%</w:t>
+              <w:t>cross-check</w:t>
             </w:r>
           </w:p>
         </w:tc>
@@ -638,7 +638,7 @@
                 <w:color w:val="1C3A36"/>
                 <w:sz w:val="18"/>
               </w:rPr>
-              <w:t>-28%</w:t>
+              <w:t>-23%</w:t>
             </w:r>
           </w:p>
         </w:tc>
@@ -657,7 +657,7 @@
                 <w:color w:val="1C3A36"/>
                 <w:sz w:val="18"/>
               </w:rPr>
-              <w:t>Normalised earnings power</w:t>
+              <w:t>Book value and sustainable return (cross-check, a floor)</w:t>
             </w:r>
           </w:p>
         </w:tc>
@@ -675,7 +675,7 @@
                 <w:color w:val="1C3A36"/>
                 <w:sz w:val="18"/>
               </w:rPr>
-              <w:t>2.59</w:t>
+              <w:t>3.86</w:t>
             </w:r>
           </w:p>
         </w:tc>
@@ -693,7 +693,7 @@
                 <w:color w:val="1C3A36"/>
                 <w:sz w:val="18"/>
               </w:rPr>
-              <w:t>3.43</w:t>
+              <w:t>5.20</w:t>
             </w:r>
           </w:p>
         </w:tc>
@@ -711,7 +711,7 @@
                 <w:color w:val="1C3A36"/>
                 <w:sz w:val="18"/>
               </w:rPr>
-              <w:t>4.27</w:t>
+              <w:t>5.91</w:t>
             </w:r>
           </w:p>
         </w:tc>
@@ -729,7 +729,7 @@
                 <w:color w:val="1C3A36"/>
                 <w:sz w:val="18"/>
               </w:rPr>
-              <w:t>20%</w:t>
+              <w:t>cross-check</w:t>
             </w:r>
           </w:p>
         </w:tc>
@@ -747,7 +747,7 @@
                 <w:color w:val="1C3A36"/>
                 <w:sz w:val="18"/>
               </w:rPr>
-              <w:t>-35%</w:t>
+              <w:t>+5%</w:t>
             </w:r>
           </w:p>
         </w:tc>
@@ -756,107 +756,119 @@
         <w:tc>
           <w:tcPr>
             <w:tcW w:type="dxa" w:w="3816"/>
-          </w:tcPr>
-          <w:p>
-            <w:pPr>
-              <w:spacing w:after="20"/>
-            </w:pPr>
-            <w:r>
-              <w:rPr>
+            <w:shd w:val="clear" w:color="auto" w:fill="F6F1E6"/>
+          </w:tcPr>
+          <w:p>
+            <w:pPr>
+              <w:spacing w:after="20"/>
+            </w:pPr>
+            <w:r>
+              <w:rPr>
+                <w:b/>
                 <w:color w:val="1C3A36"/>
                 <w:sz w:val="18"/>
               </w:rPr>
-              <w:t>Book value and sustainable return</w:t>
+              <w:t>Central — the cash-flow lens, with the envelope its own bear and bull</w:t>
             </w:r>
           </w:p>
         </w:tc>
         <w:tc>
           <w:tcPr>
             <w:tcW w:type="dxa" w:w="1080"/>
-          </w:tcPr>
-          <w:p>
-            <w:pPr>
-              <w:spacing w:after="20"/>
-              <w:jc w:val="right"/>
-            </w:pPr>
-            <w:r>
-              <w:rPr>
+            <w:shd w:val="clear" w:color="auto" w:fill="F6F1E6"/>
+          </w:tcPr>
+          <w:p>
+            <w:pPr>
+              <w:spacing w:after="20"/>
+              <w:jc w:val="right"/>
+            </w:pPr>
+            <w:r>
+              <w:rPr>
+                <w:b/>
                 <w:color w:val="1C3A36"/>
                 <w:sz w:val="18"/>
               </w:rPr>
-              <w:t>3.84</w:t>
+              <w:t>1.12</w:t>
             </w:r>
           </w:p>
         </w:tc>
         <w:tc>
           <w:tcPr>
             <w:tcW w:type="dxa" w:w="1080"/>
-          </w:tcPr>
-          <w:p>
-            <w:pPr>
-              <w:spacing w:after="20"/>
-              <w:jc w:val="right"/>
-            </w:pPr>
-            <w:r>
-              <w:rPr>
+            <w:shd w:val="clear" w:color="auto" w:fill="F6F1E6"/>
+          </w:tcPr>
+          <w:p>
+            <w:pPr>
+              <w:spacing w:after="20"/>
+              <w:jc w:val="right"/>
+            </w:pPr>
+            <w:r>
+              <w:rPr>
+                <w:b/>
                 <w:color w:val="1C3A36"/>
                 <w:sz w:val="18"/>
               </w:rPr>
-              <w:t>5.17</w:t>
+              <w:t>4.85</w:t>
             </w:r>
           </w:p>
         </w:tc>
         <w:tc>
           <w:tcPr>
             <w:tcW w:type="dxa" w:w="1080"/>
-          </w:tcPr>
-          <w:p>
-            <w:pPr>
-              <w:spacing w:after="20"/>
-              <w:jc w:val="right"/>
-            </w:pPr>
-            <w:r>
-              <w:rPr>
+            <w:shd w:val="clear" w:color="auto" w:fill="F6F1E6"/>
+          </w:tcPr>
+          <w:p>
+            <w:pPr>
+              <w:spacing w:after="20"/>
+              <w:jc w:val="right"/>
+            </w:pPr>
+            <w:r>
+              <w:rPr>
+                <w:b/>
                 <w:color w:val="1C3A36"/>
                 <w:sz w:val="18"/>
               </w:rPr>
-              <w:t>5.88</w:t>
+              <w:t>7.04</w:t>
             </w:r>
           </w:p>
         </w:tc>
         <w:tc>
           <w:tcPr>
             <w:tcW w:type="dxa" w:w="1080"/>
-          </w:tcPr>
-          <w:p>
-            <w:pPr>
-              <w:spacing w:after="20"/>
-              <w:jc w:val="right"/>
-            </w:pPr>
-            <w:r>
-              <w:rPr>
+            <w:shd w:val="clear" w:color="auto" w:fill="F6F1E6"/>
+          </w:tcPr>
+          <w:p>
+            <w:pPr>
+              <w:spacing w:after="20"/>
+              <w:jc w:val="right"/>
+            </w:pPr>
+            <w:r>
+              <w:rPr>
+                <w:b/>
                 <w:color w:val="1C3A36"/>
                 <w:sz w:val="18"/>
               </w:rPr>
-              <w:t>15%</w:t>
+              <w:t>unweighted</w:t>
             </w:r>
           </w:p>
         </w:tc>
         <w:tc>
           <w:tcPr>
             <w:tcW w:type="dxa" w:w="1224"/>
-          </w:tcPr>
-          <w:p>
-            <w:pPr>
-              <w:spacing w:after="20"/>
-              <w:jc w:val="right"/>
-            </w:pPr>
-            <w:r>
-              <w:rPr>
+            <w:shd w:val="clear" w:color="auto" w:fill="F6F1E6"/>
+          </w:tcPr>
+          <w:p>
+            <w:pPr>
+              <w:spacing w:after="20"/>
+              <w:jc w:val="right"/>
+            </w:pPr>
+            <w:r>
+              <w:rPr>
+                <w:b/>
                 <w:color w:val="1C3A36"/>
                 <w:sz w:val="18"/>
               </w:rPr>
-              <w:t>-1%</w:t>
+              <w:t>-2%</w:t>
             </w:r>
           </w:p>
         </w:tc>
@@ -865,119 +877,107 @@
         <w:tc>
           <w:tcPr>
             <w:tcW w:type="dxa" w:w="3816"/>
-            <w:shd w:val="clear" w:color="auto" w:fill="F6F1E6"/>
-          </w:tcPr>
-          <w:p>
-            <w:pPr>
-              <w:spacing w:after="20"/>
-            </w:pPr>
-            <w:r>
-              <w:rPr>
-                <w:b/>
+          </w:tcPr>
+          <w:p>
+            <w:pPr>
+              <w:spacing w:after="20"/>
+            </w:pPr>
+            <w:r>
+              <w:rPr>
                 <w:color w:val="1C3A36"/>
                 <w:sz w:val="18"/>
               </w:rPr>
-              <w:t>Weighted central (range weighted like the base)</w:t>
+              <w:t>Normalised earnings power — computed and excluded, not a permitted lens for an airline: its reported earnings in any one year are an accident of the fuel curve, the delivery schedule and the load factor, so normalising them normalises a cycle rather than a level</w:t>
             </w:r>
           </w:p>
         </w:tc>
         <w:tc>
           <w:tcPr>
             <w:tcW w:type="dxa" w:w="1080"/>
-            <w:shd w:val="clear" w:color="auto" w:fill="F6F1E6"/>
-          </w:tcPr>
-          <w:p>
-            <w:pPr>
-              <w:spacing w:after="20"/>
-              <w:jc w:val="right"/>
-            </w:pPr>
-            <w:r>
-              <w:rPr>
-                <w:b/>
+          </w:tcPr>
+          <w:p>
+            <w:pPr>
+              <w:spacing w:after="20"/>
+              <w:jc w:val="right"/>
+            </w:pPr>
+            <w:r>
+              <w:rPr>
                 <w:color w:val="1C3A36"/>
                 <w:sz w:val="18"/>
               </w:rPr>
-              <w:t>2.01</w:t>
+              <w:t>2.60</w:t>
             </w:r>
           </w:p>
         </w:tc>
         <w:tc>
           <w:tcPr>
             <w:tcW w:type="dxa" w:w="1080"/>
-            <w:shd w:val="clear" w:color="auto" w:fill="F6F1E6"/>
-          </w:tcPr>
-          <w:p>
-            <w:pPr>
-              <w:spacing w:after="20"/>
-              <w:jc w:val="right"/>
-            </w:pPr>
-            <w:r>
-              <w:rPr>
-                <w:b/>
+          </w:tcPr>
+          <w:p>
+            <w:pPr>
+              <w:spacing w:after="20"/>
+              <w:jc w:val="right"/>
+            </w:pPr>
+            <w:r>
+              <w:rPr>
                 <w:color w:val="1C3A36"/>
                 <w:sz w:val="18"/>
               </w:rPr>
-              <w:t>4.17</w:t>
+              <w:t>3.45</w:t>
             </w:r>
           </w:p>
         </w:tc>
         <w:tc>
           <w:tcPr>
             <w:tcW w:type="dxa" w:w="1080"/>
-            <w:shd w:val="clear" w:color="auto" w:fill="F6F1E6"/>
-          </w:tcPr>
-          <w:p>
-            <w:pPr>
-              <w:spacing w:after="20"/>
-              <w:jc w:val="right"/>
-            </w:pPr>
-            <w:r>
-              <w:rPr>
-                <w:b/>
+          </w:tcPr>
+          <w:p>
+            <w:pPr>
+              <w:spacing w:after="20"/>
+              <w:jc w:val="right"/>
+            </w:pPr>
+            <w:r>
+              <w:rPr>
                 <w:color w:val="1C3A36"/>
                 <w:sz w:val="18"/>
               </w:rPr>
-              <w:t>6.97</w:t>
+              <w:t>4.30</w:t>
             </w:r>
           </w:p>
         </w:tc>
         <w:tc>
           <w:tcPr>
             <w:tcW w:type="dxa" w:w="1080"/>
-            <w:shd w:val="clear" w:color="auto" w:fill="F6F1E6"/>
-          </w:tcPr>
-          <w:p>
-            <w:pPr>
-              <w:spacing w:after="20"/>
-              <w:jc w:val="right"/>
-            </w:pPr>
-            <w:r>
-              <w:rPr>
-                <w:b/>
+          </w:tcPr>
+          <w:p>
+            <w:pPr>
+              <w:spacing w:after="20"/>
+              <w:jc w:val="right"/>
+            </w:pPr>
+            <w:r>
+              <w:rPr>
                 <w:color w:val="1C3A36"/>
                 <w:sz w:val="18"/>
               </w:rPr>
-              <w:t>100%</w:t>
+              <w:t>excluded</w:t>
             </w:r>
           </w:p>
         </w:tc>
         <w:tc>
           <w:tcPr>
             <w:tcW w:type="dxa" w:w="1224"/>
-            <w:shd w:val="clear" w:color="auto" w:fill="F6F1E6"/>
-          </w:tcPr>
-          <w:p>
-            <w:pPr>
-              <w:spacing w:after="20"/>
-              <w:jc w:val="right"/>
-            </w:pPr>
-            <w:r>
-              <w:rPr>
-                <w:b/>
+          </w:tcPr>
+          <w:p>
+            <w:pPr>
+              <w:spacing w:after="20"/>
+              <w:jc w:val="right"/>
+            </w:pPr>
+            <w:r>
+              <w:rPr>
                 <w:color w:val="1C3A36"/>
                 <w:sz w:val="18"/>
               </w:rPr>
-              <w:t>-20%</w:t>
+              <w:t>-31%</w:t>
             </w:r>
           </w:p>
         </w:tc>
@@ -996,7 +996,7 @@
                 <w:color w:val="1C3A36"/>
                 <w:sz w:val="18"/>
               </w:rPr>
-              <w:t>Widest single-lens span (DCF scenarios; labelled, not a weighted range)</w:t>
+              <w:t>Memo — the retired weighted blend this edition replaced</w:t>
             </w:r>
           </w:p>
         </w:tc>
@@ -1014,7 +1014,7 @@
                 <w:color w:val="1C3A36"/>
                 <w:sz w:val="18"/>
               </w:rPr>
-              <w:t>0.62</w:t>
+              <w:t>—</w:t>
             </w:r>
           </w:p>
         </w:tc>
@@ -1032,6 +1032,24 @@
                 <w:color w:val="1C3A36"/>
                 <w:sz w:val="18"/>
               </w:rPr>
+              <w:t>4.42</w:t>
+            </w:r>
+          </w:p>
+        </w:tc>
+        <w:tc>
+          <w:tcPr>
+            <w:tcW w:type="dxa" w:w="1080"/>
+          </w:tcPr>
+          <w:p>
+            <w:pPr>
+              <w:spacing w:after="20"/>
+              <w:jc w:val="right"/>
+            </w:pPr>
+            <w:r>
+              <w:rPr>
+                <w:color w:val="1C3A36"/>
+                <w:sz w:val="18"/>
+              </w:rPr>
               <w:t>—</w:t>
             </w:r>
           </w:p>
@@ -1050,13 +1068,13 @@
                 <w:color w:val="1C3A36"/>
                 <w:sz w:val="18"/>
               </w:rPr>
-              <w:t>9.68</w:t>
-            </w:r>
-          </w:p>
-        </w:tc>
-        <w:tc>
-          <w:tcPr>
-            <w:tcW w:type="dxa" w:w="1080"/>
+              <w:t>retired</w:t>
+            </w:r>
+          </w:p>
+        </w:tc>
+        <w:tc>
+          <w:tcPr>
+            <w:tcW w:type="dxa" w:w="1224"/>
           </w:tcPr>
           <w:p>
             <w:pPr>
@@ -1068,25 +1086,7 @@
                 <w:color w:val="1C3A36"/>
                 <w:sz w:val="18"/>
               </w:rPr>
-              <w:t>—</w:t>
-            </w:r>
-          </w:p>
-        </w:tc>
-        <w:tc>
-          <w:tcPr>
-            <w:tcW w:type="dxa" w:w="1224"/>
-          </w:tcPr>
-          <w:p>
-            <w:pPr>
-              <w:spacing w:after="20"/>
-              <w:jc w:val="right"/>
-            </w:pPr>
-            <w:r>
-              <w:rPr>
-                <w:color w:val="1C3A36"/>
-                <w:sz w:val="18"/>
-              </w:rPr>
-              <w:t>—</w:t>
+              <w:t>-11%</w:t>
             </w:r>
           </w:p>
         </w:tc>
@@ -1215,7 +1215,7 @@
                 <w:color w:val="1C3A36"/>
                 <w:sz w:val="18"/>
               </w:rPr>
-              <w:t>4.89</w:t>
+              <w:t>5.40</w:t>
             </w:r>
           </w:p>
         </w:tc>
@@ -1233,7 +1233,7 @@
                 <w:color w:val="1C3A36"/>
                 <w:sz w:val="18"/>
               </w:rPr>
-              <w:t>-7%</w:t>
+              <w:t>+9%</w:t>
             </w:r>
           </w:p>
         </w:tc>
@@ -1252,7 +1252,7 @@
                 <w:color w:val="1C3A36"/>
                 <w:sz w:val="18"/>
               </w:rPr>
-              <w:t>Weighted central on that framing</w:t>
+              <w:t>DCF on the high-fuel alternative (association path held)</w:t>
             </w:r>
           </w:p>
         </w:tc>
@@ -1270,7 +1270,7 @@
                 <w:color w:val="1C3A36"/>
                 <w:sz w:val="18"/>
               </w:rPr>
-              <w:t>4.42</w:t>
+              <w:t>2.75</w:t>
             </w:r>
           </w:p>
         </w:tc>
@@ -1288,7 +1288,7 @@
                 <w:color w:val="1C3A36"/>
                 <w:sz w:val="18"/>
               </w:rPr>
-              <w:t>-16%</w:t>
+              <w:t>-45%</w:t>
             </w:r>
           </w:p>
         </w:tc>
@@ -1307,7 +1307,7 @@
                 <w:color w:val="1C3A36"/>
                 <w:sz w:val="18"/>
               </w:rPr>
-              <w:t>DCF on the high-fuel alternative (association path held)</w:t>
+              <w:t>Expert panel median</w:t>
             </w:r>
           </w:p>
         </w:tc>
@@ -1325,7 +1325,7 @@
                 <w:color w:val="1C3A36"/>
                 <w:sz w:val="18"/>
               </w:rPr>
-              <w:t>2.30</w:t>
+              <w:t>4.12</w:t>
             </w:r>
           </w:p>
         </w:tc>
@@ -1343,7 +1343,7 @@
                 <w:color w:val="1C3A36"/>
                 <w:sz w:val="18"/>
               </w:rPr>
-              <w:t>-56%</w:t>
+              <w:t>-17%</w:t>
             </w:r>
           </w:p>
         </w:tc>
@@ -1362,7 +1362,7 @@
                 <w:color w:val="1C3A36"/>
                 <w:sz w:val="18"/>
               </w:rPr>
-              <w:t>Expert panel median</w:t>
+              <w:t>Market price (2026-08-07)</w:t>
             </w:r>
           </w:p>
         </w:tc>
@@ -1380,62 +1380,7 @@
                 <w:color w:val="1C3A36"/>
                 <w:sz w:val="18"/>
               </w:rPr>
-              <w:t>4.10</w:t>
-            </w:r>
-          </w:p>
-        </w:tc>
-        <w:tc>
-          <w:tcPr>
-            <w:tcW w:type="dxa" w:w="1440"/>
-          </w:tcPr>
-          <w:p>
-            <w:pPr>
-              <w:spacing w:after="20"/>
-              <w:jc w:val="right"/>
-            </w:pPr>
-            <w:r>
-              <w:rPr>
-                <w:color w:val="1C3A36"/>
-                <w:sz w:val="18"/>
-              </w:rPr>
-              <w:t>-22%</w:t>
-            </w:r>
-          </w:p>
-        </w:tc>
-      </w:tr>
-      <w:tr>
-        <w:tc>
-          <w:tcPr>
-            <w:tcW w:type="dxa" w:w="6192"/>
-          </w:tcPr>
-          <w:p>
-            <w:pPr>
-              <w:spacing w:after="20"/>
-            </w:pPr>
-            <w:r>
-              <w:rPr>
-                <w:color w:val="1C3A36"/>
-                <w:sz w:val="18"/>
-              </w:rPr>
-              <w:t>Market price (2026-08-07)</w:t>
-            </w:r>
-          </w:p>
-        </w:tc>
-        <w:tc>
-          <w:tcPr>
-            <w:tcW w:type="dxa" w:w="1728"/>
-          </w:tcPr>
-          <w:p>
-            <w:pPr>
-              <w:spacing w:after="20"/>
-              <w:jc w:val="right"/>
-            </w:pPr>
-            <w:r>
-              <w:rPr>
-                <w:color w:val="1C3A36"/>
-                <w:sz w:val="18"/>
-              </w:rPr>
-              <w:t>5.24</w:t>
+              <w:t>4.97</w:t>
             </w:r>
           </w:p>
         </w:tc>
@@ -1475,7 +1420,7 @@
           <w:color w:val="6E7B77"/>
           <w:sz w:val="17"/>
         </w:rPr>
-        <w:t>The DCF row shows the terminal-value share of enterprise value beside the lens, as it should: 95% of the operating value sits beyond the five forecast years, because the fleet build-out's spending lands inside the window while much of its revenue lands after it.</w:t>
+        <w:t>The DCF row shows the terminal-value share of enterprise value beside the lens, as it should: 96% of the operating value sits beyond the five forecast years, because the fleet build-out's spending lands inside the window while much of its revenue lands after it.</w:t>
       </w:r>
     </w:p>
     <w:p>
@@ -2842,7 +2787,7 @@
                 <w:color w:val="1C3A36"/>
                 <w:sz w:val="18"/>
               </w:rPr>
-              <w:t>0.9258</w:t>
+              <w:t>0.9260</w:t>
             </w:r>
           </w:p>
         </w:tc>
@@ -2860,7 +2805,7 @@
                 <w:color w:val="1C3A36"/>
                 <w:sz w:val="18"/>
               </w:rPr>
-              <w:t>0.8592</w:t>
+              <w:t>0.8594</w:t>
             </w:r>
           </w:p>
         </w:tc>
@@ -2878,7 +2823,7 @@
                 <w:color w:val="1C3A36"/>
                 <w:sz w:val="18"/>
               </w:rPr>
-              <w:t>0.7983</w:t>
+              <w:t>0.7985</w:t>
             </w:r>
           </w:p>
         </w:tc>
@@ -2896,7 +2841,7 @@
                 <w:color w:val="1C3A36"/>
                 <w:sz w:val="18"/>
               </w:rPr>
-              <w:t>0.7426</w:t>
+              <w:t>0.7428</w:t>
             </w:r>
           </w:p>
         </w:tc>
@@ -2914,7 +2859,7 @@
                 <w:color w:val="1C3A36"/>
                 <w:sz w:val="18"/>
               </w:rPr>
-              <w:t>0.6908</w:t>
+              <w:t>0.6910</w:t>
             </w:r>
           </w:p>
         </w:tc>
@@ -3195,7 +3140,7 @@
                 <w:color w:val="1C3A36"/>
                 <w:sz w:val="18"/>
               </w:rPr>
-              <w:t>16,097</w:t>
+              <w:t>18,221</w:t>
             </w:r>
           </w:p>
         </w:tc>
@@ -3232,7 +3177,7 @@
                 <w:color w:val="1C3A36"/>
                 <w:sz w:val="18"/>
               </w:rPr>
-              <w:t>16,898</w:t>
+              <w:t>19,022</w:t>
             </w:r>
           </w:p>
         </w:tc>
@@ -3273,7 +3218,7 @@
                 <w:color w:val="1C3A36"/>
                 <w:sz w:val="18"/>
               </w:rPr>
-              <w:t>95%</w:t>
+              <w:t>96%</w:t>
             </w:r>
           </w:p>
         </w:tc>
@@ -3458,7 +3403,7 @@
                 <w:color w:val="1C3A36"/>
                 <w:sz w:val="18"/>
               </w:rPr>
-              <w:t>20,747</w:t>
+              <w:t>22,871</w:t>
             </w:r>
           </w:p>
         </w:tc>
@@ -3499,7 +3444,7 @@
                 <w:color w:val="1C3A36"/>
                 <w:sz w:val="18"/>
               </w:rPr>
-              <w:t>AED 4.35</w:t>
+              <w:t>AED 4.85</w:t>
             </w:r>
           </w:p>
         </w:tc>
@@ -3540,7 +3485,7 @@
                 <w:color w:val="1C3A36"/>
                 <w:sz w:val="18"/>
               </w:rPr>
-              <w:t>AED 4.89</w:t>
+              <w:t>AED 5.40</w:t>
             </w:r>
           </w:p>
         </w:tc>
@@ -3576,7 +3521,7 @@
           <w:color w:val="1C3A36"/>
           <w:sz w:val="21"/>
         </w:rPr>
-        <w:t>Audited FY2025 book value is AED 1.80 per share. The trailing return on average attributable equity is 19.9%; the study strikes the SUSTAINABLE return at 18% — below the record year, because FY2025 carried a yield tailwind from constrained regional capacity. A justified price-to-book of (18% − 2.5%) / (7.86% − 2.5%) = 2.89× values the share at AED 5.17 at the anchor (bear 3.84 / bull 5.88 — all three legs on the same Gordon identity, (ROE − g) / (k − g), after critique caught the bear leg abandoning it).</w:t>
+        <w:t>Audited FY2025 book value is AED 1.80 per share. The trailing return on average attributable equity is 19.9%; the study strikes the SUSTAINABLE return at 18% — below the record year, because FY2025 carried a yield tailwind from constrained regional capacity. A justified price-to-book of (18% − 2.5%) / (7.86% − 2.5%) = 2.89× values the share at AED 5.20 at the anchor (bear 3.86 / bull 5.91 — all three legs on the same Gordon identity, (ROE − g) / (k − g), after critique caught the bear leg abandoning it).</w:t>
       </w:r>
     </w:p>
     <w:p>
@@ -3604,7 +3549,7 @@
           <w:color w:val="1C3A36"/>
           <w:sz w:val="21"/>
         </w:rPr>
-        <w:t>At 6.5× FY2027E EBITDA of AED 2,056mn EXCLUDING the fee/other-income stream — the basis peer multiples are computed on; the peer median rebuilt from primary filings is 6.5× — plus that fee stream valued separately as an after-tax annuity (AED 3,912mn), discounted and passed through the same bridge, the share is worth AED 3.79 (bear 3.19 at 5.0×, bull 4.39 at 8.0×). For context, the market currently pays 11.7× trailing EV/EBITDA ex-fees (10.6× including them — both bases published) and 15.0× trailing earnings — a premium to Ryanair (6.5×, 12.6× from its own filings), Wizz (4.7×), easyJet (3.5×, 12.4×) and the US profitable-carriers aggregate (7.6×, 12.9× — a survivorship-screened US dataset, labelled as such), nearer Kuwait's Jazeera Airways (~17.7× on FY2025). The relative lens's message is that the premium is already in the price; whether the JV network and the order book justify it is the study's central question, not the lens's input.</w:t>
+        <w:t>At 6.5× FY2027E EBITDA of AED 2,056mn EXCLUDING the fee/other-income stream — the basis peer multiples are computed on; the peer median rebuilt from primary filings is 6.5× — plus that fee stream valued separately as an after-tax annuity (AED 3,912mn), discounted and passed through the same bridge, the share is worth AED 3.81 (bear 3.21 at 5.0×, bull 4.41 at 8.0×). For context, the market currently pays 11.0× trailing EV/EBITDA ex-fees (9.9× including them — both bases published) and 14.2× trailing earnings — a premium to Ryanair (6.5×, 12.6× from its own filings), Wizz (4.7×), easyJet (3.5×, 12.4×) and the US profitable-carriers aggregate (7.6×, 12.9× — a survivorship-screened US dataset, labelled as such), nearer Kuwait's Jazeera Airways (~17.7× on FY2025). The relative lens's message is that the premium is already in the price; whether the JV network and the order book justify it is the study's central question, not the lens's input.</w:t>
       </w:r>
     </w:p>
     <w:p>
@@ -3632,7 +3577,7 @@
           <w:color w:val="1C3A36"/>
           <w:sz w:val="21"/>
         </w:rPr>
-        <w:t>Applying the mid-cycle EBITDA margin (23.4%, the FY2028E middle year) to FY2026E revenue at CURRENT scale, with FY2026E net finance income but EXCLUDING the JV share — after external critique correctly showed that multiplying JV earnings at 13× silently averaged the two JV framings inside the base central — gives normalised earnings of AED 0.267 per share; at 13× plus the JV network at BOOK that is AED 3.43 (bear 2.59 at 10×, bull 4.27 at 16×). The base-framing central now carries the JV at carrying value in every lens.</w:t>
+        <w:t>Applying the mid-cycle EBITDA margin (23.4%, the FY2028E middle year) to FY2026E revenue at CURRENT scale, with FY2026E net finance income but EXCLUDING the JV share — after external critique correctly showed that multiplying JV earnings at 13× silently averaged the two JV framings inside the base central — gives normalised earnings of AED 0.267 per share; at 13× plus the JV network at BOOK that is AED 3.45 (bear 2.60 at 10×, bull 4.30 at 16×). The base-framing central now carries the JV at carrying value in every lens.</w:t>
       </w:r>
     </w:p>
     <w:p>
@@ -5466,7 +5411,7 @@
           <w:color w:val="1C3A36"/>
           <w:sz w:val="21"/>
         </w:rPr>
-        <w:t>Two judgements dominate this valuation, and both are sensitised in their own physical units. FUEL: straight from the model's own grid, at 92.5% of the base fuel path the DCF is AED 5.12 and at 107.5% it is AED 3.57 — about AED 0.78 per share for each 7.5% move in the fuel line (roughly AED 13 per passenger). Priced BOTH ways as full paths: base (official-curve relief) AED 4.35; association-assumption held high, AED 2.30. THE JV NETWORK: at the audited carrying value it contributes AED 0.08 per share; capitalised at 15× its AED 190mn profit share it contributes AED 0.61 — the 0.55 per-share gap between the two framings is the single largest contested item in the study; the three ventures disclosed in both years grew their combined 100%-basis profits ~70% in FY2025 (the group's share grew 52% — a mix effect: the highest-stake venture, Morocco, declined while Pakistan tripled), and a new Saudi carrier was signed. One housekeeping note a reader of the auditor's report will want: the 'shares purchased during the year' it references is the venture transaction disclosed in note 1 — Air Arabia Egypt raised from 40% to 49% — not a buyback; share capital is unchanged and no treasury shares exist.</w:t>
+        <w:t>Two judgements dominate this valuation, and both are sensitised in their own physical units. FUEL: straight from the model's own grid, at 92.5% of the base fuel path the DCF is AED 5.65 and at 107.5% it is AED 4.05 — about AED 0.80 per share for each 7.5% move in the fuel line (roughly AED 13 per passenger). Priced BOTH ways as full paths: base (official-curve relief) AED 4.85; association-assumption held high, AED 2.75. THE JV NETWORK: at the audited carrying value it contributes AED 0.08 per share; capitalised at 15× its AED 190mn profit share it contributes AED 0.61 — the 0.55 per-share gap between the two framings is the single largest contested item in the study; the three ventures disclosed in both years grew their combined 100%-basis profits ~70% in FY2025 (the group's share grew 52% — a mix effect: the highest-stake venture, Morocco, declined while Pakistan tripled), and a new Saudi carrier was signed. One housekeeping note a reader of the auditor's report will want: the 'shares purchased during the year' it references is the venture transaction disclosed in note 1 — Air Arabia Egypt raised from 40% to 49% — not a buyback; share capital is unchanged and no treasury shares exist.</w:t>
       </w:r>
     </w:p>
     <w:p>
@@ -5839,7 +5784,7 @@
                 <w:color w:val="1C3A36"/>
                 <w:sz w:val="17"/>
               </w:rPr>
-              <w:t>the identical regression against a Dubai general-index series that is held but is not the registered regressor: R² 0.40, 258 weeks, standard error 0.083, 90% interval 0.95–1.22. It is the HIGHER beta and explains three times as much of this share's weekly movement, so on the evidence it is the better measurement — and it would LOWER the valuation. It is published rather than used because which index a beta is measured against is a matter of method, settled once for every company, not something one study decides for itself. Priced in full: cost of equity 9.73%, cost of capital 9.21%, cash-flow value AED 3.51 per share (-0.83, -19%)</w:t>
+              <w:t>the identical regression against a Dubai general-index series that is held but is not the registered regressor: R² 0.40, 258 weeks, standard error 0.083, 90% interval 0.95–1.22. It is the HIGHER beta and explains three times as much of this share's weekly movement, so on the evidence it is the better measurement — and it would LOWER the valuation. It is published rather than used because which index a beta is measured against is a matter of method, settled once for every company, not something one study decides for itself. Priced in full: cost of equity 9.73%, cost of capital 9.19%, cash-flow value AED 3.91 per share (-0.94, -19%)</w:t>
             </w:r>
           </w:p>
         </w:tc>
@@ -6041,7 +5986,7 @@
                 <w:color w:val="1C3A36"/>
                 <w:sz w:val="17"/>
               </w:rPr>
-              <w:t>10.2% / 89.8%</w:t>
+              <w:t>10.7% / 89.3%</w:t>
             </w:r>
           </w:p>
         </w:tc>
@@ -6096,7 +6041,7 @@
                 <w:color w:val="1C3A36"/>
                 <w:sz w:val="17"/>
               </w:rPr>
-              <w:t>8.01%</w:t>
+              <w:t>8.00%</w:t>
             </w:r>
           </w:p>
         </w:tc>
@@ -6619,7 +6564,7 @@
           <w:color w:val="1C3A36"/>
           <w:sz w:val="21"/>
         </w:rPr>
-        <w:t>On the index the beta is measured against — stated plainly, because it is the second most consequential number in this valuation after the fuel path. This share is listed in Dubai, and the natural regressor would be a Dubai general index. No Dubai general-index series is held for this purpose, so every company measured this way stands on the FTSE Abu Dhabi general index instead, one UAE market proxy standing in for the other. That substitution is better supported than it sounds: across five years of weekly returns the Abu Dhabi index explains the Dubai-listed shares BETTER than it explains the Abu Dhabi-listed ones it actually covers (median R² 0.240 against 0.127), and every one of those Dubai names clears the minimum usability threshold. It is nonetheless a substitute, and for THIS share it is the weaker of the two available measurements: 0.40 against 0.13 on explanatory power. Both are therefore published with their full statistics and both are priced — AED 4.35 on the measurement used, AED 3.51 on the cross-check, a 19% difference in the cash-flow value. A reader who prefers the Dubai measurement can read the second figure as this study's own, already-computed answer; it is not hidden in a sensitivity table.</w:t>
+        <w:t>On the index the beta is measured against — stated plainly, because it is the second most consequential number in this valuation after the fuel path. This share is listed in Dubai, and the natural regressor would be a Dubai general index. No Dubai general-index series is held for this purpose, so every company measured this way stands on the FTSE Abu Dhabi general index instead, one UAE market proxy standing in for the other. That substitution is better supported than it sounds: across five years of weekly returns the Abu Dhabi index explains the Dubai-listed shares BETTER than it explains the Abu Dhabi-listed ones it actually covers (median R² 0.240 against 0.127), and every one of those Dubai names clears the minimum usability threshold. It is nonetheless a substitute, and for THIS share it is the weaker of the two available measurements: 0.40 against 0.13 on explanatory power. Both are therefore published with their full statistics and both are priced — AED 4.85 on the measurement used, AED 3.91 on the cross-check, a 19% difference in the cash-flow value. A reader who prefers the Dubai measurement can read the second figure as this study's own, already-computed answer; it is not hidden in a sensitivity table.</w:t>
       </w:r>
     </w:p>
     <w:p>
@@ -6882,7 +6827,7 @@
                 <w:color w:val="1C3A36"/>
                 <w:sz w:val="17"/>
               </w:rPr>
-              <w:t>5.32</w:t>
+              <w:t>5.96</w:t>
             </w:r>
           </w:p>
         </w:tc>
@@ -6900,7 +6845,7 @@
                 <w:color w:val="1C3A36"/>
                 <w:sz w:val="17"/>
               </w:rPr>
-              <w:t>4.81</w:t>
+              <w:t>5.38</w:t>
             </w:r>
           </w:p>
         </w:tc>
@@ -6918,7 +6863,7 @@
                 <w:color w:val="1C3A36"/>
                 <w:sz w:val="17"/>
               </w:rPr>
-              <w:t>4.35</w:t>
+              <w:t>4.85</w:t>
             </w:r>
           </w:p>
         </w:tc>
@@ -6936,7 +6881,7 @@
                 <w:color w:val="1C3A36"/>
                 <w:sz w:val="17"/>
               </w:rPr>
-              <w:t>3.88</w:t>
+              <w:t>4.33</w:t>
             </w:r>
           </w:p>
         </w:tc>
@@ -6954,7 +6899,7 @@
                 <w:color w:val="1C3A36"/>
                 <w:sz w:val="17"/>
               </w:rPr>
-              <w:t>3.51</w:t>
+              <w:t>3.91</w:t>
             </w:r>
           </w:p>
         </w:tc>
@@ -6991,7 +6936,7 @@
                 <w:color w:val="1C3A36"/>
                 <w:sz w:val="17"/>
               </w:rPr>
-              <w:t>5.90</w:t>
+              <w:t>6.44</w:t>
             </w:r>
           </w:p>
         </w:tc>
@@ -7009,7 +6954,7 @@
                 <w:color w:val="1C3A36"/>
                 <w:sz w:val="17"/>
               </w:rPr>
-              <w:t>5.12</w:t>
+              <w:t>5.65</w:t>
             </w:r>
           </w:p>
         </w:tc>
@@ -7027,7 +6972,7 @@
                 <w:color w:val="1C3A36"/>
                 <w:sz w:val="17"/>
               </w:rPr>
-              <w:t>4.35</w:t>
+              <w:t>4.85</w:t>
             </w:r>
           </w:p>
         </w:tc>
@@ -7045,7 +6990,7 @@
                 <w:color w:val="1C3A36"/>
                 <w:sz w:val="17"/>
               </w:rPr>
-              <w:t>3.57</w:t>
+              <w:t>4.05</w:t>
             </w:r>
           </w:p>
         </w:tc>
@@ -7063,7 +7008,7 @@
                 <w:color w:val="1C3A36"/>
                 <w:sz w:val="17"/>
               </w:rPr>
-              <w:t>2.79</w:t>
+              <w:t>3.26</w:t>
             </w:r>
           </w:p>
         </w:tc>
@@ -7100,7 +7045,7 @@
                 <w:color w:val="1C3A36"/>
                 <w:sz w:val="17"/>
               </w:rPr>
-              <w:t>3.54</w:t>
+              <w:t>4.02</w:t>
             </w:r>
           </w:p>
         </w:tc>
@@ -7118,7 +7063,7 @@
                 <w:color w:val="1C3A36"/>
                 <w:sz w:val="17"/>
               </w:rPr>
-              <w:t>3.94</w:t>
+              <w:t>4.44</w:t>
             </w:r>
           </w:p>
         </w:tc>
@@ -7136,7 +7081,7 @@
                 <w:color w:val="1C3A36"/>
                 <w:sz w:val="17"/>
               </w:rPr>
-              <w:t>4.35</w:t>
+              <w:t>4.85</w:t>
             </w:r>
           </w:p>
         </w:tc>
@@ -7154,7 +7099,7 @@
                 <w:color w:val="1C3A36"/>
                 <w:sz w:val="17"/>
               </w:rPr>
-              <w:t>4.75</w:t>
+              <w:t>5.26</w:t>
             </w:r>
           </w:p>
         </w:tc>
@@ -7172,7 +7117,7 @@
                 <w:color w:val="1C3A36"/>
                 <w:sz w:val="17"/>
               </w:rPr>
-              <w:t>5.15</w:t>
+              <w:t>5.68</w:t>
             </w:r>
           </w:p>
         </w:tc>
@@ -7209,7 +7154,7 @@
                 <w:color w:val="1C3A36"/>
                 <w:sz w:val="17"/>
               </w:rPr>
-              <w:t>2.53</w:t>
+              <w:t>2.99</w:t>
             </w:r>
           </w:p>
         </w:tc>
@@ -7227,7 +7172,7 @@
                 <w:color w:val="1C3A36"/>
                 <w:sz w:val="17"/>
               </w:rPr>
-              <w:t>3.44</w:t>
+              <w:t>3.92</w:t>
             </w:r>
           </w:p>
         </w:tc>
@@ -7245,7 +7190,7 @@
                 <w:color w:val="1C3A36"/>
                 <w:sz w:val="17"/>
               </w:rPr>
-              <w:t>4.35</w:t>
+              <w:t>4.85</w:t>
             </w:r>
           </w:p>
         </w:tc>
@@ -7263,7 +7208,7 @@
                 <w:color w:val="1C3A36"/>
                 <w:sz w:val="17"/>
               </w:rPr>
-              <w:t>5.25</w:t>
+              <w:t>5.78</w:t>
             </w:r>
           </w:p>
         </w:tc>
@@ -7281,7 +7226,7 @@
                 <w:color w:val="1C3A36"/>
                 <w:sz w:val="17"/>
               </w:rPr>
-              <w:t>6.16</w:t>
+              <w:t>6.71</w:t>
             </w:r>
           </w:p>
         </w:tc>
@@ -7318,7 +7263,7 @@
                 <w:color w:val="1C3A36"/>
                 <w:sz w:val="17"/>
               </w:rPr>
-              <w:t>4.93</w:t>
+              <w:t>5.36</w:t>
             </w:r>
           </w:p>
         </w:tc>
@@ -7336,7 +7281,7 @@
                 <w:color w:val="1C3A36"/>
                 <w:sz w:val="17"/>
               </w:rPr>
-              <w:t>4.64</w:t>
+              <w:t>5.11</w:t>
             </w:r>
           </w:p>
         </w:tc>
@@ -7354,7 +7299,7 @@
                 <w:color w:val="1C3A36"/>
                 <w:sz w:val="17"/>
               </w:rPr>
-              <w:t>4.35</w:t>
+              <w:t>4.85</w:t>
             </w:r>
           </w:p>
         </w:tc>
@@ -7372,7 +7317,7 @@
                 <w:color w:val="1C3A36"/>
                 <w:sz w:val="17"/>
               </w:rPr>
-              <w:t>3.91</w:t>
+              <w:t>4.47</w:t>
             </w:r>
           </w:p>
         </w:tc>
@@ -7390,7 +7335,7 @@
                 <w:color w:val="1C3A36"/>
                 <w:sz w:val="17"/>
               </w:rPr>
-              <w:t>3.47</w:t>
+              <w:t>4.08</w:t>
             </w:r>
           </w:p>
         </w:tc>
@@ -7427,7 +7372,7 @@
                 <w:color w:val="1C3A36"/>
                 <w:sz w:val="17"/>
               </w:rPr>
-              <w:t>4.35</w:t>
+              <w:t>4.85</w:t>
             </w:r>
           </w:p>
         </w:tc>
@@ -7445,7 +7390,7 @@
                 <w:color w:val="1C3A36"/>
                 <w:sz w:val="17"/>
               </w:rPr>
-              <w:t>4.60</w:t>
+              <w:t>5.11</w:t>
             </w:r>
           </w:p>
         </w:tc>
@@ -7463,7 +7408,7 @@
                 <w:color w:val="1C3A36"/>
                 <w:sz w:val="17"/>
               </w:rPr>
-              <w:t>4.77</w:t>
+              <w:t>5.27</w:t>
             </w:r>
           </w:p>
         </w:tc>
@@ -7481,7 +7426,7 @@
                 <w:color w:val="1C3A36"/>
                 <w:sz w:val="17"/>
               </w:rPr>
-              <w:t>4.89</w:t>
+              <w:t>5.40</w:t>
             </w:r>
           </w:p>
         </w:tc>
@@ -7499,7 +7444,7 @@
                 <w:color w:val="1C3A36"/>
                 <w:sz w:val="17"/>
               </w:rPr>
-              <w:t>5.10</w:t>
+              <w:t>5.61</w:t>
             </w:r>
           </w:p>
         </w:tc>
@@ -7536,7 +7481,7 @@
                 <w:color w:val="1C3A36"/>
                 <w:sz w:val="17"/>
               </w:rPr>
-              <w:t>4.16</w:t>
+              <w:t>4.67</w:t>
             </w:r>
           </w:p>
         </w:tc>
@@ -7554,7 +7499,7 @@
                 <w:color w:val="1C3A36"/>
                 <w:sz w:val="17"/>
               </w:rPr>
-              <w:t>4.25</w:t>
+              <w:t>4.76</w:t>
             </w:r>
           </w:p>
         </w:tc>
@@ -7572,7 +7517,7 @@
                 <w:color w:val="1C3A36"/>
                 <w:sz w:val="17"/>
               </w:rPr>
-              <w:t>4.35</w:t>
+              <w:t>4.85</w:t>
             </w:r>
           </w:p>
         </w:tc>
@@ -7590,7 +7535,7 @@
                 <w:color w:val="1C3A36"/>
                 <w:sz w:val="17"/>
               </w:rPr>
-              <w:t>4.44</w:t>
+              <w:t>4.94</w:t>
             </w:r>
           </w:p>
         </w:tc>
@@ -7608,7 +7553,7 @@
                 <w:color w:val="1C3A36"/>
                 <w:sz w:val="17"/>
               </w:rPr>
-              <w:t>4.53</w:t>
+              <w:t>5.04</w:t>
             </w:r>
           </w:p>
         </w:tc>
@@ -7630,7 +7575,7 @@
           <w:color w:val="6E7B77"/>
           <w:sz w:val="17"/>
         </w:rPr>
-        <w:t>Each cell is a complete revaluation at the perturbed driver, all else held. Where the perturbation moves the cost of capital, the accretion from the balance-sheet date to the pricing date moves with it — the accretion is a cost-of-equity effect, so holding it fixed while changing the rate would be inconsistent. (An earlier edition did hold it fixed, which left the base column of the rate rows reading AED 3.54 against a headline of 4.35; corrected, and the agreement is now checked automatically on every rebuild.) The middle column is the base value of AED 4.35 on every row EXCEPT the JV row, whose base (the audited carrying value) is its leftmost column — the remaining columns price successively richer JV framings — and the beta row, whose RIGHTMOST column is the Dubai-index cross-check described in 1.8.</w:t>
+        <w:t>Each cell is a complete revaluation at the perturbed driver, all else held. Where the perturbation moves the cost of capital, the accretion from the balance-sheet date to the pricing date moves with it — the accretion is a cost-of-equity effect, so holding it fixed while changing the rate would be inconsistent. (An earlier edition did hold it fixed, which left the base column of the rate rows reading AED 3.54 against a headline of 4.85; corrected, and the agreement is now checked automatically on every rebuild.) The middle column is the base value of AED 4.85 on every row EXCEPT the JV row, whose base (the audited carrying value) is its leftmost column — the remaining columns price successively richer JV framings — and the beta row, whose RIGHTMOST column is the Dubai-index cross-check described in 1.8.</w:t>
       </w:r>
     </w:p>
     <w:p>
@@ -7976,7 +7921,7 @@
                 <w:color w:val="1C3A36"/>
                 <w:sz w:val="17"/>
               </w:rPr>
-              <w:t>5.24</w:t>
+              <w:t>4.97</w:t>
             </w:r>
           </w:p>
         </w:tc>
@@ -8251,7 +8196,7 @@
           <w:color w:val="1C3A36"/>
           <w:sz w:val="21"/>
         </w:rPr>
-        <w:t>From the 2026-08-07 close of AED 5.24, 50,000 simulated price paths — volatility fitted to this stock's own trading history, drift anchored to the risk-free rate net of the 5.7% trailing dividend yield — give the following bands:</w:t>
+        <w:t>From the 2026-08-07 close of AED 4.97, 50,000 simulated price paths — volatility fitted to this stock's own trading history, drift anchored to the risk-free rate net of the 5.7% trailing dividend yield — give the following bands:</w:t>
       </w:r>
     </w:p>
     <w:tbl>
@@ -9518,7 +9463,7 @@
           <w:color w:val="1C3A36"/>
           <w:sz w:val="21"/>
         </w:rPr>
-        <w:t>All four lens bases sit between AED 3.43 and AED 5.17 — a tight cluster 20% below the market price. The market, in other words, is already paying for the JV-capitalised framing plus some of the order book's post-2030 tail. That is not irrational; it is simply not conservative, and this study's job is to show exactly which assumptions you must accept to get there.</w:t>
+        <w:t>The three lens bases sit between AED 3.81 and AED 5.20 — a cluster 2% below the market price. The market, in other words, is already paying for the JV-capitalised framing plus some of the order book's post-2030 tail. That is not irrational; it is simply not conservative, and this study's job is to show exactly which assumptions you must accept to get there.</w:t>
       </w:r>
     </w:p>
     <w:p>
@@ -15732,7 +15677,7 @@
                 <w:color w:val="1C3A36"/>
                 <w:sz w:val="16"/>
               </w:rPr>
-              <w:t>15.0×</w:t>
+              <w:t>14.2×</w:t>
             </w:r>
           </w:p>
         </w:tc>
@@ -15752,7 +15697,7 @@
                 <w:color w:val="1C3A36"/>
                 <w:sz w:val="16"/>
               </w:rPr>
-              <w:t>11.7× ex-fees / 10.6× incl-fees</w:t>
+              <w:t>11.0× ex-fees / 9.9× incl-fees</w:t>
             </w:r>
           </w:p>
         </w:tc>
@@ -16704,7 +16649,7 @@
                 <w:color w:val="1C3A36"/>
                 <w:sz w:val="17"/>
               </w:rPr>
-              <w:t>× anchor accretion 1.0496, less the 30-fils dividend → value at the anchor</w:t>
+              <w:t>× anchor accretion 1.0558, less the 30-fils dividend → value at the anchor</w:t>
             </w:r>
           </w:p>
         </w:tc>
@@ -16724,7 +16669,7 @@
                 <w:color w:val="1C3A36"/>
                 <w:sz w:val="17"/>
               </w:rPr>
-              <w:t>4.10</w:t>
+              <w:t>4.12</w:t>
             </w:r>
           </w:p>
         </w:tc>
@@ -16761,7 +16706,7 @@
                 <w:color w:val="1C3A36"/>
                 <w:sz w:val="17"/>
               </w:rPr>
-              <w:t>3.08 – 5.11</w:t>
+              <w:t>3.10 – 5.14</w:t>
             </w:r>
           </w:p>
         </w:tc>
@@ -17081,7 +17026,7 @@
                 <w:color w:val="1C3A36"/>
                 <w:sz w:val="17"/>
               </w:rPr>
-              <w:t>Per share, × anchor accretion 1.0496, less the 30-fils dividend</w:t>
+              <w:t>Per share, × anchor accretion 1.0558, less the 30-fils dividend</w:t>
             </w:r>
           </w:p>
         </w:tc>
@@ -17101,7 +17046,7 @@
                 <w:color w:val="1C3A36"/>
                 <w:sz w:val="17"/>
               </w:rPr>
-              <w:t>2.57</w:t>
+              <w:t>2.59</w:t>
             </w:r>
           </w:p>
         </w:tc>
@@ -17138,7 +17083,7 @@
                 <w:color w:val="1C3A36"/>
                 <w:sz w:val="17"/>
               </w:rPr>
-              <w:t>1.78 – 3.47</w:t>
+              <w:t>1.79 – 3.50</w:t>
             </w:r>
           </w:p>
         </w:tc>
@@ -17326,7 +17271,7 @@
                 <w:color w:val="1C3A36"/>
                 <w:sz w:val="17"/>
               </w:rPr>
-              <w:t>2,779</w:t>
+              <w:t>2,782</w:t>
             </w:r>
           </w:p>
         </w:tc>
@@ -17363,7 +17308,7 @@
                 <w:color w:val="1C3A36"/>
                 <w:sz w:val="17"/>
               </w:rPr>
-              <w:t>9,017</w:t>
+              <w:t>9,019</w:t>
             </w:r>
           </w:p>
         </w:tc>
@@ -17400,7 +17345,7 @@
                 <w:color w:val="1C3A36"/>
                 <w:sz w:val="17"/>
               </w:rPr>
-              <w:t>16,642</w:t>
+              <w:t>16,647</w:t>
             </w:r>
           </w:p>
         </w:tc>
@@ -17441,7 +17386,7 @@
                 <w:color w:val="1C3A36"/>
                 <w:sz w:val="17"/>
               </w:rPr>
-              <w:t>4.29</w:t>
+              <w:t>4.31</w:t>
             </w:r>
           </w:p>
         </w:tc>
@@ -17478,7 +17423,7 @@
                 <w:color w:val="1C3A36"/>
                 <w:sz w:val="17"/>
               </w:rPr>
-              <w:t>3.13 – 4.83</w:t>
+              <w:t>3.14 – 4.86</w:t>
             </w:r>
           </w:p>
         </w:tc>
@@ -17626,7 +17571,7 @@
           <w:color w:val="1C3A36"/>
           <w:sz w:val="21"/>
         </w:rPr>
-        <w:t>Ask the panel for one number and they refuse; ask for a region and they agree more than their methods suggest: Expert 1 at AED 4.10, Expert 2 at 2.57, Expert 3 at 4.29 — a median of 4.10, 22% below the market. Where they genuinely differ is not arithmetic but posture toward the ventures and the order book: the panel's whole spread is a debate about value that has not yet reached the consolidated accounts.</w:t>
+        <w:t>Ask the panel for one number and they refuse; ask for a region and they agree more than their methods suggest: Expert 1 at AED 4.12, Expert 2 at 2.59, Expert 3 at 4.31 — a median of 4.12, 17% below the market. Where they genuinely differ is not arithmetic but posture toward the ventures and the order book: the panel's whole spread is a debate about value that has not yet reached the consolidated accounts.</w:t>
       </w:r>
     </w:p>
     <w:p>

--- a/engine/airarabia_study/AIRARABIA_Valuation_Study_09-08-2026_public.docx
+++ b/engine/airarabia_study/AIRARABIA_Valuation_Study_09-08-2026_public.docx
@@ -225,7 +225,7 @@
           <w:color w:val="1C3A36"/>
           <w:sz w:val="21"/>
         </w:rPr>
-        <w:t xml:space="preserve">Fair value clusters at AED 4.85 per share on the base framing and AED 5.40 with the joint-venture network capitalised — against a market price of AED 4.97. </w:t>
+        <w:t xml:space="preserve">Fair value clusters at AED 4.75 per share on the base framing and AED 5.29 with the joint-venture network capitalised — against a market price of AED 4.97. </w:t>
       </w:r>
       <w:r>
         <w:rPr>
@@ -234,7 +234,7 @@
           <w:color w:val="1C3A36"/>
           <w:sz w:val="21"/>
         </w:rPr>
-        <w:t>The market is paying about +2% above the base fundamental central (equivalently, the central sits -2% below the market — the same figure the summary table carries); the gap is, in large part, a price on two things this study deliberately prices both ways: cheaper fuel from 2027 and the five equity-accounted airlines the balance sheet carries at less than two times their annual profit contribution.</w:t>
+        <w:t>The market is paying about +5% above the base fundamental central (equivalently, the central sits -5% below the market — the same figure the summary table carries); the gap is, in large part, a price on two things this study deliberately prices both ways: cheaper fuel from 2027 and the five equity-accounted airlines the balance sheet carries at less than two times their annual profit contribution.</w:t>
       </w:r>
     </w:p>
     <w:p>
@@ -457,7 +457,7 @@
                 <w:color w:val="1C3A36"/>
                 <w:sz w:val="18"/>
               </w:rPr>
-              <w:t>1.12</w:t>
+              <w:t>1.08</w:t>
             </w:r>
           </w:p>
         </w:tc>
@@ -475,7 +475,7 @@
                 <w:color w:val="1C3A36"/>
                 <w:sz w:val="18"/>
               </w:rPr>
-              <w:t>4.85</w:t>
+              <w:t>4.75</w:t>
             </w:r>
           </w:p>
         </w:tc>
@@ -493,7 +493,7 @@
                 <w:color w:val="1C3A36"/>
                 <w:sz w:val="18"/>
               </w:rPr>
-              <w:t>7.04</w:t>
+              <w:t>6.91</w:t>
             </w:r>
           </w:p>
         </w:tc>
@@ -529,7 +529,7 @@
                 <w:color w:val="1C3A36"/>
                 <w:sz w:val="18"/>
               </w:rPr>
-              <w:t>-2%</w:t>
+              <w:t>-5%</w:t>
             </w:r>
           </w:p>
         </w:tc>
@@ -788,7 +788,7 @@
                 <w:color w:val="1C3A36"/>
                 <w:sz w:val="18"/>
               </w:rPr>
-              <w:t>1.12</w:t>
+              <w:t>1.08</w:t>
             </w:r>
           </w:p>
         </w:tc>
@@ -808,7 +808,7 @@
                 <w:color w:val="1C3A36"/>
                 <w:sz w:val="18"/>
               </w:rPr>
-              <w:t>4.85</w:t>
+              <w:t>4.75</w:t>
             </w:r>
           </w:p>
         </w:tc>
@@ -828,7 +828,7 @@
                 <w:color w:val="1C3A36"/>
                 <w:sz w:val="18"/>
               </w:rPr>
-              <w:t>7.04</w:t>
+              <w:t>6.91</w:t>
             </w:r>
           </w:p>
         </w:tc>
@@ -868,7 +868,7 @@
                 <w:color w:val="1C3A36"/>
                 <w:sz w:val="18"/>
               </w:rPr>
-              <w:t>-2%</w:t>
+              <w:t>-5%</w:t>
             </w:r>
           </w:p>
         </w:tc>
@@ -1032,7 +1032,7 @@
                 <w:color w:val="1C3A36"/>
                 <w:sz w:val="18"/>
               </w:rPr>
-              <w:t>4.42</w:t>
+              <w:t>4.37</w:t>
             </w:r>
           </w:p>
         </w:tc>
@@ -1086,7 +1086,7 @@
                 <w:color w:val="1C3A36"/>
                 <w:sz w:val="18"/>
               </w:rPr>
-              <w:t>-11%</w:t>
+              <w:t>-12%</w:t>
             </w:r>
           </w:p>
         </w:tc>
@@ -1215,7 +1215,7 @@
                 <w:color w:val="1C3A36"/>
                 <w:sz w:val="18"/>
               </w:rPr>
-              <w:t>5.40</w:t>
+              <w:t>5.29</w:t>
             </w:r>
           </w:p>
         </w:tc>
@@ -1233,7 +1233,7 @@
                 <w:color w:val="1C3A36"/>
                 <w:sz w:val="18"/>
               </w:rPr>
-              <w:t>+9%</w:t>
+              <w:t>+7%</w:t>
             </w:r>
           </w:p>
         </w:tc>
@@ -1270,7 +1270,7 @@
                 <w:color w:val="1C3A36"/>
                 <w:sz w:val="18"/>
               </w:rPr>
-              <w:t>2.75</w:t>
+              <w:t>2.69</w:t>
             </w:r>
           </w:p>
         </w:tc>
@@ -1288,7 +1288,7 @@
                 <w:color w:val="1C3A36"/>
                 <w:sz w:val="18"/>
               </w:rPr>
-              <w:t>-45%</w:t>
+              <w:t>-46%</w:t>
             </w:r>
           </w:p>
         </w:tc>
@@ -3140,7 +3140,7 @@
                 <w:color w:val="1C3A36"/>
                 <w:sz w:val="18"/>
               </w:rPr>
-              <w:t>18,221</w:t>
+              <w:t>17,756</w:t>
             </w:r>
           </w:p>
         </w:tc>
@@ -3177,7 +3177,7 @@
                 <w:color w:val="1C3A36"/>
                 <w:sz w:val="18"/>
               </w:rPr>
-              <w:t>19,022</w:t>
+              <w:t>18,557</w:t>
             </w:r>
           </w:p>
         </w:tc>
@@ -3403,7 +3403,7 @@
                 <w:color w:val="1C3A36"/>
                 <w:sz w:val="18"/>
               </w:rPr>
-              <w:t>22,871</w:t>
+              <w:t>22,406</w:t>
             </w:r>
           </w:p>
         </w:tc>
@@ -3444,7 +3444,7 @@
                 <w:color w:val="1C3A36"/>
                 <w:sz w:val="18"/>
               </w:rPr>
-              <w:t>AED 4.85</w:t>
+              <w:t>AED 4.75</w:t>
             </w:r>
           </w:p>
         </w:tc>
@@ -3485,7 +3485,7 @@
                 <w:color w:val="1C3A36"/>
                 <w:sz w:val="18"/>
               </w:rPr>
-              <w:t>AED 5.40</w:t>
+              <w:t>AED 5.29</w:t>
             </w:r>
           </w:p>
         </w:tc>
@@ -5411,7 +5411,7 @@
           <w:color w:val="1C3A36"/>
           <w:sz w:val="21"/>
         </w:rPr>
-        <w:t>Two judgements dominate this valuation, and both are sensitised in their own physical units. FUEL: straight from the model's own grid, at 92.5% of the base fuel path the DCF is AED 5.65 and at 107.5% it is AED 4.05 — about AED 0.80 per share for each 7.5% move in the fuel line (roughly AED 13 per passenger). Priced BOTH ways as full paths: base (official-curve relief) AED 4.85; association-assumption held high, AED 2.75. THE JV NETWORK: at the audited carrying value it contributes AED 0.08 per share; capitalised at 15× its AED 190mn profit share it contributes AED 0.61 — the 0.55 per-share gap between the two framings is the single largest contested item in the study; the three ventures disclosed in both years grew their combined 100%-basis profits ~70% in FY2025 (the group's share grew 52% — a mix effect: the highest-stake venture, Morocco, declined while Pakistan tripled), and a new Saudi carrier was signed. One housekeeping note a reader of the auditor's report will want: the 'shares purchased during the year' it references is the venture transaction disclosed in note 1 — Air Arabia Egypt raised from 40% to 49% — not a buyback; share capital is unchanged and no treasury shares exist.</w:t>
+        <w:t>Two judgements dominate this valuation, and both are sensitised in their own physical units. FUEL: straight from the model's own grid, at 92.5% of the base fuel path the DCF is AED 5.53 and at 107.5% it is AED 3.97 — about AED 0.78 per share for each 7.5% move in the fuel line (roughly AED 13 per passenger). Priced BOTH ways as full paths: base (official-curve relief) AED 4.75; association-assumption held high, AED 2.69. THE JV NETWORK: at the audited carrying value it contributes AED 0.08 per share; capitalised at 15× its AED 190mn profit share it contributes AED 0.61 — the 0.55 per-share gap between the two framings is the single largest contested item in the study; the three ventures disclosed in both years grew their combined 100%-basis profits ~70% in FY2025 (the group's share grew 52% — a mix effect: the highest-stake venture, Morocco, declined while Pakistan tripled), and a new Saudi carrier was signed. One housekeeping note a reader of the auditor's report will want: the 'shares purchased during the year' it references is the venture transaction disclosed in note 1 — Air Arabia Egypt raised from 40% to 49% — not a buyback; share capital is unchanged and no treasury shares exist.</w:t>
       </w:r>
     </w:p>
     <w:p>
@@ -5784,7 +5784,7 @@
                 <w:color w:val="1C3A36"/>
                 <w:sz w:val="17"/>
               </w:rPr>
-              <w:t>the identical regression against a Dubai general-index series that is held but is not the registered regressor: R² 0.40, 258 weeks, standard error 0.083, 90% interval 0.95–1.22. It is the HIGHER beta and explains three times as much of this share's weekly movement, so on the evidence it is the better measurement — and it would LOWER the valuation. It is published rather than used because which index a beta is measured against is a matter of method, settled once for every company, not something one study decides for itself. Priced in full: cost of equity 9.73%, cost of capital 9.19%, cash-flow value AED 3.91 per share (-0.94, -19%)</w:t>
+              <w:t>the identical regression against a Dubai general-index series that is held but is not the registered regressor: R² 0.40, 258 weeks, standard error 0.083, 90% interval 0.95–1.22. It is the HIGHER beta and explains three times as much of this share's weekly movement, so on the evidence it is the better measurement — and it would LOWER the valuation. It is published rather than used because which index a beta is measured against is a matter of method, settled once for every company, not something one study decides for itself. Priced in full: cost of equity 9.73%, cost of capital 9.19%, cash-flow value AED 3.83 per share (-0.92, -19%)</w:t>
             </w:r>
           </w:p>
         </w:tc>
@@ -6564,7 +6564,7 @@
           <w:color w:val="1C3A36"/>
           <w:sz w:val="21"/>
         </w:rPr>
-        <w:t>On the index the beta is measured against — stated plainly, because it is the second most consequential number in this valuation after the fuel path. This share is listed in Dubai, and the natural regressor would be a Dubai general index. No Dubai general-index series is held for this purpose, so every company measured this way stands on the FTSE Abu Dhabi general index instead, one UAE market proxy standing in for the other. That substitution is better supported than it sounds: across five years of weekly returns the Abu Dhabi index explains the Dubai-listed shares BETTER than it explains the Abu Dhabi-listed ones it actually covers (median R² 0.240 against 0.127), and every one of those Dubai names clears the minimum usability threshold. It is nonetheless a substitute, and for THIS share it is the weaker of the two available measurements: 0.40 against 0.13 on explanatory power. Both are therefore published with their full statistics and both are priced — AED 4.85 on the measurement used, AED 3.91 on the cross-check, a 19% difference in the cash-flow value. A reader who prefers the Dubai measurement can read the second figure as this study's own, already-computed answer; it is not hidden in a sensitivity table.</w:t>
+        <w:t>On the index the beta is measured against — stated plainly, because it is the second most consequential number in this valuation after the fuel path. This share is listed in Dubai, and the natural regressor would be a Dubai general index. No Dubai general-index series is held for this purpose, so every company measured this way stands on the FTSE Abu Dhabi general index instead, one UAE market proxy standing in for the other. That substitution is better supported than it sounds: across five years of weekly returns the Abu Dhabi index explains the Dubai-listed shares BETTER than it explains the Abu Dhabi-listed ones it actually covers (median R² 0.240 against 0.127), and every one of those Dubai names clears the minimum usability threshold. It is nonetheless a substitute, and for THIS share it is the weaker of the two available measurements: 0.40 against 0.13 on explanatory power. Both are therefore published with their full statistics and both are priced — AED 4.75 on the measurement used, AED 3.83 on the cross-check, a 19% difference in the cash-flow value. A reader who prefers the Dubai measurement can read the second figure as this study's own, already-computed answer; it is not hidden in a sensitivity table.</w:t>
       </w:r>
     </w:p>
     <w:p>
@@ -6827,7 +6827,7 @@
                 <w:color w:val="1C3A36"/>
                 <w:sz w:val="17"/>
               </w:rPr>
-              <w:t>5.96</w:t>
+              <w:t>5.82</w:t>
             </w:r>
           </w:p>
         </w:tc>
@@ -6845,7 +6845,7 @@
                 <w:color w:val="1C3A36"/>
                 <w:sz w:val="17"/>
               </w:rPr>
-              <w:t>5.38</w:t>
+              <w:t>5.26</w:t>
             </w:r>
           </w:p>
         </w:tc>
@@ -6863,7 +6863,7 @@
                 <w:color w:val="1C3A36"/>
                 <w:sz w:val="17"/>
               </w:rPr>
-              <w:t>4.85</w:t>
+              <w:t>4.75</w:t>
             </w:r>
           </w:p>
         </w:tc>
@@ -6881,7 +6881,7 @@
                 <w:color w:val="1C3A36"/>
                 <w:sz w:val="17"/>
               </w:rPr>
-              <w:t>4.33</w:t>
+              <w:t>4.23</w:t>
             </w:r>
           </w:p>
         </w:tc>
@@ -6899,7 +6899,7 @@
                 <w:color w:val="1C3A36"/>
                 <w:sz w:val="17"/>
               </w:rPr>
-              <w:t>3.91</w:t>
+              <w:t>3.83</w:t>
             </w:r>
           </w:p>
         </w:tc>
@@ -6936,7 +6936,7 @@
                 <w:color w:val="1C3A36"/>
                 <w:sz w:val="17"/>
               </w:rPr>
-              <w:t>6.44</w:t>
+              <w:t>6.31</w:t>
             </w:r>
           </w:p>
         </w:tc>
@@ -6954,7 +6954,7 @@
                 <w:color w:val="1C3A36"/>
                 <w:sz w:val="17"/>
               </w:rPr>
-              <w:t>5.65</w:t>
+              <w:t>5.53</w:t>
             </w:r>
           </w:p>
         </w:tc>
@@ -6972,7 +6972,7 @@
                 <w:color w:val="1C3A36"/>
                 <w:sz w:val="17"/>
               </w:rPr>
-              <w:t>4.85</w:t>
+              <w:t>4.75</w:t>
             </w:r>
           </w:p>
         </w:tc>
@@ -6990,7 +6990,7 @@
                 <w:color w:val="1C3A36"/>
                 <w:sz w:val="17"/>
               </w:rPr>
-              <w:t>4.05</w:t>
+              <w:t>3.97</w:t>
             </w:r>
           </w:p>
         </w:tc>
@@ -7008,7 +7008,7 @@
                 <w:color w:val="1C3A36"/>
                 <w:sz w:val="17"/>
               </w:rPr>
-              <w:t>3.26</w:t>
+              <w:t>3.19</w:t>
             </w:r>
           </w:p>
         </w:tc>
@@ -7045,7 +7045,7 @@
                 <w:color w:val="1C3A36"/>
                 <w:sz w:val="17"/>
               </w:rPr>
-              <w:t>4.02</w:t>
+              <w:t>3.93</w:t>
             </w:r>
           </w:p>
         </w:tc>
@@ -7063,7 +7063,7 @@
                 <w:color w:val="1C3A36"/>
                 <w:sz w:val="17"/>
               </w:rPr>
-              <w:t>4.44</w:t>
+              <w:t>4.34</w:t>
             </w:r>
           </w:p>
         </w:tc>
@@ -7081,7 +7081,7 @@
                 <w:color w:val="1C3A36"/>
                 <w:sz w:val="17"/>
               </w:rPr>
-              <w:t>4.85</w:t>
+              <w:t>4.75</w:t>
             </w:r>
           </w:p>
         </w:tc>
@@ -7099,7 +7099,7 @@
                 <w:color w:val="1C3A36"/>
                 <w:sz w:val="17"/>
               </w:rPr>
-              <w:t>5.26</w:t>
+              <w:t>5.15</w:t>
             </w:r>
           </w:p>
         </w:tc>
@@ -7117,7 +7117,7 @@
                 <w:color w:val="1C3A36"/>
                 <w:sz w:val="17"/>
               </w:rPr>
-              <w:t>5.68</w:t>
+              <w:t>5.56</w:t>
             </w:r>
           </w:p>
         </w:tc>
@@ -7154,7 +7154,7 @@
                 <w:color w:val="1C3A36"/>
                 <w:sz w:val="17"/>
               </w:rPr>
-              <w:t>2.99</w:t>
+              <w:t>2.92</w:t>
             </w:r>
           </w:p>
         </w:tc>
@@ -7172,7 +7172,7 @@
                 <w:color w:val="1C3A36"/>
                 <w:sz w:val="17"/>
               </w:rPr>
-              <w:t>3.92</w:t>
+              <w:t>3.83</w:t>
             </w:r>
           </w:p>
         </w:tc>
@@ -7190,7 +7190,7 @@
                 <w:color w:val="1C3A36"/>
                 <w:sz w:val="17"/>
               </w:rPr>
-              <w:t>4.85</w:t>
+              <w:t>4.75</w:t>
             </w:r>
           </w:p>
         </w:tc>
@@ -7208,7 +7208,7 @@
                 <w:color w:val="1C3A36"/>
                 <w:sz w:val="17"/>
               </w:rPr>
-              <w:t>5.78</w:t>
+              <w:t>5.66</w:t>
             </w:r>
           </w:p>
         </w:tc>
@@ -7226,7 +7226,7 @@
                 <w:color w:val="1C3A36"/>
                 <w:sz w:val="17"/>
               </w:rPr>
-              <w:t>6.71</w:t>
+              <w:t>6.57</w:t>
             </w:r>
           </w:p>
         </w:tc>
@@ -7263,7 +7263,7 @@
                 <w:color w:val="1C3A36"/>
                 <w:sz w:val="17"/>
               </w:rPr>
-              <w:t>5.36</w:t>
+              <w:t>5.26</w:t>
             </w:r>
           </w:p>
         </w:tc>
@@ -7281,7 +7281,7 @@
                 <w:color w:val="1C3A36"/>
                 <w:sz w:val="17"/>
               </w:rPr>
-              <w:t>5.11</w:t>
+              <w:t>5.00</w:t>
             </w:r>
           </w:p>
         </w:tc>
@@ -7299,7 +7299,7 @@
                 <w:color w:val="1C3A36"/>
                 <w:sz w:val="17"/>
               </w:rPr>
-              <w:t>4.85</w:t>
+              <w:t>4.75</w:t>
             </w:r>
           </w:p>
         </w:tc>
@@ -7317,7 +7317,7 @@
                 <w:color w:val="1C3A36"/>
                 <w:sz w:val="17"/>
               </w:rPr>
-              <w:t>4.47</w:t>
+              <w:t>4.36</w:t>
             </w:r>
           </w:p>
         </w:tc>
@@ -7335,7 +7335,7 @@
                 <w:color w:val="1C3A36"/>
                 <w:sz w:val="17"/>
               </w:rPr>
-              <w:t>4.08</w:t>
+              <w:t>3.98</w:t>
             </w:r>
           </w:p>
         </w:tc>
@@ -7372,7 +7372,7 @@
                 <w:color w:val="1C3A36"/>
                 <w:sz w:val="17"/>
               </w:rPr>
-              <w:t>4.85</w:t>
+              <w:t>4.75</w:t>
             </w:r>
           </w:p>
         </w:tc>
@@ -7390,7 +7390,7 @@
                 <w:color w:val="1C3A36"/>
                 <w:sz w:val="17"/>
               </w:rPr>
-              <w:t>5.11</w:t>
+              <w:t>5.00</w:t>
             </w:r>
           </w:p>
         </w:tc>
@@ -7408,7 +7408,7 @@
                 <w:color w:val="1C3A36"/>
                 <w:sz w:val="17"/>
               </w:rPr>
-              <w:t>5.27</w:t>
+              <w:t>5.17</w:t>
             </w:r>
           </w:p>
         </w:tc>
@@ -7426,7 +7426,7 @@
                 <w:color w:val="1C3A36"/>
                 <w:sz w:val="17"/>
               </w:rPr>
-              <w:t>5.40</w:t>
+              <w:t>5.29</w:t>
             </w:r>
           </w:p>
         </w:tc>
@@ -7444,7 +7444,7 @@
                 <w:color w:val="1C3A36"/>
                 <w:sz w:val="17"/>
               </w:rPr>
-              <w:t>5.61</w:t>
+              <w:t>5.50</w:t>
             </w:r>
           </w:p>
         </w:tc>
@@ -7481,7 +7481,7 @@
                 <w:color w:val="1C3A36"/>
                 <w:sz w:val="17"/>
               </w:rPr>
-              <w:t>4.67</w:t>
+              <w:t>4.56</w:t>
             </w:r>
           </w:p>
         </w:tc>
@@ -7499,7 +7499,7 @@
                 <w:color w:val="1C3A36"/>
                 <w:sz w:val="17"/>
               </w:rPr>
-              <w:t>4.76</w:t>
+              <w:t>4.65</w:t>
             </w:r>
           </w:p>
         </w:tc>
@@ -7517,7 +7517,7 @@
                 <w:color w:val="1C3A36"/>
                 <w:sz w:val="17"/>
               </w:rPr>
-              <w:t>4.85</w:t>
+              <w:t>4.75</w:t>
             </w:r>
           </w:p>
         </w:tc>
@@ -7535,7 +7535,7 @@
                 <w:color w:val="1C3A36"/>
                 <w:sz w:val="17"/>
               </w:rPr>
-              <w:t>4.94</w:t>
+              <w:t>4.84</w:t>
             </w:r>
           </w:p>
         </w:tc>
@@ -7553,7 +7553,7 @@
                 <w:color w:val="1C3A36"/>
                 <w:sz w:val="17"/>
               </w:rPr>
-              <w:t>5.04</w:t>
+              <w:t>4.93</w:t>
             </w:r>
           </w:p>
         </w:tc>
@@ -7575,7 +7575,7 @@
           <w:color w:val="6E7B77"/>
           <w:sz w:val="17"/>
         </w:rPr>
-        <w:t>Each cell is a complete revaluation at the perturbed driver, all else held. Where the perturbation moves the cost of capital, the accretion from the balance-sheet date to the pricing date moves with it — the accretion is a cost-of-equity effect, so holding it fixed while changing the rate would be inconsistent. (An earlier edition did hold it fixed, which left the base column of the rate rows reading AED 3.54 against a headline of 4.85; corrected, and the agreement is now checked automatically on every rebuild.) The middle column is the base value of AED 4.85 on every row EXCEPT the JV row, whose base (the audited carrying value) is its leftmost column — the remaining columns price successively richer JV framings — and the beta row, whose RIGHTMOST column is the Dubai-index cross-check described in 1.8.</w:t>
+        <w:t>Each cell is a complete revaluation at the perturbed driver, all else held. Where the perturbation moves the cost of capital, the accretion from the balance-sheet date to the pricing date moves with it — the accretion is a cost-of-equity effect, so holding it fixed while changing the rate would be inconsistent. (An earlier edition did hold it fixed, which left the base column of the rate rows reading AED 3.54 against a headline of 4.75; corrected, and the agreement is now checked automatically on every rebuild.) The middle column is the base value of AED 4.75 on every row EXCEPT the JV row, whose base (the audited carrying value) is its leftmost column — the remaining columns price successively richer JV framings — and the beta row, whose RIGHTMOST column is the Dubai-index cross-check described in 1.8.</w:t>
       </w:r>
     </w:p>
     <w:p>
@@ -9463,7 +9463,7 @@
           <w:color w:val="1C3A36"/>
           <w:sz w:val="21"/>
         </w:rPr>
-        <w:t>The three lens bases sit between AED 3.81 and AED 5.20 — a cluster 2% below the market price. The market, in other words, is already paying for the JV-capitalised framing plus some of the order book's post-2030 tail. That is not irrational; it is simply not conservative, and this study's job is to show exactly which assumptions you must accept to get there.</w:t>
+        <w:t>The three lens bases sit between AED 3.81 and AED 5.20 — a cluster 5% below the market price. The market, in other words, is already paying for the JV-capitalised framing plus some of the order book's post-2030 tail. That is not irrational; it is simply not conservative, and this study's job is to show exactly which assumptions you must accept to get there.</w:t>
       </w:r>
     </w:p>
     <w:p>
